--- a/public/templates/mclerts-template-3.docx
+++ b/public/templates/mclerts-template-3.docx
@@ -1,5 +1,410 @@
 
-<file path=word/document.xml><?xml version="1.0" encoding="utf-8"?>
+<file path=customXml\item1.xml><?xml version="1.0" encoding="utf-8"?>
+<ct:contentTypeSchema xmlns:ct="http://schemas.microsoft.com/office/2006/metadata/contentType" xmlns:ma="http://schemas.microsoft.com/office/2006/metadata/properties/metaAttributes" ct:_="" ma:_="" ma:contentTypeName="Document" ma:contentTypeID="0x01010002ADD259FDE2F445BE83DA447D930E27" ma:contentTypeVersion="17" ma:contentTypeDescription="Create a new document." ma:contentTypeScope="" ma:versionID="3f726f8c606e3b0b0bb53ea34e1d38e1">
+  <xsd:schema xmlns:xsd="http://www.w3.org/2001/XMLSchema" xmlns:xs="http://www.w3.org/2001/XMLSchema" xmlns:p="http://schemas.microsoft.com/office/2006/metadata/properties" xmlns:ns2="863ba5cc-d422-4b8f-b966-e0e4c0557a1a" xmlns:ns3="2ca8ada5-c074-4ef3-8850-5f936a1f648d" xmlns:ns4="06802a90-fa6f-4d9e-bbde-bd41c5cb4141" targetNamespace="http://schemas.microsoft.com/office/2006/metadata/properties" ma:root="true" ma:fieldsID="b0aa1f169966689f0f1e5a18a19e74f0" ns2:_="" ns3:_="" ns4:_="">
+    <xsd:import namespace="863ba5cc-d422-4b8f-b966-e0e4c0557a1a"/>
+    <xsd:import namespace="2ca8ada5-c074-4ef3-8850-5f936a1f648d"/>
+    <xsd:import namespace="06802a90-fa6f-4d9e-bbde-bd41c5cb4141"/>
+    <xsd:element name="properties">
+      <xsd:complexType>
+        <xsd:sequence>
+          <xsd:element name="documentManagement">
+            <xsd:complexType>
+              <xsd:all>
+                <xsd:element ref="ns2:SharedWithUsers" minOccurs="0"/>
+                <xsd:element ref="ns2:SharedWithDetails" minOccurs="0"/>
+                <xsd:element ref="ns3:MediaServiceMetadata" minOccurs="0"/>
+                <xsd:element ref="ns3:MediaServiceFastMetadata" minOccurs="0"/>
+                <xsd:element ref="ns3:MediaServiceDateTaken" minOccurs="0"/>
+                <xsd:element ref="ns3:MediaServiceAutoTags" minOccurs="0"/>
+                <xsd:element ref="ns3:MediaServiceGenerationTime" minOccurs="0"/>
+                <xsd:element ref="ns3:MediaServiceEventHashCode" minOccurs="0"/>
+                <xsd:element ref="ns3:MediaServiceOCR" minOccurs="0"/>
+                <xsd:element ref="ns3:MediaServiceLocation" minOccurs="0"/>
+                <xsd:element ref="ns3:LastModified" minOccurs="0"/>
+                <xsd:element ref="ns3:MediaServiceAutoKeyPoints" minOccurs="0"/>
+                <xsd:element ref="ns3:MediaServiceKeyPoints" minOccurs="0"/>
+                <xsd:element ref="ns3:MediaLengthInSeconds" minOccurs="0"/>
+                <xsd:element ref="ns3:lcf76f155ced4ddcb4097134ff3c332f" minOccurs="0"/>
+                <xsd:element ref="ns4:TaxCatchAll" minOccurs="0"/>
+              </xsd:all>
+            </xsd:complexType>
+          </xsd:element>
+        </xsd:sequence>
+      </xsd:complexType>
+    </xsd:element>
+  </xsd:schema>
+  <xsd:schema xmlns:xsd="http://www.w3.org/2001/XMLSchema" xmlns:xs="http://www.w3.org/2001/XMLSchema" xmlns:dms="http://schemas.microsoft.com/office/2006/documentManagement/types" xmlns:pc="http://schemas.microsoft.com/office/infopath/2007/PartnerControls" targetNamespace="863ba5cc-d422-4b8f-b966-e0e4c0557a1a" elementFormDefault="qualified">
+    <xsd:import namespace="http://schemas.microsoft.com/office/2006/documentManagement/types"/>
+    <xsd:import namespace="http://schemas.microsoft.com/office/infopath/2007/PartnerControls"/>
+    <xsd:element name="SharedWithUsers" ma:index="8" nillable="true" ma:displayName="Shared With" ma:internalName="SharedWithUsers" ma:readOnly="true">
+      <xsd:complexType>
+        <xsd:complexContent>
+          <xsd:extension base="dms:UserMulti">
+            <xsd:sequence>
+              <xsd:element name="UserInfo" minOccurs="0" maxOccurs="unbounded">
+                <xsd:complexType>
+                  <xsd:sequence>
+                    <xsd:element name="DisplayName" type="xsd:string" minOccurs="0"/>
+                    <xsd:element name="AccountId" type="dms:UserId" minOccurs="0" nillable="true"/>
+                    <xsd:element name="AccountType" type="xsd:string" minOccurs="0"/>
+                  </xsd:sequence>
+                </xsd:complexType>
+              </xsd:element>
+            </xsd:sequence>
+          </xsd:extension>
+        </xsd:complexContent>
+      </xsd:complexType>
+    </xsd:element>
+    <xsd:element name="SharedWithDetails" ma:index="9" nillable="true" ma:displayName="Shared With Details" ma:internalName="SharedWithDetails" ma:readOnly="true">
+      <xsd:simpleType>
+        <xsd:restriction base="dms:Note">
+          <xsd:maxLength value="255"/>
+        </xsd:restriction>
+      </xsd:simpleType>
+    </xsd:element>
+  </xsd:schema>
+  <xsd:schema xmlns:xsd="http://www.w3.org/2001/XMLSchema" xmlns:xs="http://www.w3.org/2001/XMLSchema" xmlns:dms="http://schemas.microsoft.com/office/2006/documentManagement/types" xmlns:pc="http://schemas.microsoft.com/office/infopath/2007/PartnerControls" targetNamespace="2ca8ada5-c074-4ef3-8850-5f936a1f648d" elementFormDefault="qualified">
+    <xsd:import namespace="http://schemas.microsoft.com/office/2006/documentManagement/types"/>
+    <xsd:import namespace="http://schemas.microsoft.com/office/infopath/2007/PartnerControls"/>
+    <xsd:element name="MediaServiceMetadata" ma:index="10" nillable="true" ma:displayName="MediaServiceMetadata" ma:hidden="true" ma:internalName="MediaServiceMetadata" ma:readOnly="true">
+      <xsd:simpleType>
+        <xsd:restriction base="dms:Note"/>
+      </xsd:simpleType>
+    </xsd:element>
+    <xsd:element name="MediaServiceFastMetadata" ma:index="11" nillable="true" ma:displayName="MediaServiceFastMetadata" ma:hidden="true" ma:internalName="MediaServiceFastMetadata" ma:readOnly="true">
+      <xsd:simpleType>
+        <xsd:restriction base="dms:Note"/>
+      </xsd:simpleType>
+    </xsd:element>
+    <xsd:element name="MediaServiceDateTaken" ma:index="12" nillable="true" ma:displayName="MediaServiceDateTaken" ma:hidden="true" ma:internalName="MediaServiceDateTaken" ma:readOnly="true">
+      <xsd:simpleType>
+        <xsd:restriction base="dms:Text"/>
+      </xsd:simpleType>
+    </xsd:element>
+    <xsd:element name="MediaServiceAutoTags" ma:index="13" nillable="true" ma:displayName="Tags" ma:internalName="MediaServiceAutoTags" ma:readOnly="true">
+      <xsd:simpleType>
+        <xsd:restriction base="dms:Text"/>
+      </xsd:simpleType>
+    </xsd:element>
+    <xsd:element name="MediaServiceGenerationTime" ma:index="14" nillable="true" ma:displayName="MediaServiceGenerationTime" ma:hidden="true" ma:internalName="MediaServiceGenerationTime" ma:readOnly="true">
+      <xsd:simpleType>
+        <xsd:restriction base="dms:Text"/>
+      </xsd:simpleType>
+    </xsd:element>
+    <xsd:element name="MediaServiceEventHashCode" ma:index="15" nillable="true" ma:displayName="MediaServiceEventHashCode" ma:hidden="true" ma:internalName="MediaServiceEventHashCode" ma:readOnly="true">
+      <xsd:simpleType>
+        <xsd:restriction base="dms:Text"/>
+      </xsd:simpleType>
+    </xsd:element>
+    <xsd:element name="MediaServiceOCR" ma:index="16" nillable="true" ma:displayName="Extracted Text" ma:internalName="MediaServiceOCR" ma:readOnly="true">
+      <xsd:simpleType>
+        <xsd:restriction base="dms:Note">
+          <xsd:maxLength value="255"/>
+        </xsd:restriction>
+      </xsd:simpleType>
+    </xsd:element>
+    <xsd:element name="MediaServiceLocation" ma:index="17" nillable="true" ma:displayName="Location" ma:internalName="MediaServiceLocation" ma:readOnly="true">
+      <xsd:simpleType>
+        <xsd:restriction base="dms:Text"/>
+      </xsd:simpleType>
+    </xsd:element>
+    <xsd:element name="LastModified" ma:index="18" nillable="true" ma:displayName="Last Modified" ma:format="Dropdown" ma:list="UserInfo" ma:SharePointGroup="0" ma:internalName="LastModified">
+      <xsd:complexType>
+        <xsd:complexContent>
+          <xsd:extension base="dms:User">
+            <xsd:sequence>
+              <xsd:element name="UserInfo" minOccurs="0" maxOccurs="unbounded">
+                <xsd:complexType>
+                  <xsd:sequence>
+                    <xsd:element name="DisplayName" type="xsd:string" minOccurs="0"/>
+                    <xsd:element name="AccountId" type="dms:UserId" minOccurs="0" nillable="true"/>
+                    <xsd:element name="AccountType" type="xsd:string" minOccurs="0"/>
+                  </xsd:sequence>
+                </xsd:complexType>
+              </xsd:element>
+            </xsd:sequence>
+          </xsd:extension>
+        </xsd:complexContent>
+      </xsd:complexType>
+    </xsd:element>
+    <xsd:element name="MediaServiceAutoKeyPoints" ma:index="19" nillable="true" ma:displayName="MediaServiceAutoKeyPoints" ma:hidden="true" ma:internalName="MediaServiceAutoKeyPoints" ma:readOnly="true">
+      <xsd:simpleType>
+        <xsd:restriction base="dms:Note"/>
+      </xsd:simpleType>
+    </xsd:element>
+    <xsd:element name="MediaServiceKeyPoints" ma:index="20" nillable="true" ma:displayName="KeyPoints" ma:internalName="MediaServiceKeyPoints" ma:readOnly="true">
+      <xsd:simpleType>
+        <xsd:restriction base="dms:Note">
+          <xsd:maxLength value="255"/>
+        </xsd:restriction>
+      </xsd:simpleType>
+    </xsd:element>
+    <xsd:element name="MediaLengthInSeconds" ma:index="21" nillable="true" ma:displayName="Length (seconds)" ma:internalName="MediaLengthInSeconds" ma:readOnly="true">
+      <xsd:simpleType>
+        <xsd:restriction base="dms:Unknown"/>
+      </xsd:simpleType>
+    </xsd:element>
+    <xsd:element name="lcf76f155ced4ddcb4097134ff3c332f" ma:index="23" nillable="true" ma:taxonomy="true" ma:internalName="lcf76f155ced4ddcb4097134ff3c332f" ma:taxonomyFieldName="MediaServiceImageTags" ma:displayName="Image Tags" ma:readOnly="false" ma:fieldId="{5cf76f15-5ced-4ddc-b409-7134ff3c332f}" ma:taxonomyMulti="true" ma:sspId="0a1c2543-c6a6-4b67-842a-71d0b6fa68ba" ma:termSetId="09814cd3-568e-fe90-9814-8d621ff8fb84" ma:anchorId="fba54fb3-c3e1-fe81-a776-ca4b69148c4d" ma:open="true" ma:isKeyword="false">
+      <xsd:complexType>
+        <xsd:sequence>
+          <xsd:element ref="pc:Terms" minOccurs="0" maxOccurs="1"/>
+        </xsd:sequence>
+      </xsd:complexType>
+    </xsd:element>
+  </xsd:schema>
+  <xsd:schema xmlns:xsd="http://www.w3.org/2001/XMLSchema" xmlns:xs="http://www.w3.org/2001/XMLSchema" xmlns:dms="http://schemas.microsoft.com/office/2006/documentManagement/types" xmlns:pc="http://schemas.microsoft.com/office/infopath/2007/PartnerControls" targetNamespace="06802a90-fa6f-4d9e-bbde-bd41c5cb4141" elementFormDefault="qualified">
+    <xsd:import namespace="http://schemas.microsoft.com/office/2006/documentManagement/types"/>
+    <xsd:import namespace="http://schemas.microsoft.com/office/infopath/2007/PartnerControls"/>
+    <xsd:element name="TaxCatchAll" ma:index="24" nillable="true" ma:displayName="Taxonomy Catch All Column" ma:hidden="true" ma:list="{25118cf1-0944-427a-91df-361517b29401}" ma:internalName="TaxCatchAll" ma:showField="CatchAllData" ma:web="06802a90-fa6f-4d9e-bbde-bd41c5cb4141">
+      <xsd:complexType>
+        <xsd:complexContent>
+          <xsd:extension base="dms:MultiChoiceLookup">
+            <xsd:sequence>
+              <xsd:element name="Value" type="dms:Lookup" maxOccurs="unbounded" minOccurs="0" nillable="true"/>
+            </xsd:sequence>
+          </xsd:extension>
+        </xsd:complexContent>
+      </xsd:complexType>
+    </xsd:element>
+  </xsd:schema>
+  <xsd:schema xmlns="http://schemas.openxmlformats.org/package/2006/metadata/core-properties" xmlns:xsd="http://www.w3.org/2001/XMLSchema" xmlns:xsi="http://www.w3.org/2001/XMLSchema-instance" xmlns:dc="http://purl.org/dc/elements/1.1/" xmlns:dcterms="http://purl.org/dc/terms/" xmlns:odoc="http://schemas.microsoft.com/internal/obd" targetNamespace="http://schemas.openxmlformats.org/package/2006/metadata/core-properties" elementFormDefault="qualified" attributeFormDefault="unqualified" blockDefault="#all">
+    <xsd:import namespace="http://purl.org/dc/elements/1.1/" schemaLocation="http://dublincore.org/schemas/xmls/qdc/2003/04/02/dc.xsd"/>
+    <xsd:import namespace="http://purl.org/dc/terms/" schemaLocation="http://dublincore.org/schemas/xmls/qdc/2003/04/02/dcterms.xsd"/>
+    <xsd:element name="coreProperties" type="CT_coreProperties"/>
+    <xsd:complexType name="CT_coreProperties">
+      <xsd:all>
+        <xsd:element ref="dc:creator" minOccurs="0" maxOccurs="1"/>
+        <xsd:element ref="dcterms:created" minOccurs="0" maxOccurs="1"/>
+        <xsd:element ref="dc:identifier" minOccurs="0" maxOccurs="1"/>
+        <xsd:element name="contentType" minOccurs="0" maxOccurs="1" type="xsd:string" ma:index="0" ma:displayName="Content Type"/>
+        <xsd:element ref="dc:title" minOccurs="0" maxOccurs="1" ma:index="4" ma:displayName="Title"/>
+        <xsd:element ref="dc:subject" minOccurs="0" maxOccurs="1"/>
+        <xsd:element ref="dc:description" minOccurs="0" maxOccurs="1"/>
+        <xsd:element name="keywords" minOccurs="0" maxOccurs="1" type="xsd:string"/>
+        <xsd:element ref="dc:language" minOccurs="0" maxOccurs="1"/>
+        <xsd:element name="category" minOccurs="0" maxOccurs="1" type="xsd:string"/>
+        <xsd:element name="version" minOccurs="0" maxOccurs="1" type="xsd:string"/>
+        <xsd:element name="revision" minOccurs="0" maxOccurs="1" type="xsd:string">
+          <xsd:annotation>
+            <xsd:documentation>
+                        This value indicates the number of saves or revisions. The application is responsible for updating this value after each revision.
+                    </xsd:documentation>
+          </xsd:annotation>
+        </xsd:element>
+        <xsd:element name="lastModifiedBy" minOccurs="0" maxOccurs="1" type="xsd:string"/>
+        <xsd:element ref="dcterms:modified" minOccurs="0" maxOccurs="1"/>
+        <xsd:element name="contentStatus" minOccurs="0" maxOccurs="1" type="xsd:string"/>
+      </xsd:all>
+    </xsd:complexType>
+  </xsd:schema>
+  <xs:schema xmlns:pc="http://schemas.microsoft.com/office/infopath/2007/PartnerControls" xmlns:xs="http://www.w3.org/2001/XMLSchema" targetNamespace="http://schemas.microsoft.com/office/infopath/2007/PartnerControls" elementFormDefault="qualified" attributeFormDefault="unqualified">
+    <xs:element name="Person">
+      <xs:complexType>
+        <xs:sequence>
+          <xs:element ref="pc:DisplayName" minOccurs="0"/>
+          <xs:element ref="pc:AccountId" minOccurs="0"/>
+          <xs:element ref="pc:AccountType" minOccurs="0"/>
+        </xs:sequence>
+      </xs:complexType>
+    </xs:element>
+    <xs:element name="DisplayName" type="xs:string"/>
+    <xs:element name="AccountId" type="xs:string"/>
+    <xs:element name="AccountType" type="xs:string"/>
+    <xs:element name="BDCAssociatedEntity">
+      <xs:complexType>
+        <xs:sequence>
+          <xs:element ref="pc:BDCEntity" minOccurs="0" maxOccurs="unbounded"/>
+        </xs:sequence>
+        <xs:attribute ref="pc:EntityNamespace"/>
+        <xs:attribute ref="pc:EntityName"/>
+        <xs:attribute ref="pc:SystemInstanceName"/>
+        <xs:attribute ref="pc:AssociationName"/>
+      </xs:complexType>
+    </xs:element>
+    <xs:attribute name="EntityNamespace" type="xs:string"/>
+    <xs:attribute name="EntityName" type="xs:string"/>
+    <xs:attribute name="SystemInstanceName" type="xs:string"/>
+    <xs:attribute name="AssociationName" type="xs:string"/>
+    <xs:element name="BDCEntity">
+      <xs:complexType>
+        <xs:sequence>
+          <xs:element ref="pc:EntityDisplayName" minOccurs="0"/>
+          <xs:element ref="pc:EntityInstanceReference" minOccurs="0"/>
+          <xs:element ref="pc:EntityId1" minOccurs="0"/>
+          <xs:element ref="pc:EntityId2" minOccurs="0"/>
+          <xs:element ref="pc:EntityId3" minOccurs="0"/>
+          <xs:element ref="pc:EntityId4" minOccurs="0"/>
+          <xs:element ref="pc:EntityId5" minOccurs="0"/>
+        </xs:sequence>
+      </xs:complexType>
+    </xs:element>
+    <xs:element name="EntityDisplayName" type="xs:string"/>
+    <xs:element name="EntityInstanceReference" type="xs:string"/>
+    <xs:element name="EntityId1" type="xs:string"/>
+    <xs:element name="EntityId2" type="xs:string"/>
+    <xs:element name="EntityId3" type="xs:string"/>
+    <xs:element name="EntityId4" type="xs:string"/>
+    <xs:element name="EntityId5" type="xs:string"/>
+    <xs:element name="Terms">
+      <xs:complexType>
+        <xs:sequence>
+          <xs:element ref="pc:TermInfo" minOccurs="0" maxOccurs="unbounded"/>
+        </xs:sequence>
+      </xs:complexType>
+    </xs:element>
+    <xs:element name="TermInfo">
+      <xs:complexType>
+        <xs:sequence>
+          <xs:element ref="pc:TermName" minOccurs="0"/>
+          <xs:element ref="pc:TermId" minOccurs="0"/>
+        </xs:sequence>
+      </xs:complexType>
+    </xs:element>
+    <xs:element name="TermName" type="xs:string"/>
+    <xs:element name="TermId" type="xs:string"/>
+  </xs:schema>
+</ct:contentTypeSchema>
+</file>
+
+<file path=customXml\item2.xml><?xml version="1.0" encoding="utf-8"?>
+<b:Sources xmlns:b="http://schemas.openxmlformats.org/officeDocument/2006/bibliography" xmlns="http://schemas.openxmlformats.org/officeDocument/2006/bibliography" SelectedStyle="\APASixthEditionOfficeOnline.xsl" StyleName="APA" Version="6"/>
+</file>
+
+<file path=customXml\item3.xml><?xml version="1.0" encoding="utf-8"?>
+<p:properties xmlns:p="http://schemas.microsoft.com/office/2006/metadata/properties" xmlns:xsi="http://www.w3.org/2001/XMLSchema-instance" xmlns:pc="http://schemas.microsoft.com/office/infopath/2007/PartnerControls">
+  <documentManagement>
+    <LastModified xmlns="2ca8ada5-c074-4ef3-8850-5f936a1f648d">
+      <UserInfo>
+        <DisplayName/>
+        <AccountId xsi:nil="true"/>
+        <AccountType/>
+      </UserInfo>
+    </LastModified>
+    <TaxCatchAll xmlns="06802a90-fa6f-4d9e-bbde-bd41c5cb4141" xsi:nil="true"/>
+    <lcf76f155ced4ddcb4097134ff3c332f xmlns="2ca8ada5-c074-4ef3-8850-5f936a1f648d">
+      <Terms xmlns="http://schemas.microsoft.com/office/infopath/2007/PartnerControls"/>
+    </lcf76f155ced4ddcb4097134ff3c332f>
+  </documentManagement>
+</p:properties>
+</file>
+
+<file path=customXml\item4.xml><?xml version="1.0" encoding="utf-8"?>
+<?mso-contentType ?>
+<FormTemplates xmlns="http://schemas.microsoft.com/sharepoint/v3/contenttype/forms">
+  <Display>DocumentLibraryForm</Display>
+  <Edit>DocumentLibraryForm</Edit>
+  <New>DocumentLibraryForm</New>
+</FormTemplates>
+</file>
+
+<file path=customXml\itemProps1.xml><?xml version="1.0" encoding="utf-8"?>
+<ds:datastoreItem xmlns:ds="http://schemas.openxmlformats.org/officeDocument/2006/customXml" ds:itemID="{D2760263-5D4E-451C-8489-73D4711D1243}">
+  <ds:schemaRefs>
+    <ds:schemaRef ds:uri="http://schemas.microsoft.com/office/2006/metadata/contentType"/>
+    <ds:schemaRef ds:uri="http://schemas.microsoft.com/office/2006/metadata/properties/metaAttributes"/>
+    <ds:schemaRef ds:uri="http://www.w3.org/2001/XMLSchema"/>
+    <ds:schemaRef ds:uri="http://schemas.microsoft.com/office/2006/metadata/properties"/>
+    <ds:schemaRef ds:uri="863ba5cc-d422-4b8f-b966-e0e4c0557a1a"/>
+    <ds:schemaRef ds:uri="2ca8ada5-c074-4ef3-8850-5f936a1f648d"/>
+    <ds:schemaRef ds:uri="06802a90-fa6f-4d9e-bbde-bd41c5cb4141"/>
+    <ds:schemaRef ds:uri="http://schemas.microsoft.com/office/2006/documentManagement/types"/>
+    <ds:schemaRef ds:uri="http://schemas.microsoft.com/office/infopath/2007/PartnerControls"/>
+    <ds:schemaRef ds:uri="http://schemas.openxmlformats.org/package/2006/metadata/core-properties"/>
+    <ds:schemaRef ds:uri="http://purl.org/dc/elements/1.1/"/>
+    <ds:schemaRef ds:uri="http://purl.org/dc/terms/"/>
+    <ds:schemaRef ds:uri="http://schemas.microsoft.com/internal/obd"/>
+  </ds:schemaRefs>
+</ds:datastoreItem>
+</file>
+
+<file path=customXml\itemProps2.xml><?xml version="1.0" encoding="utf-8"?>
+<ds:datastoreItem xmlns:ds="http://schemas.openxmlformats.org/officeDocument/2006/customXml" ds:itemID="{73FD2FF9-4AAF-489F-A7B2-E8D4B9B1306D}">
+  <ds:schemaRefs>
+    <ds:schemaRef ds:uri="http://schemas.openxmlformats.org/officeDocument/2006/bibliography"/>
+  </ds:schemaRefs>
+</ds:datastoreItem>
+</file>
+
+<file path=customXml\itemProps3.xml><?xml version="1.0" encoding="utf-8"?>
+<ds:datastoreItem xmlns:ds="http://schemas.openxmlformats.org/officeDocument/2006/customXml" ds:itemID="{2ECCDEDB-4F00-4EF2-96B8-4A5D9049F088}">
+  <ds:schemaRefs>
+    <ds:schemaRef ds:uri="http://schemas.microsoft.com/office/2006/metadata/properties"/>
+    <ds:schemaRef ds:uri="http://schemas.microsoft.com/office/infopath/2007/PartnerControls"/>
+    <ds:schemaRef ds:uri="2ca8ada5-c074-4ef3-8850-5f936a1f648d"/>
+    <ds:schemaRef ds:uri="06802a90-fa6f-4d9e-bbde-bd41c5cb4141"/>
+  </ds:schemaRefs>
+</ds:datastoreItem>
+</file>
+
+<file path=customXml\itemProps4.xml><?xml version="1.0" encoding="utf-8"?>
+<ds:datastoreItem xmlns:ds="http://schemas.openxmlformats.org/officeDocument/2006/customXml" ds:itemID="{CD8F71A6-5C13-4BBC-815E-EC99EADF94DA}">
+  <ds:schemaRefs>
+    <ds:schemaRef ds:uri="http://schemas.microsoft.com/sharepoint/v3/contenttype/forms"/>
+  </ds:schemaRefs>
+</ds:datastoreItem>
+</file>
+
+<file path=docProps\app.xml><?xml version="1.0" encoding="utf-8"?>
+<Properties xmlns="http://schemas.openxmlformats.org/officeDocument/2006/extended-properties" xmlns:vt="http://schemas.openxmlformats.org/officeDocument/2006/docPropsVTypes">
+  <Template>TDV Emag report.dotx</Template>
+  <TotalTime>122</TotalTime>
+  <Pages>17</Pages>
+  <Words>1106</Words>
+  <Characters>6308</Characters>
+  <Application>Microsoft Office Word</Application>
+  <DocSecurity>0</DocSecurity>
+  <Lines>52</Lines>
+  <Paragraphs>14</Paragraphs>
+  <ScaleCrop>false</ScaleCrop>
+  <HeadingPairs>
+    <vt:vector size="2" baseType="variant">
+      <vt:variant>
+        <vt:lpstr>Title</vt:lpstr>
+      </vt:variant>
+      <vt:variant>
+        <vt:i4>1</vt:i4>
+      </vt:variant>
+    </vt:vector>
+  </HeadingPairs>
+  <TitlesOfParts>
+    <vt:vector size="1" baseType="lpstr">
+      <vt:lpstr>                                                                                         </vt:lpstr>
+    </vt:vector>
+  </TitlesOfParts>
+  <Company>Siris</Company>
+  <LinksUpToDate>false</LinksUpToDate>
+  <CharactersWithSpaces>7400</CharactersWithSpaces>
+  <SharedDoc>false</SharedDoc>
+  <HyperlinksChanged>false</HyperlinksChanged>
+  <AppVersion>16.0000</AppVersion>
+</Properties>
+</file>
+
+<file path=docProps\core.xml><?xml version="1.0" encoding="utf-8"?>
+<cp:coreProperties xmlns:cp="http://schemas.openxmlformats.org/package/2006/metadata/core-properties" xmlns:dc="http://purl.org/dc/elements/1.1/" xmlns:dcterms="http://purl.org/dc/terms/" xmlns:dcmitype="http://purl.org/dc/dcmitype/" xmlns:xsi="http://www.w3.org/2001/XMLSchema-instance">
+  <dc:title>                                                                                         </dc:title>
+  <dc:subject/>
+  <dc:creator>Alistair Renwick</dc:creator>
+  <cp:keywords/>
+  <dc:description/>
+  <cp:lastModifiedBy>Shuraim</cp:lastModifiedBy>
+  <cp:revision>185</cp:revision>
+  <cp:lastPrinted>2025-09-30T13:39:00Z</cp:lastPrinted>
+  <dcterms:created xsi:type="dcterms:W3CDTF">2025-10-01T18:30:00Z</dcterms:created>
+  <dcterms:modified xsi:type="dcterms:W3CDTF">2025-11-25T18:04:00Z</dcterms:modified>
+</cp:coreProperties>
+</file>
+
+<file path=docProps\custom.xml><?xml version="1.0" encoding="utf-8"?>
+<Properties xmlns="http://schemas.openxmlformats.org/officeDocument/2006/custom-properties" xmlns:vt="http://schemas.openxmlformats.org/officeDocument/2006/docPropsVTypes">
+  <property fmtid="{D5CDD505-2E9C-101B-9397-08002B2CF9AE}" pid="2" name="ContentTypeId">
+    <vt:lpwstr>0x01010002ADD259FDE2F445BE83DA447D930E27</vt:lpwstr>
+  </property>
+</Properties>
+</file>
+
+<file path=word\document.xml><?xml version="1.0" encoding="utf-8"?>
 <w:document xmlns:wpc="http://schemas.microsoft.com/office/word/2010/wordprocessingCanvas" xmlns:cx="http://schemas.microsoft.com/office/drawing/2014/chartex" xmlns:cx1="http://schemas.microsoft.com/office/drawing/2015/9/8/chartex" xmlns:cx2="http://schemas.microsoft.com/office/drawing/2015/10/21/chartex" xmlns:cx3="http://schemas.microsoft.com/office/drawing/2016/5/9/chartex" xmlns:cx4="http://schemas.microsoft.com/office/drawing/2016/5/10/chartex" xmlns:cx5="http://schemas.microsoft.com/office/drawing/2016/5/11/chartex" xmlns:cx6="http://schemas.microsoft.com/office/drawing/2016/5/12/chartex" xmlns:cx7="http://schemas.microsoft.com/office/drawing/2016/5/13/chartex" xmlns:cx8="http://schemas.microsoft.com/office/drawing/2016/5/14/chartex" xmlns:mc="http://schemas.openxmlformats.org/markup-compatibility/2006" xmlns:aink="http://schemas.microsoft.com/office/drawing/2016/ink" xmlns:am3d="http://schemas.microsoft.com/office/drawing/2017/model3d" xmlns:o="urn:schemas-microsoft-com:office:office" xmlns:oel="http://schemas.microsoft.com/office/2019/extlst" xmlns:r="http://schemas.openxmlformats.org/officeDocument/2006/relationships" xmlns:m="http://schemas.openxmlformats.org/officeDocument/2006/math" xmlns:v="urn:schemas-microsoft-com:vml" xmlns:wp14="http://schemas.microsoft.com/office/word/2010/wordprocessingDrawing" xmlns:wp="http://schemas.openxmlformats.org/drawingml/2006/wordprocessingDrawing" xmlns:w10="urn:schemas-microsoft-com:office:word" xmlns:w="http://schemas.openxmlformats.org/wordprocessingml/2006/main" xmlns:w14="http://schemas.microsoft.com/office/word/2010/wordml" xmlns:w15="http://schemas.microsoft.com/office/word/2012/wordml" xmlns:w16cex="http://schemas.microsoft.com/office/word/2018/wordml/cex" xmlns:w16cid="http://schemas.microsoft.com/office/word/2016/wordml/cid" xmlns:w16="http://schemas.microsoft.com/office/word/2018/wordml" xmlns:w16du="http://schemas.microsoft.com/office/word/2023/wordml/word16du" xmlns:w16sdtdh="http://schemas.microsoft.com/office/word/2020/wordml/sdtdatahash" xmlns:w16sdtfl="http://schemas.microsoft.com/office/word/2024/wordml/sdtformatlock" xmlns:w16se="http://schemas.microsoft.com/office/word/2015/wordml/symex" xmlns:wpg="http://schemas.microsoft.com/office/word/2010/wordprocessingGroup" xmlns:wpi="http://schemas.microsoft.com/office/word/2010/wordprocessingInk" xmlns:wne="http://schemas.microsoft.com/office/word/2006/wordml" xmlns:wps="http://schemas.microsoft.com/office/word/2010/wordprocessingShape" mc:Ignorable="w14 w15 w16se w16cid w16 w16cex w16sdtdh w16sdtfl w16du wp14">
   <w:body>
     <w:p>
@@ -198,27 +603,7 @@
                 <w:sz w:val="28"/>
                 <w:szCs w:val="28"/>
               </w:rPr>
-              <w:t>{inspectionReportN</w:t>
-            </w:r>
-            <w:r>
-              <w:rPr>
-                <w:rFonts w:ascii="Calibri" w:hAnsi="Calibri" w:cs="Arial"/>
-                <w:b/>
-                <w:bCs/>
-                <w:sz w:val="28"/>
-                <w:szCs w:val="28"/>
-              </w:rPr>
-              <w:t>o</w:t>
-            </w:r>
-            <w:r>
-              <w:rPr>
-                <w:rFonts w:ascii="Calibri" w:hAnsi="Calibri" w:cs="Arial"/>
-                <w:b/>
-                <w:bCs/>
-                <w:sz w:val="28"/>
-                <w:szCs w:val="28"/>
-              </w:rPr>
-              <w:t>}</w:t>
+              <w:t xml:space="preserve">{inspectionReportNo}</w:t>
             </w:r>
           </w:p>
           <w:p>
@@ -688,22 +1073,7 @@
                 <w:rFonts w:ascii="Calibri" w:hAnsi="Calibri" w:cs="Courier New"/>
                 <w:kern w:val="0"/>
               </w:rPr>
-              <w:t>{</w:t>
-            </w:r>
-            <w:r>
-              <w:rPr>
-                <w:rFonts w:ascii="Calibri" w:hAnsi="Calibri" w:cs="Courier New"/>
-                <w:kern w:val="0"/>
-                <w:lang w:val="en-US"/>
-              </w:rPr>
-              <w:t>irishGridRef</w:t>
-            </w:r>
-            <w:r>
-              <w:rPr>
-                <w:rFonts w:ascii="Calibri" w:hAnsi="Calibri" w:cs="Courier New"/>
-                <w:kern w:val="0"/>
-              </w:rPr>
-              <w:t xml:space="preserve">} </w:t>
+              <w:t xml:space="preserve">{irishGridRef} </w:t>
             </w:r>
             <w:r>
               <w:rPr>
@@ -758,20 +1128,7 @@
               <w:rPr>
                 <w:rFonts w:asciiTheme="minorHAnsi" w:hAnsiTheme="minorHAnsi" w:cstheme="minorHAnsi"/>
               </w:rPr>
-              <w:t>{</w:t>
-            </w:r>
-            <w:r>
-              <w:rPr>
-                <w:rFonts w:asciiTheme="minorHAnsi" w:hAnsiTheme="minorHAnsi" w:cstheme="minorHAnsi"/>
-                <w:lang w:val="en-US"/>
-              </w:rPr>
-              <w:t>consentPermitNo</w:t>
-            </w:r>
-            <w:r>
-              <w:rPr>
-                <w:rFonts w:asciiTheme="minorHAnsi" w:hAnsiTheme="minorHAnsi" w:cstheme="minorHAnsi"/>
-              </w:rPr>
-              <w:t xml:space="preserve">} </w:t>
+              <w:t xml:space="preserve">{consentPermitNo} </w:t>
             </w:r>
             <w:r>
               <w:rPr>
@@ -827,22 +1184,7 @@
                 <w:rFonts w:ascii="Calibri" w:hAnsi="Calibri" w:cs="Arial"/>
                 <w:bCs/>
               </w:rPr>
-              <w:t>{</w:t>
-            </w:r>
-            <w:r>
-              <w:rPr>
-                <w:rFonts w:ascii="Calibri" w:hAnsi="Calibri" w:cs="Arial"/>
-                <w:bCs/>
-                <w:lang w:val="en-US"/>
-              </w:rPr>
-              <w:t>flowmeterType</w:t>
-            </w:r>
-            <w:r>
-              <w:rPr>
-                <w:rFonts w:ascii="Calibri" w:hAnsi="Calibri" w:cs="Arial"/>
-                <w:bCs/>
-              </w:rPr>
-              <w:t>}</w:t>
+              <w:t xml:space="preserve">{flowmeterType}</w:t>
             </w:r>
           </w:p>
           <w:p>
@@ -868,29 +1210,17 @@
             <w:pPr>
               <w:jc w:val="right"/>
               <w:rPr>
-                <w:rFonts w:asciiTheme="minorHAnsi" w:hAnsiTheme="minorHAnsi" w:cstheme="minorHAnsi"/>
+                <w:rFonts w:ascii="Calibri" w:hAnsi="Calibri" w:cs="Arial"/>
                 <w:b/>
-                <w:bCs/>
               </w:rPr>
             </w:pPr>
             <w:r>
               <w:rPr>
-                <w:rFonts w:asciiTheme="minorHAnsi" w:hAnsiTheme="minorHAnsi" w:cstheme="minorHAnsi"/>
-                <w:b/>
-                <w:bCs/>
-              </w:rPr>
-              <w:t>NIW Asset ID:</w:t>
-            </w:r>
-          </w:p>
-          <w:p>
-            <w:pPr>
-              <w:jc w:val="right"/>
-              <w:rPr>
                 <w:rFonts w:ascii="Calibri" w:hAnsi="Calibri" w:cs="Arial"/>
                 <w:b/>
-                <w:bCs/>
-              </w:rPr>
-            </w:pPr>
+              </w:rPr>
+              <w:t>Serial number(s) of Flowmeter(s):</w:t>
+            </w:r>
           </w:p>
         </w:tc>
         <w:tc>
@@ -901,32 +1231,16 @@
           <w:p>
             <w:pPr>
               <w:rPr>
-                <w:rFonts w:asciiTheme="minorHAnsi" w:hAnsiTheme="minorHAnsi" w:cstheme="minorHAnsi"/>
-                <w:color w:val="212121"/>
-                <w:lang w:val="en-US"/>
+                <w:rFonts w:ascii="Calibri" w:hAnsi="Calibri" w:cs="Arial"/>
+                <w:bCs/>
               </w:rPr>
             </w:pPr>
             <w:r>
               <w:rPr>
-                <w:rFonts w:asciiTheme="minorHAnsi" w:hAnsiTheme="minorHAnsi" w:cstheme="minorHAnsi"/>
-                <w:color w:val="212121"/>
-              </w:rPr>
-              <w:t>{</w:t>
-            </w:r>
-            <w:r>
-              <w:rPr>
-                <w:rFonts w:asciiTheme="minorHAnsi" w:hAnsiTheme="minorHAnsi" w:cstheme="minorHAnsi"/>
-                <w:color w:val="212121"/>
-                <w:lang w:val="en-US"/>
-              </w:rPr>
-              <w:t>niwAssetId</w:t>
-            </w:r>
-            <w:r>
-              <w:rPr>
-                <w:rFonts w:asciiTheme="minorHAnsi" w:hAnsiTheme="minorHAnsi" w:cstheme="minorHAnsi"/>
-                <w:color w:val="212121"/>
-              </w:rPr>
-              <w:t>}</w:t>
+                <w:rFonts w:ascii="Calibri" w:hAnsi="Calibri" w:cs="Arial"/>
+                <w:bCs/>
+              </w:rPr>
+              <w:t>{flowmeterSerial}</w:t>
             </w:r>
           </w:p>
         </w:tc>
@@ -944,6 +1258,67 @@
             <w:pPr>
               <w:jc w:val="right"/>
               <w:rPr>
+                <w:rFonts w:asciiTheme="minorHAnsi" w:hAnsiTheme="minorHAnsi" w:cstheme="minorHAnsi"/>
+                <w:b/>
+                <w:bCs/>
+              </w:rPr>
+            </w:pPr>
+            <w:r>
+              <w:rPr>
+                <w:rFonts w:asciiTheme="minorHAnsi" w:hAnsiTheme="minorHAnsi" w:cstheme="minorHAnsi"/>
+                <w:b/>
+                <w:bCs/>
+              </w:rPr>
+              <w:t>NIW Asset ID:</w:t>
+            </w:r>
+          </w:p>
+          <w:p>
+            <w:pPr>
+              <w:jc w:val="right"/>
+              <w:rPr>
+                <w:rFonts w:ascii="Calibri" w:hAnsi="Calibri" w:cs="Arial"/>
+                <w:b/>
+                <w:bCs/>
+              </w:rPr>
+            </w:pPr>
+          </w:p>
+        </w:tc>
+        <w:tc>
+          <w:tcPr>
+            <w:tcW w:w="4265" w:type="dxa"/>
+            <w:gridSpan w:val="2"/>
+          </w:tcPr>
+          <w:p>
+            <w:pPr>
+              <w:rPr>
+                <w:rFonts w:asciiTheme="minorHAnsi" w:hAnsiTheme="minorHAnsi" w:cstheme="minorHAnsi"/>
+                <w:color w:val="212121"/>
+                <w:lang w:val="en-US"/>
+              </w:rPr>
+            </w:pPr>
+            <w:r>
+              <w:rPr>
+                <w:rFonts w:asciiTheme="minorHAnsi" w:hAnsiTheme="minorHAnsi" w:cstheme="minorHAnsi"/>
+                <w:color w:val="212121"/>
+              </w:rPr>
+              <w:t xml:space="preserve">{niwAssetId}</w:t>
+            </w:r>
+          </w:p>
+        </w:tc>
+      </w:tr>
+      <w:tr>
+        <w:trPr>
+          <w:gridBefore w:val="1"/>
+          <w:wBefore w:w="108" w:type="dxa"/>
+        </w:trPr>
+        <w:tc>
+          <w:tcPr>
+            <w:tcW w:w="4257" w:type="dxa"/>
+          </w:tcPr>
+          <w:p>
+            <w:pPr>
+              <w:jc w:val="right"/>
+              <w:rPr>
                 <w:rFonts w:ascii="Calibri" w:hAnsi="Calibri" w:cs="Arial"/>
                 <w:b/>
                 <w:bCs/>
@@ -975,22 +1350,7 @@
                 <w:rFonts w:ascii="Calibri" w:hAnsi="Calibri" w:cs="Arial"/>
                 <w:bCs/>
               </w:rPr>
-              <w:t>{</w:t>
-            </w:r>
-            <w:r>
-              <w:rPr>
-                <w:rFonts w:ascii="Calibri" w:hAnsi="Calibri" w:cs="Arial"/>
-                <w:bCs/>
-                <w:lang w:val="en-US"/>
-              </w:rPr>
-              <w:t>statementOfCompliance</w:t>
-            </w:r>
-            <w:r>
-              <w:rPr>
-                <w:rFonts w:ascii="Calibri" w:hAnsi="Calibri" w:cs="Arial"/>
-                <w:bCs/>
-              </w:rPr>
-              <w:t>}</w:t>
+              <w:t xml:space="preserve">{statementOfCompliance}</w:t>
             </w:r>
           </w:p>
           <w:p>
@@ -1057,22 +1417,7 @@
                 <w:rFonts w:ascii="Calibri" w:hAnsi="Calibri" w:cs="Arial"/>
                 <w:bCs/>
               </w:rPr>
-              <w:t>{</w:t>
-            </w:r>
-            <w:r>
-              <w:rPr>
-                <w:rFonts w:ascii="Calibri" w:hAnsi="Calibri" w:cs="Arial"/>
-                <w:bCs/>
-                <w:lang w:val="en-US"/>
-              </w:rPr>
-              <w:t>uncertainty</w:t>
-            </w:r>
-            <w:r>
-              <w:rPr>
-                <w:rFonts w:ascii="Calibri" w:hAnsi="Calibri" w:cs="Arial"/>
-                <w:bCs/>
-              </w:rPr>
-              <w:t>}</w:t>
+              <w:t xml:space="preserve">{uncertainty}</w:t>
             </w:r>
           </w:p>
           <w:p>
@@ -1130,22 +1475,7 @@
                 <w:rFonts w:ascii="Calibri" w:hAnsi="Calibri" w:cs="Arial"/>
                 <w:bCs/>
               </w:rPr>
-              <w:t>{</w:t>
-            </w:r>
-            <w:r>
-              <w:rPr>
-                <w:rFonts w:ascii="Calibri" w:hAnsi="Calibri" w:cs="Arial"/>
-                <w:bCs/>
-                <w:lang w:val="en-US"/>
-              </w:rPr>
-              <w:t>inspectionReportNo</w:t>
-            </w:r>
-            <w:r>
-              <w:rPr>
-                <w:rFonts w:ascii="Calibri" w:hAnsi="Calibri" w:cs="Arial"/>
-                <w:bCs/>
-              </w:rPr>
-              <w:t>}</w:t>
+              <w:t xml:space="preserve">{inspectionReportNo}</w:t>
             </w:r>
           </w:p>
           <w:p>
@@ -1204,22 +1534,7 @@
                 <w:rFonts w:ascii="Calibri" w:hAnsi="Calibri" w:cs="Arial"/>
                 <w:bCs/>
               </w:rPr>
-              <w:t>{</w:t>
-            </w:r>
-            <w:r>
-              <w:rPr>
-                <w:rFonts w:ascii="Calibri" w:hAnsi="Calibri" w:cs="Arial"/>
-                <w:bCs/>
-                <w:lang w:val="en-US"/>
-              </w:rPr>
-              <w:t>dateOfInspection</w:t>
-            </w:r>
-            <w:r>
-              <w:rPr>
-                <w:rFonts w:ascii="Calibri" w:hAnsi="Calibri" w:cs="Arial"/>
-                <w:bCs/>
-              </w:rPr>
-              <w:t>}</w:t>
+              <w:t xml:space="preserve">{dateOfInspection}</w:t>
             </w:r>
           </w:p>
           <w:p>
@@ -1306,20 +1621,7 @@
               <w:rPr>
                 <w:rFonts w:asciiTheme="minorHAnsi" w:hAnsiTheme="minorHAnsi" w:cstheme="minorHAnsi"/>
               </w:rPr>
-              <w:t>{</w:t>
-            </w:r>
-            <w:r>
-              <w:rPr>
-                <w:rFonts w:asciiTheme="minorHAnsi" w:hAnsiTheme="minorHAnsi" w:cstheme="minorHAnsi"/>
-                <w:lang w:val="en-US"/>
-              </w:rPr>
-              <w:t>siteDescription</w:t>
-            </w:r>
-            <w:r>
-              <w:rPr>
-                <w:rFonts w:asciiTheme="minorHAnsi" w:hAnsiTheme="minorHAnsi" w:cstheme="minorHAnsi"/>
-              </w:rPr>
-              <w:t>}</w:t>
+              <w:t xml:space="preserve">{siteDescription}</w:t>
             </w:r>
           </w:p>
         </w:tc>
@@ -1586,20 +1888,7 @@
               <w:rPr>
                 <w:rFonts w:asciiTheme="minorHAnsi" w:hAnsiTheme="minorHAnsi" w:cstheme="minorHAnsi"/>
               </w:rPr>
-              <w:t>{</w:t>
-            </w:r>
-            <w:r>
-              <w:rPr>
-                <w:rFonts w:asciiTheme="minorHAnsi" w:hAnsiTheme="minorHAnsi" w:cstheme="minorHAnsi"/>
-                <w:lang w:val="en-US"/>
-              </w:rPr>
-              <w:t>wocNumber</w:t>
-            </w:r>
-            <w:r>
-              <w:rPr>
-                <w:rFonts w:asciiTheme="minorHAnsi" w:hAnsiTheme="minorHAnsi" w:cstheme="minorHAnsi"/>
-              </w:rPr>
-              <w:t>}</w:t>
+              <w:t xml:space="preserve">{wocNumber}</w:t>
             </w:r>
           </w:p>
           <w:p>
@@ -1619,20 +1908,7 @@
               <w:rPr>
                 <w:rFonts w:asciiTheme="minorHAnsi" w:hAnsiTheme="minorHAnsi" w:cstheme="minorHAnsi"/>
               </w:rPr>
-              <w:t>{</w:t>
-            </w:r>
-            <w:r>
-              <w:rPr>
-                <w:rFonts w:asciiTheme="minorHAnsi" w:hAnsiTheme="minorHAnsi" w:cstheme="minorHAnsi"/>
-                <w:lang w:val="en-US"/>
-              </w:rPr>
-              <w:t>dryW</w:t>
-            </w:r>
-            <w:r>
-              <w:rPr>
-                <w:rFonts w:asciiTheme="minorHAnsi" w:hAnsiTheme="minorHAnsi" w:cstheme="minorHAnsi"/>
-              </w:rPr>
-              <w:t>}</w:t>
+              <w:t xml:space="preserve">{dryW}</w:t>
             </w:r>
             <w:r>
               <w:rPr>
@@ -1677,20 +1953,7 @@
               <w:rPr>
                 <w:rFonts w:asciiTheme="minorHAnsi" w:hAnsiTheme="minorHAnsi" w:cstheme="minorHAnsi"/>
               </w:rPr>
-              <w:t>{</w:t>
-            </w:r>
-            <w:r>
-              <w:rPr>
-                <w:rFonts w:asciiTheme="minorHAnsi" w:hAnsiTheme="minorHAnsi" w:cstheme="minorHAnsi"/>
-                <w:lang w:val="en-US"/>
-              </w:rPr>
-              <w:t>maxD</w:t>
-            </w:r>
-            <w:r>
-              <w:rPr>
-                <w:rFonts w:asciiTheme="minorHAnsi" w:hAnsiTheme="minorHAnsi" w:cstheme="minorHAnsi"/>
-              </w:rPr>
-              <w:t>}</w:t>
+              <w:t xml:space="preserve">{maxD}</w:t>
             </w:r>
             <w:r>
               <w:rPr>
@@ -1741,20 +2004,7 @@
               <w:rPr>
                 <w:rFonts w:asciiTheme="minorHAnsi" w:hAnsiTheme="minorHAnsi" w:cstheme="minorHAnsi"/>
               </w:rPr>
-              <w:t>{</w:t>
-            </w:r>
-            <w:r>
-              <w:rPr>
-                <w:rFonts w:asciiTheme="minorHAnsi" w:hAnsiTheme="minorHAnsi" w:cstheme="minorHAnsi"/>
-                <w:lang w:val="en-US"/>
-              </w:rPr>
-              <w:t>maxFFT</w:t>
-            </w:r>
-            <w:r>
-              <w:rPr>
-                <w:rFonts w:asciiTheme="minorHAnsi" w:hAnsiTheme="minorHAnsi" w:cstheme="minorHAnsi"/>
-              </w:rPr>
-              <w:t>}</w:t>
+              <w:t xml:space="preserve">{maxFFT}</w:t>
             </w:r>
             <w:r>
               <w:rPr>
@@ -1780,20 +2030,7 @@
               <w:rPr>
                 <w:rFonts w:asciiTheme="minorHAnsi" w:hAnsiTheme="minorHAnsi" w:cstheme="minorHAnsi"/>
               </w:rPr>
-              <w:t>{</w:t>
-            </w:r>
-            <w:r>
-              <w:rPr>
-                <w:rFonts w:asciiTheme="minorHAnsi" w:hAnsiTheme="minorHAnsi" w:cstheme="minorHAnsi"/>
-                <w:lang w:val="en-US"/>
-              </w:rPr>
-              <w:t>qmaxF</w:t>
-            </w:r>
-            <w:r>
-              <w:rPr>
-                <w:rFonts w:asciiTheme="minorHAnsi" w:hAnsiTheme="minorHAnsi" w:cstheme="minorHAnsi"/>
-              </w:rPr>
-              <w:t>}</w:t>
+              <w:t xml:space="preserve">{qmaxF}</w:t>
             </w:r>
             <w:r>
               <w:rPr>
@@ -1886,19 +2123,7 @@
               <w:rPr>
                 <w:rFonts w:asciiTheme="minorHAnsi" w:hAnsiTheme="minorHAnsi" w:cstheme="minorHAnsi"/>
               </w:rPr>
-              <w:t>{field</w:t>
-            </w:r>
-            <w:r>
-              <w:rPr>
-                <w:rFonts w:asciiTheme="minorHAnsi" w:hAnsiTheme="minorHAnsi" w:cstheme="minorHAnsi"/>
-              </w:rPr>
-              <w:t>2</w:t>
-            </w:r>
-            <w:r>
-              <w:rPr>
-                <w:rFonts w:asciiTheme="minorHAnsi" w:hAnsiTheme="minorHAnsi" w:cstheme="minorHAnsi"/>
-              </w:rPr>
-              <w:t>}</w:t>
+              <w:t xml:space="preserve">{field2}</w:t>
             </w:r>
           </w:p>
           <w:p>
@@ -2000,19 +2225,7 @@
               <w:rPr>
                 <w:rFonts w:asciiTheme="minorHAnsi" w:hAnsiTheme="minorHAnsi" w:cstheme="minorHAnsi"/>
               </w:rPr>
-              <w:t>{field</w:t>
-            </w:r>
-            <w:r>
-              <w:rPr>
-                <w:rFonts w:asciiTheme="minorHAnsi" w:hAnsiTheme="minorHAnsi" w:cstheme="minorHAnsi"/>
-              </w:rPr>
-              <w:t>1</w:t>
-            </w:r>
-            <w:r>
-              <w:rPr>
-                <w:rFonts w:asciiTheme="minorHAnsi" w:hAnsiTheme="minorHAnsi" w:cstheme="minorHAnsi"/>
-              </w:rPr>
-              <w:t>}</w:t>
+              <w:t xml:space="preserve">{field1}</w:t>
             </w:r>
           </w:p>
           <w:p>
@@ -2766,6 +2979,11 @@
       </w:r>
     </w:p>
     <w:p>
+      <w:r>
+        <w:br w:type="page"/>
+      </w:r>
+    </w:p>
+    <w:p>
       <w:pPr>
         <w:rPr>
           <w:rFonts w:ascii="Calibri" w:hAnsi="Calibri" w:cs="Arial"/>
@@ -3412,21 +3630,7 @@
           <w:rFonts w:asciiTheme="minorHAnsi" w:hAnsiTheme="minorHAnsi" w:cstheme="minorHAnsi"/>
           <w:bCs/>
         </w:rPr>
-        <w:t>{</w:t>
-      </w:r>
-      <w:r>
-        <w:rPr>
-          <w:rFonts w:asciiTheme="minorHAnsi" w:hAnsiTheme="minorHAnsi" w:cstheme="minorHAnsi"/>
-          <w:bCs/>
-        </w:rPr>
-        <w:t>#references</w:t>
-      </w:r>
-      <w:r>
-        <w:rPr>
-          <w:rFonts w:asciiTheme="minorHAnsi" w:hAnsiTheme="minorHAnsi" w:cstheme="minorHAnsi"/>
-          <w:bCs/>
-        </w:rPr>
-        <w:t>}</w:t>
+        <w:t xml:space="preserve">{#references}</w:t>
       </w:r>
     </w:p>
     <w:p>
@@ -3609,24 +3813,7 @@
           <w:color w:val="auto"/>
           <w:kern w:val="0"/>
         </w:rPr>
-        <w:t>{</w:t>
-      </w:r>
-      <w:r>
-        <w:rPr>
-          <w:rFonts w:asciiTheme="minorHAnsi" w:hAnsiTheme="minorHAnsi" w:cstheme="minorHAnsi"/>
-          <w:color w:val="auto"/>
-          <w:kern w:val="0"/>
-          <w:lang w:val="en-US"/>
-        </w:rPr>
-        <w:t>siteProcessDescription</w:t>
-      </w:r>
-      <w:r>
-        <w:rPr>
-          <w:rFonts w:asciiTheme="minorHAnsi" w:hAnsiTheme="minorHAnsi" w:cstheme="minorHAnsi"/>
-          <w:color w:val="auto"/>
-          <w:kern w:val="0"/>
-        </w:rPr>
-        <w:t>}</w:t>
+        <w:t xml:space="preserve">{siteProcessDescription}</w:t>
       </w:r>
     </w:p>
     <w:p>
@@ -3926,29 +4113,7 @@
           <w:rFonts w:ascii="Calibri" w:hAnsi="Calibri" w:cs="Arial"/>
           <w:noProof/>
         </w:rPr>
-        <w:t>{</w:t>
-      </w:r>
-      <w:r>
-        <w:rPr>
-          <w:rFonts w:ascii="Calibri" w:hAnsi="Calibri" w:cs="Arial"/>
-          <w:noProof/>
-        </w:rPr>
-        <w:t>%</w:t>
-      </w:r>
-      <w:r>
-        <w:rPr>
-          <w:rFonts w:ascii="Calibri" w:hAnsi="Calibri" w:cs="Arial"/>
-          <w:noProof/>
-          <w:lang w:val="en-US"/>
-        </w:rPr>
-        <w:t>siteProcessImage1</w:t>
-      </w:r>
-      <w:r>
-        <w:rPr>
-          <w:rFonts w:ascii="Calibri" w:hAnsi="Calibri" w:cs="Arial"/>
-          <w:noProof/>
-        </w:rPr>
-        <w:t>}</w:t>
+        <w:t>{%siteProcessImage1}</w:t>
       </w:r>
     </w:p>
     <w:p>
@@ -3971,30 +4136,7 @@
           <w:rFonts w:ascii="Calibri" w:hAnsi="Calibri" w:cs="Arial"/>
           <w:noProof/>
         </w:rPr>
-        <w:t>{</w:t>
-      </w:r>
-      <w:r>
-        <w:rPr>
-          <w:rFonts w:ascii="Calibri" w:hAnsi="Calibri" w:cs="Arial"/>
-          <w:noProof/>
-          <w:lang w:val="en-US"/>
-        </w:rPr>
-        <w:t>siteProcessImage1</w:t>
-      </w:r>
-      <w:r>
-        <w:rPr>
-          <w:rFonts w:ascii="Calibri" w:hAnsi="Calibri" w:cs="Arial"/>
-          <w:noProof/>
-          <w:lang w:val="en-US"/>
-        </w:rPr>
-        <w:t>Caption</w:t>
-      </w:r>
-      <w:r>
-        <w:rPr>
-          <w:rFonts w:ascii="Calibri" w:hAnsi="Calibri" w:cs="Arial"/>
-          <w:noProof/>
-        </w:rPr>
-        <w:t>}</w:t>
+        <w:t xml:space="preserve">{siteProcessImage1Caption}</w:t>
       </w:r>
       <w:r>
         <w:rPr>
@@ -4017,76 +4159,14 @@
           <w:rFonts w:ascii="Calibri" w:hAnsi="Calibri" w:cs="Arial"/>
           <w:noProof/>
         </w:rPr>
-        <w:t>{</w:t>
-      </w:r>
-      <w:r>
-        <w:rPr>
-          <w:rFonts w:ascii="Calibri" w:hAnsi="Calibri" w:cs="Arial"/>
-          <w:noProof/>
-        </w:rPr>
-        <w:t>%</w:t>
-      </w:r>
-      <w:r>
-        <w:rPr>
-          <w:rFonts w:ascii="Calibri" w:hAnsi="Calibri" w:cs="Arial"/>
-          <w:noProof/>
-          <w:lang w:val="en-US"/>
-        </w:rPr>
-        <w:t>siteProcessImage</w:t>
-      </w:r>
-      <w:r>
-        <w:rPr>
-          <w:rFonts w:ascii="Calibri" w:hAnsi="Calibri" w:cs="Arial"/>
-          <w:noProof/>
-          <w:lang w:val="en-US"/>
-        </w:rPr>
-        <w:t>2</w:t>
-      </w:r>
-      <w:r>
-        <w:rPr>
-          <w:rFonts w:ascii="Calibri" w:hAnsi="Calibri" w:cs="Arial"/>
-          <w:noProof/>
-        </w:rPr>
-        <w:t>}</w:t>
-      </w:r>
-      <w:r>
-        <w:rPr>
-          <w:rFonts w:ascii="Calibri" w:hAnsi="Calibri" w:cs="Arial"/>
-          <w:noProof/>
-        </w:rPr>
-        <w:br/>
-        <w:t>{</w:t>
-      </w:r>
-      <w:r>
-        <w:rPr>
-          <w:rFonts w:ascii="Calibri" w:hAnsi="Calibri" w:cs="Arial"/>
-          <w:noProof/>
-          <w:lang w:val="en-US"/>
-        </w:rPr>
-        <w:t>siteProcessImage</w:t>
-      </w:r>
-      <w:r>
-        <w:rPr>
-          <w:rFonts w:ascii="Calibri" w:hAnsi="Calibri" w:cs="Arial"/>
-          <w:noProof/>
-          <w:lang w:val="en-US"/>
-        </w:rPr>
-        <w:t>2</w:t>
-      </w:r>
-      <w:r>
-        <w:rPr>
-          <w:rFonts w:ascii="Calibri" w:hAnsi="Calibri" w:cs="Arial"/>
-          <w:noProof/>
-          <w:lang w:val="en-US"/>
-        </w:rPr>
-        <w:t>Caption</w:t>
-      </w:r>
-      <w:r>
-        <w:rPr>
-          <w:rFonts w:ascii="Calibri" w:hAnsi="Calibri" w:cs="Arial"/>
-          <w:noProof/>
-        </w:rPr>
-        <w:t>}</w:t>
+        <w:t>{%siteProcessImage2}</w:t>
+      </w:r>
+      <w:r>
+        <w:rPr>
+          <w:rFonts w:ascii="Calibri" w:hAnsi="Calibri" w:cs="Arial"/>
+          <w:noProof/>
+        </w:rPr>
+        <w:t xml:space="preserve">{siteProcessImage2Caption}</w:t>
       </w:r>
     </w:p>
     <w:p>
@@ -4111,76 +4191,14 @@
           <w:rFonts w:ascii="Calibri" w:hAnsi="Calibri" w:cs="Arial"/>
           <w:noProof/>
         </w:rPr>
-        <w:t>{</w:t>
-      </w:r>
-      <w:r>
-        <w:rPr>
-          <w:rFonts w:ascii="Calibri" w:hAnsi="Calibri" w:cs="Arial"/>
-          <w:noProof/>
-        </w:rPr>
-        <w:t>%</w:t>
-      </w:r>
-      <w:r>
-        <w:rPr>
-          <w:rFonts w:ascii="Calibri" w:hAnsi="Calibri" w:cs="Arial"/>
-          <w:noProof/>
-          <w:lang w:val="en-US"/>
-        </w:rPr>
-        <w:t>siteProcessImage</w:t>
-      </w:r>
-      <w:r>
-        <w:rPr>
-          <w:rFonts w:ascii="Calibri" w:hAnsi="Calibri" w:cs="Arial"/>
-          <w:noProof/>
-          <w:lang w:val="en-US"/>
-        </w:rPr>
-        <w:t>3</w:t>
-      </w:r>
-      <w:r>
-        <w:rPr>
-          <w:rFonts w:ascii="Calibri" w:hAnsi="Calibri" w:cs="Arial"/>
-          <w:noProof/>
-        </w:rPr>
-        <w:t>}</w:t>
-      </w:r>
-      <w:r>
-        <w:rPr>
-          <w:rFonts w:ascii="Calibri" w:hAnsi="Calibri" w:cs="Arial"/>
-          <w:noProof/>
-        </w:rPr>
-        <w:br/>
-        <w:t>{</w:t>
-      </w:r>
-      <w:r>
-        <w:rPr>
-          <w:rFonts w:ascii="Calibri" w:hAnsi="Calibri" w:cs="Arial"/>
-          <w:noProof/>
-          <w:lang w:val="en-US"/>
-        </w:rPr>
-        <w:t>siteProcessImage</w:t>
-      </w:r>
-      <w:r>
-        <w:rPr>
-          <w:rFonts w:ascii="Calibri" w:hAnsi="Calibri" w:cs="Arial"/>
-          <w:noProof/>
-          <w:lang w:val="en-US"/>
-        </w:rPr>
-        <w:t>3</w:t>
-      </w:r>
-      <w:r>
-        <w:rPr>
-          <w:rFonts w:ascii="Calibri" w:hAnsi="Calibri" w:cs="Arial"/>
-          <w:noProof/>
-          <w:lang w:val="en-US"/>
-        </w:rPr>
-        <w:t>Caption</w:t>
-      </w:r>
-      <w:r>
-        <w:rPr>
-          <w:rFonts w:ascii="Calibri" w:hAnsi="Calibri" w:cs="Arial"/>
-          <w:noProof/>
-        </w:rPr>
-        <w:t>}</w:t>
+        <w:t>{%siteProcessImage3}</w:t>
+      </w:r>
+      <w:r>
+        <w:rPr>
+          <w:rFonts w:ascii="Calibri" w:hAnsi="Calibri" w:cs="Arial"/>
+          <w:noProof/>
+        </w:rPr>
+        <w:t xml:space="preserve">{siteProcessImage3Caption}</w:t>
       </w:r>
     </w:p>
     <w:p>
@@ -4196,76 +4214,14 @@
           <w:rFonts w:ascii="Calibri" w:hAnsi="Calibri" w:cs="Arial"/>
           <w:noProof/>
         </w:rPr>
-        <w:t>{</w:t>
-      </w:r>
-      <w:r>
-        <w:rPr>
-          <w:rFonts w:ascii="Calibri" w:hAnsi="Calibri" w:cs="Arial"/>
-          <w:noProof/>
-        </w:rPr>
-        <w:t>%</w:t>
-      </w:r>
-      <w:r>
-        <w:rPr>
-          <w:rFonts w:ascii="Calibri" w:hAnsi="Calibri" w:cs="Arial"/>
-          <w:noProof/>
-          <w:lang w:val="en-US"/>
-        </w:rPr>
-        <w:t>siteProcessImage</w:t>
-      </w:r>
-      <w:r>
-        <w:rPr>
-          <w:rFonts w:ascii="Calibri" w:hAnsi="Calibri" w:cs="Arial"/>
-          <w:noProof/>
-          <w:lang w:val="en-US"/>
-        </w:rPr>
-        <w:t>4</w:t>
-      </w:r>
-      <w:r>
-        <w:rPr>
-          <w:rFonts w:ascii="Calibri" w:hAnsi="Calibri" w:cs="Arial"/>
-          <w:noProof/>
-        </w:rPr>
-        <w:t>}</w:t>
-      </w:r>
-      <w:r>
-        <w:rPr>
-          <w:rFonts w:ascii="Calibri" w:hAnsi="Calibri" w:cs="Arial"/>
-          <w:noProof/>
-        </w:rPr>
-        <w:br/>
-        <w:t>{</w:t>
-      </w:r>
-      <w:r>
-        <w:rPr>
-          <w:rFonts w:ascii="Calibri" w:hAnsi="Calibri" w:cs="Arial"/>
-          <w:noProof/>
-          <w:lang w:val="en-US"/>
-        </w:rPr>
-        <w:t>siteProcessImage</w:t>
-      </w:r>
-      <w:r>
-        <w:rPr>
-          <w:rFonts w:ascii="Calibri" w:hAnsi="Calibri" w:cs="Arial"/>
-          <w:noProof/>
-          <w:lang w:val="en-US"/>
-        </w:rPr>
-        <w:t>4</w:t>
-      </w:r>
-      <w:r>
-        <w:rPr>
-          <w:rFonts w:ascii="Calibri" w:hAnsi="Calibri" w:cs="Arial"/>
-          <w:noProof/>
-          <w:lang w:val="en-US"/>
-        </w:rPr>
-        <w:t>Caption</w:t>
-      </w:r>
-      <w:r>
-        <w:rPr>
-          <w:rFonts w:ascii="Calibri" w:hAnsi="Calibri" w:cs="Arial"/>
-          <w:noProof/>
-        </w:rPr>
-        <w:t>}</w:t>
+        <w:t>{%siteProcessImage4}</w:t>
+      </w:r>
+      <w:r>
+        <w:rPr>
+          <w:rFonts w:ascii="Calibri" w:hAnsi="Calibri" w:cs="Arial"/>
+          <w:noProof/>
+        </w:rPr>
+        <w:t xml:space="preserve">{siteProcessImage4Caption}</w:t>
       </w:r>
     </w:p>
     <w:p>
@@ -4290,76 +4246,14 @@
           <w:rFonts w:ascii="Calibri" w:hAnsi="Calibri" w:cs="Arial"/>
           <w:noProof/>
         </w:rPr>
-        <w:t>{</w:t>
-      </w:r>
-      <w:r>
-        <w:rPr>
-          <w:rFonts w:ascii="Calibri" w:hAnsi="Calibri" w:cs="Arial"/>
-          <w:noProof/>
-        </w:rPr>
-        <w:t>%</w:t>
-      </w:r>
-      <w:r>
-        <w:rPr>
-          <w:rFonts w:ascii="Calibri" w:hAnsi="Calibri" w:cs="Arial"/>
-          <w:noProof/>
-          <w:lang w:val="en-US"/>
-        </w:rPr>
-        <w:t>siteProcessImage</w:t>
-      </w:r>
-      <w:r>
-        <w:rPr>
-          <w:rFonts w:ascii="Calibri" w:hAnsi="Calibri" w:cs="Arial"/>
-          <w:noProof/>
-          <w:lang w:val="en-US"/>
-        </w:rPr>
-        <w:t>5</w:t>
-      </w:r>
-      <w:r>
-        <w:rPr>
-          <w:rFonts w:ascii="Calibri" w:hAnsi="Calibri" w:cs="Arial"/>
-          <w:noProof/>
-        </w:rPr>
-        <w:t>}</w:t>
-      </w:r>
-      <w:r>
-        <w:rPr>
-          <w:rFonts w:ascii="Calibri" w:hAnsi="Calibri" w:cs="Arial"/>
-          <w:noProof/>
-        </w:rPr>
-        <w:br/>
-        <w:t>{</w:t>
-      </w:r>
-      <w:r>
-        <w:rPr>
-          <w:rFonts w:ascii="Calibri" w:hAnsi="Calibri" w:cs="Arial"/>
-          <w:noProof/>
-          <w:lang w:val="en-US"/>
-        </w:rPr>
-        <w:t>siteProcessImage</w:t>
-      </w:r>
-      <w:r>
-        <w:rPr>
-          <w:rFonts w:ascii="Calibri" w:hAnsi="Calibri" w:cs="Arial"/>
-          <w:noProof/>
-          <w:lang w:val="en-US"/>
-        </w:rPr>
-        <w:t>5</w:t>
-      </w:r>
-      <w:r>
-        <w:rPr>
-          <w:rFonts w:ascii="Calibri" w:hAnsi="Calibri" w:cs="Arial"/>
-          <w:noProof/>
-          <w:lang w:val="en-US"/>
-        </w:rPr>
-        <w:t>Caption</w:t>
-      </w:r>
-      <w:r>
-        <w:rPr>
-          <w:rFonts w:ascii="Calibri" w:hAnsi="Calibri" w:cs="Arial"/>
-          <w:noProof/>
-        </w:rPr>
-        <w:t>}</w:t>
+        <w:t>{%siteProcessImage5}</w:t>
+      </w:r>
+      <w:r>
+        <w:rPr>
+          <w:rFonts w:ascii="Calibri" w:hAnsi="Calibri" w:cs="Arial"/>
+          <w:noProof/>
+        </w:rPr>
+        <w:t xml:space="preserve">{siteProcessImage5Caption}</w:t>
       </w:r>
     </w:p>
     <w:p>
@@ -4462,21 +4356,7 @@
           <w:rFonts w:asciiTheme="minorHAnsi" w:hAnsiTheme="minorHAnsi" w:cstheme="minorHAnsi"/>
           <w:lang w:val="en-US" w:eastAsia="en-US"/>
         </w:rPr>
-        <w:t>{</w:t>
-      </w:r>
-      <w:r>
-        <w:rPr>
-          <w:rFonts w:asciiTheme="minorHAnsi" w:hAnsiTheme="minorHAnsi" w:cstheme="minorHAnsi"/>
-          <w:lang w:val="en-US" w:eastAsia="en-US"/>
-        </w:rPr>
-        <w:t>aerialViewDescription</w:t>
-      </w:r>
-      <w:r>
-        <w:rPr>
-          <w:rFonts w:asciiTheme="minorHAnsi" w:hAnsiTheme="minorHAnsi" w:cstheme="minorHAnsi"/>
-          <w:lang w:val="en-US" w:eastAsia="en-US"/>
-        </w:rPr>
-        <w:t>}</w:t>
+        <w:t xml:space="preserve">{aerialViewDescription}</w:t>
       </w:r>
     </w:p>
     <w:p>
@@ -4500,31 +4380,9 @@
         <w:rPr>
           <w:rFonts w:ascii="Calibri" w:hAnsi="Calibri" w:cs="Arial"/>
           <w:noProof/>
-        </w:rPr>
-        <w:t>{%</w:t>
-      </w:r>
-      <w:r>
-        <w:rPr>
-          <w:rFonts w:ascii="Calibri" w:hAnsi="Calibri" w:cs="Arial"/>
-          <w:noProof/>
           <w:lang w:val="en-US"/>
         </w:rPr>
-        <w:t>aerialViewImage1</w:t>
-      </w:r>
-      <w:r>
-        <w:rPr>
-          <w:rFonts w:ascii="Calibri" w:hAnsi="Calibri" w:cs="Arial"/>
-          <w:noProof/>
-        </w:rPr>
-        <w:t>}</w:t>
-      </w:r>
-      <w:r>
-        <w:rPr>
-          <w:rFonts w:ascii="Calibri" w:hAnsi="Calibri" w:cs="Arial"/>
-          <w:noProof/>
-        </w:rPr>
-        <w:br/>
-        <w:t>{</w:t>
+        <w:t>{%aerialViewImage1}</w:t>
       </w:r>
       <w:r>
         <w:rPr>
@@ -4532,22 +4390,7 @@
           <w:noProof/>
           <w:lang w:val="en-US"/>
         </w:rPr>
-        <w:t>aerialViewImage1</w:t>
-      </w:r>
-      <w:r>
-        <w:rPr>
-          <w:rFonts w:ascii="Calibri" w:hAnsi="Calibri" w:cs="Arial"/>
-          <w:noProof/>
-          <w:lang w:val="en-US"/>
-        </w:rPr>
-        <w:t>Caption</w:t>
-      </w:r>
-      <w:r>
-        <w:rPr>
-          <w:rFonts w:ascii="Calibri" w:hAnsi="Calibri" w:cs="Arial"/>
-          <w:noProof/>
-        </w:rPr>
-        <w:t>}</w:t>
+        <w:t xml:space="preserve">{aerialViewImage1Caption}</w:t>
       </w:r>
     </w:p>
     <w:p>
@@ -4587,46 +4430,42 @@
           <w:rFonts w:ascii="Calibri" w:hAnsi="Calibri" w:cs="Arial"/>
           <w:noProof/>
         </w:rPr>
-        <w:t>{%</w:t>
-      </w:r>
-      <w:r>
+        <w:t>{%aerialViewImage2}</w:t>
+      </w:r>
+      <w:r>
+        <w:rPr>
+          <w:rFonts w:ascii="Calibri" w:hAnsi="Calibri" w:cs="Arial"/>
+          <w:noProof/>
+        </w:rPr>
+        <w:t xml:space="preserve">{aerialViewImage2Caption}</w:t>
+      </w:r>
+    </w:p>
+    <w:p>
+      <w:pPr>
+        <w:jc w:val="center"/>
         <w:rPr>
           <w:rFonts w:ascii="Calibri" w:hAnsi="Calibri" w:cs="Arial"/>
           <w:noProof/>
           <w:lang w:val="en-US"/>
         </w:rPr>
-        <w:t>aerialViewImage</w:t>
-      </w:r>
-      <w:r>
+      </w:pPr>
+    </w:p>
+    <w:p>
+      <w:pPr>
+        <w:jc w:val="center"/>
         <w:rPr>
           <w:rFonts w:ascii="Calibri" w:hAnsi="Calibri" w:cs="Arial"/>
           <w:noProof/>
           <w:lang w:val="en-US"/>
         </w:rPr>
-        <w:t>2</w:t>
-      </w:r>
-      <w:r>
-        <w:rPr>
-          <w:rFonts w:ascii="Calibri" w:hAnsi="Calibri" w:cs="Arial"/>
-          <w:noProof/>
-        </w:rPr>
-        <w:t>}</w:t>
-      </w:r>
-      <w:r>
-        <w:rPr>
-          <w:rFonts w:ascii="Calibri" w:hAnsi="Calibri" w:cs="Arial"/>
-          <w:noProof/>
-        </w:rPr>
-        <w:br/>
-        <w:t>{</w:t>
-      </w:r>
+      </w:pPr>
       <w:r>
         <w:rPr>
           <w:rFonts w:ascii="Calibri" w:hAnsi="Calibri" w:cs="Arial"/>
           <w:noProof/>
           <w:lang w:val="en-US"/>
         </w:rPr>
-        <w:t>aerialViewImage</w:t>
+        <w:t>{%aerialViewImage3}</w:t>
       </w:r>
       <w:r>
         <w:rPr>
@@ -4634,23 +4473,41 @@
           <w:noProof/>
           <w:lang w:val="en-US"/>
         </w:rPr>
-        <w:t>2</w:t>
-      </w:r>
-      <w:r>
+        <w:t xml:space="preserve">{aerialViewImage3Caption}</w:t>
+      </w:r>
+    </w:p>
+    <w:p>
+      <w:pPr>
+        <w:jc w:val="center"/>
+        <w:rPr>
+          <w:rFonts w:ascii="Calibri" w:hAnsi="Calibri" w:cs="Arial"/>
+          <w:noProof/>
+        </w:rPr>
+      </w:pPr>
+      <w:r>
+        <w:rPr>
+          <w:rFonts w:ascii="Calibri" w:hAnsi="Calibri" w:cs="Arial"/>
+          <w:noProof/>
+        </w:rPr>
+        <w:t>{%aerialViewImage4}</w:t>
+      </w:r>
+      <w:r>
+        <w:rPr>
+          <w:rFonts w:ascii="Calibri" w:hAnsi="Calibri" w:cs="Arial"/>
+          <w:noProof/>
+        </w:rPr>
+        <w:t xml:space="preserve">{aerialViewImage4Caption}</w:t>
+      </w:r>
+    </w:p>
+    <w:p>
+      <w:pPr>
+        <w:jc w:val="center"/>
         <w:rPr>
           <w:rFonts w:ascii="Calibri" w:hAnsi="Calibri" w:cs="Arial"/>
           <w:noProof/>
           <w:lang w:val="en-US"/>
         </w:rPr>
-        <w:t>Caption</w:t>
-      </w:r>
-      <w:r>
-        <w:rPr>
-          <w:rFonts w:ascii="Calibri" w:hAnsi="Calibri" w:cs="Arial"/>
-          <w:noProof/>
-        </w:rPr>
-        <w:t>}</w:t>
-      </w:r>
+      </w:pPr>
     </w:p>
     <w:p>
       <w:pPr>
@@ -4661,22 +4518,13 @@
           <w:lang w:val="en-US"/>
         </w:rPr>
       </w:pPr>
-    </w:p>
-    <w:p>
-      <w:pPr>
-        <w:jc w:val="center"/>
+      <w:r>
         <w:rPr>
           <w:rFonts w:ascii="Calibri" w:hAnsi="Calibri" w:cs="Arial"/>
           <w:noProof/>
           <w:lang w:val="en-US"/>
         </w:rPr>
-      </w:pPr>
-      <w:r>
-        <w:rPr>
-          <w:rFonts w:ascii="Calibri" w:hAnsi="Calibri" w:cs="Arial"/>
-          <w:noProof/>
-        </w:rPr>
-        <w:t>{%</w:t>
+        <w:t>{%aerialViewImage5}</w:t>
       </w:r>
       <w:r>
         <w:rPr>
@@ -4684,228 +4532,7 @@
           <w:noProof/>
           <w:lang w:val="en-US"/>
         </w:rPr>
-        <w:t>aerialViewImage</w:t>
-      </w:r>
-      <w:r>
-        <w:rPr>
-          <w:rFonts w:ascii="Calibri" w:hAnsi="Calibri" w:cs="Arial"/>
-          <w:noProof/>
-          <w:lang w:val="en-US"/>
-        </w:rPr>
-        <w:t>3</w:t>
-      </w:r>
-      <w:r>
-        <w:rPr>
-          <w:rFonts w:ascii="Calibri" w:hAnsi="Calibri" w:cs="Arial"/>
-          <w:noProof/>
-        </w:rPr>
-        <w:t>}</w:t>
-      </w:r>
-      <w:r>
-        <w:rPr>
-          <w:rFonts w:ascii="Calibri" w:hAnsi="Calibri" w:cs="Arial"/>
-          <w:noProof/>
-        </w:rPr>
-        <w:br/>
-        <w:t>{</w:t>
-      </w:r>
-      <w:r>
-        <w:rPr>
-          <w:rFonts w:ascii="Calibri" w:hAnsi="Calibri" w:cs="Arial"/>
-          <w:noProof/>
-          <w:lang w:val="en-US"/>
-        </w:rPr>
-        <w:t>aerialViewImage</w:t>
-      </w:r>
-      <w:r>
-        <w:rPr>
-          <w:rFonts w:ascii="Calibri" w:hAnsi="Calibri" w:cs="Arial"/>
-          <w:noProof/>
-          <w:lang w:val="en-US"/>
-        </w:rPr>
-        <w:t>3</w:t>
-      </w:r>
-      <w:r>
-        <w:rPr>
-          <w:rFonts w:ascii="Calibri" w:hAnsi="Calibri" w:cs="Arial"/>
-          <w:noProof/>
-          <w:lang w:val="en-US"/>
-        </w:rPr>
-        <w:t>Caption</w:t>
-      </w:r>
-      <w:r>
-        <w:rPr>
-          <w:rFonts w:ascii="Calibri" w:hAnsi="Calibri" w:cs="Arial"/>
-          <w:noProof/>
-        </w:rPr>
-        <w:t>}</w:t>
-      </w:r>
-    </w:p>
-    <w:p>
-      <w:pPr>
-        <w:jc w:val="center"/>
-        <w:rPr>
-          <w:rFonts w:ascii="Calibri" w:hAnsi="Calibri" w:cs="Arial"/>
-          <w:noProof/>
-        </w:rPr>
-      </w:pPr>
-      <w:r>
-        <w:rPr>
-          <w:rFonts w:ascii="Calibri" w:hAnsi="Calibri" w:cs="Arial"/>
-          <w:noProof/>
-        </w:rPr>
-        <w:t>{%</w:t>
-      </w:r>
-      <w:r>
-        <w:rPr>
-          <w:rFonts w:ascii="Calibri" w:hAnsi="Calibri" w:cs="Arial"/>
-          <w:noProof/>
-          <w:lang w:val="en-US"/>
-        </w:rPr>
-        <w:t>aerialViewImage</w:t>
-      </w:r>
-      <w:r>
-        <w:rPr>
-          <w:rFonts w:ascii="Calibri" w:hAnsi="Calibri" w:cs="Arial"/>
-          <w:noProof/>
-          <w:lang w:val="en-US"/>
-        </w:rPr>
-        <w:t>4</w:t>
-      </w:r>
-      <w:r>
-        <w:rPr>
-          <w:rFonts w:ascii="Calibri" w:hAnsi="Calibri" w:cs="Arial"/>
-          <w:noProof/>
-        </w:rPr>
-        <w:t>}</w:t>
-      </w:r>
-      <w:r>
-        <w:rPr>
-          <w:rFonts w:ascii="Calibri" w:hAnsi="Calibri" w:cs="Arial"/>
-          <w:noProof/>
-        </w:rPr>
-        <w:br/>
-        <w:t>{</w:t>
-      </w:r>
-      <w:r>
-        <w:rPr>
-          <w:rFonts w:ascii="Calibri" w:hAnsi="Calibri" w:cs="Arial"/>
-          <w:noProof/>
-          <w:lang w:val="en-US"/>
-        </w:rPr>
-        <w:t>aerialViewImage</w:t>
-      </w:r>
-      <w:r>
-        <w:rPr>
-          <w:rFonts w:ascii="Calibri" w:hAnsi="Calibri" w:cs="Arial"/>
-          <w:noProof/>
-          <w:lang w:val="en-US"/>
-        </w:rPr>
-        <w:t>4</w:t>
-      </w:r>
-      <w:r>
-        <w:rPr>
-          <w:rFonts w:ascii="Calibri" w:hAnsi="Calibri" w:cs="Arial"/>
-          <w:noProof/>
-          <w:lang w:val="en-US"/>
-        </w:rPr>
-        <w:t>Caption</w:t>
-      </w:r>
-      <w:r>
-        <w:rPr>
-          <w:rFonts w:ascii="Calibri" w:hAnsi="Calibri" w:cs="Arial"/>
-          <w:noProof/>
-        </w:rPr>
-        <w:t>}</w:t>
-      </w:r>
-    </w:p>
-    <w:p>
-      <w:pPr>
-        <w:jc w:val="center"/>
-        <w:rPr>
-          <w:rFonts w:ascii="Calibri" w:hAnsi="Calibri" w:cs="Arial"/>
-          <w:noProof/>
-          <w:lang w:val="en-US"/>
-        </w:rPr>
-      </w:pPr>
-    </w:p>
-    <w:p>
-      <w:pPr>
-        <w:jc w:val="center"/>
-        <w:rPr>
-          <w:rFonts w:ascii="Calibri" w:hAnsi="Calibri" w:cs="Arial"/>
-          <w:noProof/>
-          <w:lang w:val="en-US"/>
-        </w:rPr>
-      </w:pPr>
-      <w:r>
-        <w:rPr>
-          <w:rFonts w:ascii="Calibri" w:hAnsi="Calibri" w:cs="Arial"/>
-          <w:noProof/>
-        </w:rPr>
-        <w:t>{%</w:t>
-      </w:r>
-      <w:r>
-        <w:rPr>
-          <w:rFonts w:ascii="Calibri" w:hAnsi="Calibri" w:cs="Arial"/>
-          <w:noProof/>
-          <w:lang w:val="en-US"/>
-        </w:rPr>
-        <w:t>aerialViewImage</w:t>
-      </w:r>
-      <w:r>
-        <w:rPr>
-          <w:rFonts w:ascii="Calibri" w:hAnsi="Calibri" w:cs="Arial"/>
-          <w:noProof/>
-          <w:lang w:val="en-US"/>
-        </w:rPr>
-        <w:t>5</w:t>
-      </w:r>
-      <w:r>
-        <w:rPr>
-          <w:rFonts w:ascii="Calibri" w:hAnsi="Calibri" w:cs="Arial"/>
-          <w:noProof/>
-        </w:rPr>
-        <w:t>}</w:t>
-      </w:r>
-      <w:r>
-        <w:rPr>
-          <w:rFonts w:ascii="Calibri" w:hAnsi="Calibri" w:cs="Arial"/>
-          <w:noProof/>
-        </w:rPr>
-        <w:br/>
-        <w:t>{</w:t>
-      </w:r>
-      <w:r>
-        <w:rPr>
-          <w:rFonts w:ascii="Calibri" w:hAnsi="Calibri" w:cs="Arial"/>
-          <w:noProof/>
-          <w:lang w:val="en-US"/>
-        </w:rPr>
-        <w:t>aerialViewImage</w:t>
-      </w:r>
-      <w:r>
-        <w:rPr>
-          <w:rFonts w:ascii="Calibri" w:hAnsi="Calibri" w:cs="Arial"/>
-          <w:noProof/>
-          <w:lang w:val="en-US"/>
-        </w:rPr>
-        <w:t>5</w:t>
-      </w:r>
-      <w:r>
-        <w:rPr>
-          <w:rFonts w:ascii="Calibri" w:hAnsi="Calibri" w:cs="Arial"/>
-          <w:noProof/>
-          <w:lang w:val="en-US"/>
-        </w:rPr>
-        <w:t>Caption</w:t>
-      </w:r>
-      <w:r>
-        <w:rPr>
-          <w:rFonts w:ascii="Calibri" w:hAnsi="Calibri" w:cs="Arial"/>
-          <w:noProof/>
-        </w:rPr>
-        <w:t>}</w:t>
+        <w:t xml:space="preserve">{aerialViewImage5Caption}</w:t>
       </w:r>
     </w:p>
     <w:p>
@@ -5171,53 +4798,14 @@
           <w:rFonts w:ascii="Calibri" w:hAnsi="Calibri" w:cs="Arial"/>
           <w:noProof/>
         </w:rPr>
-        <w:t>{%</w:t>
-      </w:r>
-      <w:r>
-        <w:rPr>
-          <w:rFonts w:ascii="Calibri" w:hAnsi="Calibri" w:cs="Arial"/>
-          <w:noProof/>
-          <w:lang w:val="en-US"/>
-        </w:rPr>
-        <w:t>primaryDeviceImage1</w:t>
-      </w:r>
-      <w:r>
-        <w:rPr>
-          <w:rFonts w:ascii="Calibri" w:hAnsi="Calibri" w:cs="Arial"/>
-          <w:noProof/>
-        </w:rPr>
-        <w:t>}</w:t>
-      </w:r>
-      <w:r>
-        <w:rPr>
-          <w:rFonts w:ascii="Calibri" w:hAnsi="Calibri" w:cs="Arial"/>
-          <w:noProof/>
-        </w:rPr>
-        <w:br/>
-        <w:t>{</w:t>
-      </w:r>
-      <w:r>
-        <w:rPr>
-          <w:rFonts w:ascii="Calibri" w:hAnsi="Calibri" w:cs="Arial"/>
-          <w:noProof/>
-          <w:lang w:val="en-US"/>
-        </w:rPr>
-        <w:t>primaryDeviceImage1</w:t>
-      </w:r>
-      <w:r>
-        <w:rPr>
-          <w:rFonts w:ascii="Calibri" w:hAnsi="Calibri" w:cs="Arial"/>
-          <w:noProof/>
-          <w:lang w:val="en-US"/>
-        </w:rPr>
-        <w:t>Caption</w:t>
-      </w:r>
-      <w:r>
-        <w:rPr>
-          <w:rFonts w:ascii="Calibri" w:hAnsi="Calibri" w:cs="Arial"/>
-          <w:noProof/>
-        </w:rPr>
-        <w:t>}</w:t>
+        <w:t>{%primaryDeviceImage1}</w:t>
+      </w:r>
+      <w:r>
+        <w:rPr>
+          <w:rFonts w:ascii="Calibri" w:hAnsi="Calibri" w:cs="Arial"/>
+          <w:noProof/>
+        </w:rPr>
+        <w:t xml:space="preserve">{primaryDeviceImage1Caption}</w:t>
       </w:r>
     </w:p>
     <w:p>
@@ -5258,46 +4846,42 @@
           <w:rFonts w:ascii="Calibri" w:hAnsi="Calibri" w:cs="Arial"/>
           <w:noProof/>
         </w:rPr>
-        <w:t>{%</w:t>
-      </w:r>
-      <w:r>
+        <w:t>{%primaryDeviceImage2}</w:t>
+      </w:r>
+      <w:r>
+        <w:rPr>
+          <w:rFonts w:ascii="Calibri" w:hAnsi="Calibri" w:cs="Arial"/>
+          <w:noProof/>
+        </w:rPr>
+        <w:t xml:space="preserve">{primaryDeviceImage2Caption}</w:t>
+      </w:r>
+    </w:p>
+    <w:p>
+      <w:pPr>
+        <w:jc w:val="center"/>
         <w:rPr>
           <w:rFonts w:ascii="Calibri" w:hAnsi="Calibri" w:cs="Arial"/>
           <w:noProof/>
           <w:lang w:val="en-US"/>
         </w:rPr>
-        <w:t>primaryDeviceImage</w:t>
-      </w:r>
-      <w:r>
+      </w:pPr>
+    </w:p>
+    <w:p>
+      <w:pPr>
+        <w:jc w:val="center"/>
         <w:rPr>
           <w:rFonts w:ascii="Calibri" w:hAnsi="Calibri" w:cs="Arial"/>
           <w:noProof/>
           <w:lang w:val="en-US"/>
         </w:rPr>
-        <w:t>2</w:t>
-      </w:r>
-      <w:r>
-        <w:rPr>
-          <w:rFonts w:ascii="Calibri" w:hAnsi="Calibri" w:cs="Arial"/>
-          <w:noProof/>
-        </w:rPr>
-        <w:t>}</w:t>
-      </w:r>
-      <w:r>
-        <w:rPr>
-          <w:rFonts w:ascii="Calibri" w:hAnsi="Calibri" w:cs="Arial"/>
-          <w:noProof/>
-        </w:rPr>
-        <w:br/>
-        <w:t>{</w:t>
-      </w:r>
+      </w:pPr>
       <w:r>
         <w:rPr>
           <w:rFonts w:ascii="Calibri" w:hAnsi="Calibri" w:cs="Arial"/>
           <w:noProof/>
           <w:lang w:val="en-US"/>
         </w:rPr>
-        <w:t>primaryDeviceImage</w:t>
+        <w:t>{%primaryDeviceImage3}</w:t>
       </w:r>
       <w:r>
         <w:rPr>
@@ -5305,23 +4889,41 @@
           <w:noProof/>
           <w:lang w:val="en-US"/>
         </w:rPr>
-        <w:t>2</w:t>
-      </w:r>
-      <w:r>
+        <w:t xml:space="preserve">{primaryDeviceImage3Caption}</w:t>
+      </w:r>
+    </w:p>
+    <w:p>
+      <w:pPr>
+        <w:jc w:val="center"/>
+        <w:rPr>
+          <w:rFonts w:ascii="Calibri" w:hAnsi="Calibri" w:cs="Arial"/>
+          <w:noProof/>
+        </w:rPr>
+      </w:pPr>
+      <w:r>
+        <w:rPr>
+          <w:rFonts w:ascii="Calibri" w:hAnsi="Calibri" w:cs="Arial"/>
+          <w:noProof/>
+        </w:rPr>
+        <w:t>{%primaryDeviceImage4}</w:t>
+      </w:r>
+      <w:r>
+        <w:rPr>
+          <w:rFonts w:ascii="Calibri" w:hAnsi="Calibri" w:cs="Arial"/>
+          <w:noProof/>
+        </w:rPr>
+        <w:t xml:space="preserve">{primaryDeviceImage4Caption}</w:t>
+      </w:r>
+    </w:p>
+    <w:p>
+      <w:pPr>
+        <w:jc w:val="center"/>
         <w:rPr>
           <w:rFonts w:ascii="Calibri" w:hAnsi="Calibri" w:cs="Arial"/>
           <w:noProof/>
           <w:lang w:val="en-US"/>
         </w:rPr>
-        <w:t>Caption</w:t>
-      </w:r>
-      <w:r>
-        <w:rPr>
-          <w:rFonts w:ascii="Calibri" w:hAnsi="Calibri" w:cs="Arial"/>
-          <w:noProof/>
-        </w:rPr>
-        <w:t>}</w:t>
-      </w:r>
+      </w:pPr>
     </w:p>
     <w:p>
       <w:pPr>
@@ -5332,22 +4934,13 @@
           <w:lang w:val="en-US"/>
         </w:rPr>
       </w:pPr>
-    </w:p>
-    <w:p>
-      <w:pPr>
-        <w:jc w:val="center"/>
+      <w:r>
         <w:rPr>
           <w:rFonts w:ascii="Calibri" w:hAnsi="Calibri" w:cs="Arial"/>
           <w:noProof/>
           <w:lang w:val="en-US"/>
         </w:rPr>
-      </w:pPr>
-      <w:r>
-        <w:rPr>
-          <w:rFonts w:ascii="Calibri" w:hAnsi="Calibri" w:cs="Arial"/>
-          <w:noProof/>
-        </w:rPr>
-        <w:t>{%</w:t>
+        <w:t>{%primaryDeviceImage5}</w:t>
       </w:r>
       <w:r>
         <w:rPr>
@@ -5355,236 +4948,11 @@
           <w:noProof/>
           <w:lang w:val="en-US"/>
         </w:rPr>
-        <w:t>primaryDeviceImage</w:t>
-      </w:r>
-      <w:r>
-        <w:rPr>
-          <w:rFonts w:ascii="Calibri" w:hAnsi="Calibri" w:cs="Arial"/>
-          <w:noProof/>
-          <w:lang w:val="en-US"/>
-        </w:rPr>
-        <w:t>3</w:t>
-      </w:r>
-      <w:r>
-        <w:rPr>
-          <w:rFonts w:ascii="Calibri" w:hAnsi="Calibri" w:cs="Arial"/>
-          <w:noProof/>
-        </w:rPr>
-        <w:t>}</w:t>
-      </w:r>
-      <w:r>
-        <w:rPr>
-          <w:rFonts w:ascii="Calibri" w:hAnsi="Calibri" w:cs="Arial"/>
-          <w:noProof/>
-        </w:rPr>
-        <w:br/>
-        <w:t>{</w:t>
-      </w:r>
-      <w:r>
-        <w:rPr>
-          <w:rFonts w:ascii="Calibri" w:hAnsi="Calibri" w:cs="Arial"/>
-          <w:noProof/>
-          <w:lang w:val="en-US"/>
-        </w:rPr>
-        <w:t>primaryDeviceImage</w:t>
-      </w:r>
-      <w:r>
-        <w:rPr>
-          <w:rFonts w:ascii="Calibri" w:hAnsi="Calibri" w:cs="Arial"/>
-          <w:noProof/>
-          <w:lang w:val="en-US"/>
-        </w:rPr>
-        <w:t>3</w:t>
-      </w:r>
-      <w:r>
-        <w:rPr>
-          <w:rFonts w:ascii="Calibri" w:hAnsi="Calibri" w:cs="Arial"/>
-          <w:noProof/>
-          <w:lang w:val="en-US"/>
-        </w:rPr>
-        <w:t>Caption</w:t>
-      </w:r>
-      <w:r>
-        <w:rPr>
-          <w:rFonts w:ascii="Calibri" w:hAnsi="Calibri" w:cs="Arial"/>
-          <w:noProof/>
-        </w:rPr>
-        <w:t>}</w:t>
-      </w:r>
-    </w:p>
-    <w:p>
-      <w:pPr>
-        <w:jc w:val="center"/>
-        <w:rPr>
-          <w:rFonts w:ascii="Calibri" w:hAnsi="Calibri" w:cs="Arial"/>
-          <w:noProof/>
-        </w:rPr>
-      </w:pPr>
-      <w:r>
-        <w:rPr>
-          <w:rFonts w:ascii="Calibri" w:hAnsi="Calibri" w:cs="Arial"/>
-          <w:noProof/>
-        </w:rPr>
-        <w:t>{%</w:t>
-      </w:r>
-      <w:r>
-        <w:rPr>
-          <w:rFonts w:ascii="Calibri" w:hAnsi="Calibri" w:cs="Arial"/>
-          <w:noProof/>
-          <w:lang w:val="en-US"/>
-        </w:rPr>
-        <w:t>primaryDeviceImage</w:t>
-      </w:r>
-      <w:r>
-        <w:rPr>
-          <w:rFonts w:ascii="Calibri" w:hAnsi="Calibri" w:cs="Arial"/>
-          <w:noProof/>
-          <w:lang w:val="en-US"/>
-        </w:rPr>
-        <w:t>4</w:t>
-      </w:r>
-      <w:r>
-        <w:rPr>
-          <w:rFonts w:ascii="Calibri" w:hAnsi="Calibri" w:cs="Arial"/>
-          <w:noProof/>
-        </w:rPr>
-        <w:t>}</w:t>
-      </w:r>
-      <w:r>
-        <w:rPr>
-          <w:rFonts w:ascii="Calibri" w:hAnsi="Calibri" w:cs="Arial"/>
-          <w:noProof/>
-        </w:rPr>
-        <w:br/>
-        <w:t>{</w:t>
-      </w:r>
-      <w:r>
-        <w:rPr>
-          <w:rFonts w:ascii="Calibri" w:hAnsi="Calibri" w:cs="Arial"/>
-          <w:noProof/>
-          <w:lang w:val="en-US"/>
-        </w:rPr>
-        <w:t>primaryDeviceImage</w:t>
-      </w:r>
-      <w:r>
-        <w:rPr>
-          <w:rFonts w:ascii="Calibri" w:hAnsi="Calibri" w:cs="Arial"/>
-          <w:noProof/>
-          <w:lang w:val="en-US"/>
-        </w:rPr>
-        <w:t>4</w:t>
-      </w:r>
-      <w:r>
-        <w:rPr>
-          <w:rFonts w:ascii="Calibri" w:hAnsi="Calibri" w:cs="Arial"/>
-          <w:noProof/>
-          <w:lang w:val="en-US"/>
-        </w:rPr>
-        <w:t>Caption</w:t>
-      </w:r>
-      <w:r>
-        <w:rPr>
-          <w:rFonts w:ascii="Calibri" w:hAnsi="Calibri" w:cs="Arial"/>
-          <w:noProof/>
-        </w:rPr>
-        <w:t>}</w:t>
-      </w:r>
-    </w:p>
-    <w:p>
-      <w:pPr>
-        <w:jc w:val="center"/>
-        <w:rPr>
-          <w:rFonts w:ascii="Calibri" w:hAnsi="Calibri" w:cs="Arial"/>
-          <w:noProof/>
-          <w:lang w:val="en-US"/>
-        </w:rPr>
-      </w:pPr>
-    </w:p>
-    <w:p>
-      <w:pPr>
-        <w:jc w:val="center"/>
-        <w:rPr>
-          <w:rFonts w:ascii="Calibri" w:hAnsi="Calibri" w:cs="Arial"/>
-          <w:noProof/>
-          <w:lang w:val="en-US"/>
-        </w:rPr>
-      </w:pPr>
-      <w:r>
-        <w:rPr>
-          <w:rFonts w:ascii="Calibri" w:hAnsi="Calibri" w:cs="Arial"/>
-          <w:noProof/>
-        </w:rPr>
-        <w:t>{%</w:t>
-      </w:r>
-      <w:r>
-        <w:rPr>
-          <w:rFonts w:ascii="Calibri" w:hAnsi="Calibri" w:cs="Arial"/>
-          <w:noProof/>
-          <w:lang w:val="en-US"/>
-        </w:rPr>
-        <w:t>primaryDeviceImage</w:t>
-      </w:r>
-      <w:r>
-        <w:rPr>
-          <w:rFonts w:ascii="Calibri" w:hAnsi="Calibri" w:cs="Arial"/>
-          <w:noProof/>
-          <w:lang w:val="en-US"/>
-        </w:rPr>
-        <w:t>5</w:t>
-      </w:r>
-      <w:r>
-        <w:rPr>
-          <w:rFonts w:ascii="Calibri" w:hAnsi="Calibri" w:cs="Arial"/>
-          <w:noProof/>
-        </w:rPr>
-        <w:t>}</w:t>
-      </w:r>
-      <w:r>
-        <w:rPr>
-          <w:rFonts w:ascii="Calibri" w:hAnsi="Calibri" w:cs="Arial"/>
-          <w:noProof/>
-        </w:rPr>
-        <w:br/>
-        <w:t>{</w:t>
-      </w:r>
-      <w:r>
-        <w:rPr>
-          <w:rFonts w:ascii="Calibri" w:hAnsi="Calibri" w:cs="Arial"/>
-          <w:noProof/>
-          <w:lang w:val="en-US"/>
-        </w:rPr>
-        <w:t>primaryDeviceImage</w:t>
-      </w:r>
-      <w:r>
-        <w:rPr>
-          <w:rFonts w:ascii="Calibri" w:hAnsi="Calibri" w:cs="Arial"/>
-          <w:noProof/>
-          <w:lang w:val="en-US"/>
-        </w:rPr>
-        <w:t>5</w:t>
-      </w:r>
-      <w:r>
-        <w:rPr>
-          <w:rFonts w:ascii="Calibri" w:hAnsi="Calibri" w:cs="Arial"/>
-          <w:noProof/>
-          <w:lang w:val="en-US"/>
-        </w:rPr>
-        <w:t>Caption</w:t>
-      </w:r>
-      <w:r>
-        <w:rPr>
-          <w:rFonts w:ascii="Calibri" w:hAnsi="Calibri" w:cs="Arial"/>
-          <w:noProof/>
-        </w:rPr>
-        <w:t>}</w:t>
-      </w:r>
-    </w:p>
-    <w:p>
-      <w:pPr>
-        <w:rPr>
-          <w:rFonts w:ascii="Calibri" w:hAnsi="Calibri" w:cs="Arial"/>
-          <w:highlight w:val="green"/>
-        </w:rPr>
+        <w:t xml:space="preserve">{primaryDeviceImage5Caption}</w:t>
+      </w:r>
+    </w:p>
+    <w:p>
+      <w:pPr>
         <w:sectPr>
           <w:type w:val="continuous"/>
           <w:pgSz w:w="12240" w:h="15840" w:code="1"/>
@@ -5594,302 +4962,7 @@
       </w:pPr>
     </w:p>
     <w:p>
-      <w:pPr>
-        <w:rPr>
-          <w:rFonts w:ascii="Calibri" w:hAnsi="Calibri" w:cs="Arial"/>
-          <w:highlight w:val="green"/>
-        </w:rPr>
-      </w:pPr>
-    </w:p>
-    <w:p>
-      <w:pPr>
-        <w:rPr>
-          <w:rFonts w:ascii="Calibri" w:hAnsi="Calibri" w:cs="Arial"/>
-          <w:highlight w:val="green"/>
-        </w:rPr>
-      </w:pPr>
-    </w:p>
-    <w:p>
-      <w:pPr>
-        <w:rPr>
-          <w:rFonts w:ascii="Calibri" w:hAnsi="Calibri" w:cs="Arial"/>
-          <w:highlight w:val="green"/>
-        </w:rPr>
-      </w:pPr>
-    </w:p>
-    <w:p>
-      <w:pPr>
-        <w:rPr>
-          <w:rFonts w:ascii="Calibri" w:hAnsi="Calibri" w:cs="Arial"/>
-          <w:highlight w:val="green"/>
-        </w:rPr>
-      </w:pPr>
-    </w:p>
-    <w:p>
-      <w:pPr>
-        <w:rPr>
-          <w:rFonts w:ascii="Calibri" w:hAnsi="Calibri" w:cs="Arial"/>
-          <w:highlight w:val="green"/>
-        </w:rPr>
-      </w:pPr>
-    </w:p>
-    <w:p>
-      <w:pPr>
-        <w:rPr>
-          <w:rFonts w:ascii="Calibri" w:hAnsi="Calibri" w:cs="Arial"/>
-          <w:highlight w:val="green"/>
-        </w:rPr>
-      </w:pPr>
-    </w:p>
-    <w:p>
-      <w:pPr>
-        <w:rPr>
-          <w:rFonts w:ascii="Calibri" w:hAnsi="Calibri" w:cs="Arial"/>
-          <w:highlight w:val="green"/>
-        </w:rPr>
-      </w:pPr>
-    </w:p>
-    <w:p>
-      <w:pPr>
-        <w:rPr>
-          <w:rFonts w:ascii="Calibri" w:hAnsi="Calibri" w:cs="Arial"/>
-          <w:highlight w:val="green"/>
-        </w:rPr>
-      </w:pPr>
-    </w:p>
-    <w:p>
-      <w:pPr>
-        <w:rPr>
-          <w:rFonts w:ascii="Calibri" w:hAnsi="Calibri" w:cs="Arial"/>
-          <w:highlight w:val="green"/>
-        </w:rPr>
-      </w:pPr>
-    </w:p>
-    <w:p>
-      <w:pPr>
-        <w:rPr>
-          <w:rFonts w:ascii="Calibri" w:hAnsi="Calibri" w:cs="Arial"/>
-          <w:highlight w:val="green"/>
-        </w:rPr>
-      </w:pPr>
-    </w:p>
-    <w:p>
-      <w:pPr>
-        <w:rPr>
-          <w:rFonts w:ascii="Calibri" w:hAnsi="Calibri" w:cs="Arial"/>
-          <w:highlight w:val="green"/>
-        </w:rPr>
-      </w:pPr>
-    </w:p>
-    <w:p>
-      <w:pPr>
-        <w:rPr>
-          <w:rFonts w:ascii="Calibri" w:hAnsi="Calibri" w:cs="Arial"/>
-          <w:highlight w:val="green"/>
-        </w:rPr>
-      </w:pPr>
-    </w:p>
-    <w:p>
-      <w:pPr>
-        <w:rPr>
-          <w:rFonts w:ascii="Calibri" w:hAnsi="Calibri" w:cs="Arial"/>
-          <w:highlight w:val="green"/>
-        </w:rPr>
-      </w:pPr>
-    </w:p>
-    <w:p>
-      <w:pPr>
-        <w:rPr>
-          <w:rFonts w:ascii="Calibri" w:hAnsi="Calibri" w:cs="Arial"/>
-          <w:highlight w:val="green"/>
-        </w:rPr>
-      </w:pPr>
-    </w:p>
-    <w:p>
-      <w:pPr>
-        <w:rPr>
-          <w:rFonts w:ascii="Calibri" w:hAnsi="Calibri" w:cs="Arial"/>
-          <w:highlight w:val="green"/>
-        </w:rPr>
-      </w:pPr>
-    </w:p>
-    <w:p>
-      <w:pPr>
-        <w:rPr>
-          <w:rFonts w:ascii="Calibri" w:hAnsi="Calibri" w:cs="Arial"/>
-          <w:highlight w:val="green"/>
-        </w:rPr>
-      </w:pPr>
-    </w:p>
-    <w:p>
-      <w:pPr>
-        <w:rPr>
-          <w:rFonts w:ascii="Calibri" w:hAnsi="Calibri" w:cs="Arial"/>
-          <w:highlight w:val="green"/>
-        </w:rPr>
-      </w:pPr>
-    </w:p>
-    <w:p>
-      <w:pPr>
-        <w:rPr>
-          <w:rFonts w:ascii="Calibri" w:hAnsi="Calibri" w:cs="Arial"/>
-          <w:highlight w:val="green"/>
-        </w:rPr>
-      </w:pPr>
-    </w:p>
-    <w:p>
-      <w:pPr>
-        <w:rPr>
-          <w:rFonts w:ascii="Calibri" w:hAnsi="Calibri" w:cs="Arial"/>
-          <w:highlight w:val="green"/>
-        </w:rPr>
-      </w:pPr>
-    </w:p>
-    <w:p>
-      <w:pPr>
-        <w:rPr>
-          <w:rFonts w:ascii="Calibri" w:hAnsi="Calibri" w:cs="Arial"/>
-          <w:highlight w:val="green"/>
-        </w:rPr>
-      </w:pPr>
-    </w:p>
-    <w:p>
-      <w:pPr>
-        <w:rPr>
-          <w:rFonts w:ascii="Calibri" w:hAnsi="Calibri" w:cs="Arial"/>
-          <w:highlight w:val="green"/>
-        </w:rPr>
-      </w:pPr>
-    </w:p>
-    <w:p>
-      <w:pPr>
-        <w:rPr>
-          <w:rFonts w:ascii="Calibri" w:hAnsi="Calibri" w:cs="Arial"/>
-          <w:highlight w:val="green"/>
-        </w:rPr>
-      </w:pPr>
-    </w:p>
-    <w:p>
-      <w:pPr>
-        <w:rPr>
-          <w:rFonts w:ascii="Calibri" w:hAnsi="Calibri" w:cs="Arial"/>
-          <w:highlight w:val="green"/>
-        </w:rPr>
-      </w:pPr>
-    </w:p>
-    <w:p>
-      <w:pPr>
-        <w:rPr>
-          <w:rFonts w:ascii="Calibri" w:hAnsi="Calibri" w:cs="Arial"/>
-          <w:highlight w:val="green"/>
-        </w:rPr>
-      </w:pPr>
-    </w:p>
-    <w:p>
-      <w:pPr>
-        <w:rPr>
-          <w:rFonts w:ascii="Calibri" w:hAnsi="Calibri" w:cs="Arial"/>
-          <w:highlight w:val="green"/>
-        </w:rPr>
-      </w:pPr>
-    </w:p>
-    <w:p>
-      <w:pPr>
-        <w:rPr>
-          <w:rFonts w:ascii="Calibri" w:hAnsi="Calibri" w:cs="Arial"/>
-          <w:highlight w:val="green"/>
-        </w:rPr>
-      </w:pPr>
-    </w:p>
-    <w:p>
-      <w:pPr>
-        <w:rPr>
-          <w:rFonts w:ascii="Calibri" w:hAnsi="Calibri" w:cs="Arial"/>
-          <w:highlight w:val="green"/>
-        </w:rPr>
-      </w:pPr>
-    </w:p>
-    <w:p>
-      <w:pPr>
-        <w:rPr>
-          <w:rFonts w:ascii="Calibri" w:hAnsi="Calibri" w:cs="Arial"/>
-          <w:highlight w:val="green"/>
-        </w:rPr>
-      </w:pPr>
-    </w:p>
-    <w:p>
-      <w:pPr>
-        <w:rPr>
-          <w:rFonts w:ascii="Calibri" w:hAnsi="Calibri" w:cs="Arial"/>
-          <w:highlight w:val="green"/>
-        </w:rPr>
-      </w:pPr>
-    </w:p>
-    <w:p>
-      <w:pPr>
-        <w:rPr>
-          <w:rFonts w:ascii="Calibri" w:hAnsi="Calibri" w:cs="Arial"/>
-          <w:highlight w:val="green"/>
-        </w:rPr>
-      </w:pPr>
-    </w:p>
-    <w:p>
-      <w:pPr>
-        <w:rPr>
-          <w:rFonts w:ascii="Calibri" w:hAnsi="Calibri" w:cs="Arial"/>
-          <w:highlight w:val="green"/>
-        </w:rPr>
-      </w:pPr>
-    </w:p>
-    <w:p>
-      <w:pPr>
-        <w:rPr>
-          <w:rFonts w:ascii="Calibri" w:hAnsi="Calibri" w:cs="Arial"/>
-          <w:highlight w:val="green"/>
-        </w:rPr>
-      </w:pPr>
-    </w:p>
-    <w:p>
-      <w:pPr>
-        <w:rPr>
-          <w:rFonts w:asciiTheme="minorHAnsi" w:hAnsiTheme="minorHAnsi" w:cstheme="minorHAnsi"/>
-        </w:rPr>
-      </w:pPr>
-    </w:p>
-    <w:p>
-      <w:pPr>
-        <w:jc w:val="center"/>
-        <w:rPr>
-          <w:rFonts w:ascii="Calibri" w:hAnsi="Calibri" w:cs="Arial"/>
-          <w:highlight w:val="green"/>
-        </w:rPr>
-      </w:pPr>
-    </w:p>
-    <w:p>
-      <w:pPr>
-        <w:jc w:val="center"/>
-        <w:rPr>
-          <w:rFonts w:ascii="Calibri" w:hAnsi="Calibri" w:cs="Arial"/>
-        </w:rPr>
-      </w:pPr>
-    </w:p>
-    <w:p>
-      <w:pPr>
-        <w:rPr>
-          <w:rFonts w:ascii="Calibri" w:hAnsi="Calibri" w:cs="Arial"/>
-        </w:rPr>
-      </w:pPr>
-    </w:p>
-    <w:p>
-      <w:pPr>
-        <w:rPr>
-          <w:rFonts w:ascii="Calibri" w:hAnsi="Calibri" w:cs="Arial"/>
-        </w:rPr>
-      </w:pPr>
-      <w:r>
-        <w:rPr>
-          <w:rFonts w:ascii="Calibri" w:hAnsi="Calibri" w:cs="Arial"/>
-        </w:rPr>
+      <w:r>
         <w:br w:type="page"/>
       </w:r>
     </w:p>
@@ -5990,21 +5063,7 @@
           <w:rFonts w:asciiTheme="minorHAnsi" w:hAnsiTheme="minorHAnsi" w:cstheme="minorHAnsi"/>
           <w:lang w:val="en-US" w:eastAsia="en-US"/>
         </w:rPr>
-        <w:t>{</w:t>
-      </w:r>
-      <w:r>
-        <w:rPr>
-          <w:rFonts w:asciiTheme="minorHAnsi" w:hAnsiTheme="minorHAnsi" w:cstheme="minorHAnsi"/>
-          <w:lang w:val="en-US" w:eastAsia="en-US"/>
-        </w:rPr>
-        <w:t>secondaryDeviceDescription</w:t>
-      </w:r>
-      <w:r>
-        <w:rPr>
-          <w:rFonts w:asciiTheme="minorHAnsi" w:hAnsiTheme="minorHAnsi" w:cstheme="minorHAnsi"/>
-          <w:lang w:val="en-US" w:eastAsia="en-US"/>
-        </w:rPr>
-        <w:t>}</w:t>
+        <w:t xml:space="preserve">{secondaryDeviceDescription}</w:t>
       </w:r>
     </w:p>
     <w:p>
@@ -6039,31 +5098,9 @@
         <w:rPr>
           <w:rFonts w:ascii="Calibri" w:hAnsi="Calibri" w:cs="Arial"/>
           <w:noProof/>
-        </w:rPr>
-        <w:t>{%</w:t>
-      </w:r>
-      <w:r>
-        <w:rPr>
-          <w:rFonts w:ascii="Calibri" w:hAnsi="Calibri" w:cs="Arial"/>
-          <w:noProof/>
           <w:lang w:val="en-US"/>
         </w:rPr>
-        <w:t>secondaryDeviceImage1</w:t>
-      </w:r>
-      <w:r>
-        <w:rPr>
-          <w:rFonts w:ascii="Calibri" w:hAnsi="Calibri" w:cs="Arial"/>
-          <w:noProof/>
-        </w:rPr>
-        <w:t>}</w:t>
-      </w:r>
-      <w:r>
-        <w:rPr>
-          <w:rFonts w:ascii="Calibri" w:hAnsi="Calibri" w:cs="Arial"/>
-          <w:noProof/>
-        </w:rPr>
-        <w:br/>
-        <w:t>{</w:t>
+        <w:t>{%secondaryDeviceImage1}</w:t>
       </w:r>
       <w:r>
         <w:rPr>
@@ -6071,22 +5108,7 @@
           <w:noProof/>
           <w:lang w:val="en-US"/>
         </w:rPr>
-        <w:t>secondaryDeviceImage1</w:t>
-      </w:r>
-      <w:r>
-        <w:rPr>
-          <w:rFonts w:ascii="Calibri" w:hAnsi="Calibri" w:cs="Arial"/>
-          <w:noProof/>
-          <w:lang w:val="en-US"/>
-        </w:rPr>
-        <w:t>Caption</w:t>
-      </w:r>
-      <w:r>
-        <w:rPr>
-          <w:rFonts w:ascii="Calibri" w:hAnsi="Calibri" w:cs="Arial"/>
-          <w:noProof/>
-        </w:rPr>
-        <w:t>}</w:t>
+        <w:t xml:space="preserve">{secondaryDeviceImage1Caption}</w:t>
       </w:r>
     </w:p>
     <w:p>
@@ -6126,30 +5148,59 @@
           <w:rFonts w:ascii="Calibri" w:hAnsi="Calibri" w:cs="Arial"/>
           <w:noProof/>
         </w:rPr>
-        <w:t>{%</w:t>
-      </w:r>
-      <w:r>
+        <w:t>{%secondaryDeviceImage2}</w:t>
+      </w:r>
+    </w:p>
+    <w:p>
+      <w:pPr>
+        <w:jc w:val="center"/>
+        <w:rPr>
+          <w:rFonts w:ascii="Calibri" w:hAnsi="Calibri" w:cs="Arial"/>
+          <w:noProof/>
+        </w:rPr>
+      </w:pPr>
+      <w:r>
+        <w:rPr>
+          <w:rFonts w:ascii="Calibri" w:hAnsi="Calibri" w:cs="Arial"/>
+          <w:noProof/>
+        </w:rPr>
+        <w:t xml:space="preserve">{secondaryDeviceImage2Caption}</w:t>
+      </w:r>
+    </w:p>
+    <w:p>
+      <w:pPr>
+        <w:jc w:val="center"/>
         <w:rPr>
           <w:rFonts w:ascii="Calibri" w:hAnsi="Calibri" w:cs="Arial"/>
           <w:noProof/>
           <w:lang w:val="en-US"/>
         </w:rPr>
-        <w:t>secondaryDeviceImage</w:t>
-      </w:r>
-      <w:r>
+      </w:pPr>
+    </w:p>
+    <w:p>
+      <w:pPr>
+        <w:jc w:val="center"/>
         <w:rPr>
           <w:rFonts w:ascii="Calibri" w:hAnsi="Calibri" w:cs="Arial"/>
           <w:noProof/>
           <w:lang w:val="en-US"/>
         </w:rPr>
-        <w:t>2</w:t>
-      </w:r>
-      <w:r>
-        <w:rPr>
-          <w:rFonts w:ascii="Calibri" w:hAnsi="Calibri" w:cs="Arial"/>
-          <w:noProof/>
-        </w:rPr>
-        <w:t>}</w:t>
+      </w:pPr>
+      <w:r>
+        <w:rPr>
+          <w:rFonts w:ascii="Calibri" w:hAnsi="Calibri" w:cs="Arial"/>
+          <w:noProof/>
+          <w:lang w:val="en-US"/>
+        </w:rPr>
+        <w:t>{%secondaryDeviceImage3}</w:t>
+      </w:r>
+      <w:r>
+        <w:rPr>
+          <w:rFonts w:ascii="Calibri" w:hAnsi="Calibri" w:cs="Arial"/>
+          <w:noProof/>
+          <w:lang w:val="en-US"/>
+        </w:rPr>
+        <w:t xml:space="preserve">{secondaryDeviceImage3Caption}</w:t>
       </w:r>
     </w:p>
     <w:p>
@@ -6165,294 +5216,50 @@
           <w:rFonts w:ascii="Calibri" w:hAnsi="Calibri" w:cs="Arial"/>
           <w:noProof/>
         </w:rPr>
-        <w:t>{</w:t>
-      </w:r>
-      <w:r>
+        <w:t>{%secondaryDeviceImage4}</w:t>
+      </w:r>
+      <w:r>
+        <w:rPr>
+          <w:rFonts w:ascii="Calibri" w:hAnsi="Calibri" w:cs="Arial"/>
+          <w:noProof/>
+        </w:rPr>
+        <w:t xml:space="preserve">{secondaryDeviceImage4Caption}</w:t>
+      </w:r>
+    </w:p>
+    <w:p>
+      <w:pPr>
+        <w:jc w:val="center"/>
         <w:rPr>
           <w:rFonts w:ascii="Calibri" w:hAnsi="Calibri" w:cs="Arial"/>
           <w:noProof/>
           <w:lang w:val="en-US"/>
         </w:rPr>
-        <w:t>secondaryDeviceImage</w:t>
-      </w:r>
-      <w:r>
+      </w:pPr>
+    </w:p>
+    <w:p>
+      <w:pPr>
+        <w:jc w:val="center"/>
         <w:rPr>
           <w:rFonts w:ascii="Calibri" w:hAnsi="Calibri" w:cs="Arial"/>
           <w:noProof/>
           <w:lang w:val="en-US"/>
         </w:rPr>
-        <w:t>2</w:t>
-      </w:r>
+      </w:pPr>
       <w:r>
         <w:rPr>
           <w:rFonts w:ascii="Calibri" w:hAnsi="Calibri" w:cs="Arial"/>
           <w:noProof/>
           <w:lang w:val="en-US"/>
         </w:rPr>
-        <w:t>Caption</w:t>
-      </w:r>
-      <w:r>
-        <w:rPr>
-          <w:rFonts w:ascii="Calibri" w:hAnsi="Calibri" w:cs="Arial"/>
-          <w:noProof/>
-        </w:rPr>
-        <w:t>}</w:t>
-      </w:r>
-    </w:p>
-    <w:p>
-      <w:pPr>
-        <w:jc w:val="center"/>
+        <w:t>{%secondaryDeviceImage5}</w:t>
+      </w:r>
+      <w:r>
         <w:rPr>
           <w:rFonts w:ascii="Calibri" w:hAnsi="Calibri" w:cs="Arial"/>
           <w:noProof/>
           <w:lang w:val="en-US"/>
         </w:rPr>
-      </w:pPr>
-    </w:p>
-    <w:p>
-      <w:pPr>
-        <w:jc w:val="center"/>
-        <w:rPr>
-          <w:rFonts w:ascii="Calibri" w:hAnsi="Calibri" w:cs="Arial"/>
-          <w:noProof/>
-          <w:lang w:val="en-US"/>
-        </w:rPr>
-      </w:pPr>
-      <w:r>
-        <w:rPr>
-          <w:rFonts w:ascii="Calibri" w:hAnsi="Calibri" w:cs="Arial"/>
-          <w:noProof/>
-        </w:rPr>
-        <w:t>{%</w:t>
-      </w:r>
-      <w:r>
-        <w:rPr>
-          <w:rFonts w:ascii="Calibri" w:hAnsi="Calibri" w:cs="Arial"/>
-          <w:noProof/>
-          <w:lang w:val="en-US"/>
-        </w:rPr>
-        <w:t>secondaryDeviceImage</w:t>
-      </w:r>
-      <w:r>
-        <w:rPr>
-          <w:rFonts w:ascii="Calibri" w:hAnsi="Calibri" w:cs="Arial"/>
-          <w:noProof/>
-          <w:lang w:val="en-US"/>
-        </w:rPr>
-        <w:t>3</w:t>
-      </w:r>
-      <w:r>
-        <w:rPr>
-          <w:rFonts w:ascii="Calibri" w:hAnsi="Calibri" w:cs="Arial"/>
-          <w:noProof/>
-        </w:rPr>
-        <w:t>}</w:t>
-      </w:r>
-      <w:r>
-        <w:rPr>
-          <w:rFonts w:ascii="Calibri" w:hAnsi="Calibri" w:cs="Arial"/>
-          <w:noProof/>
-        </w:rPr>
-        <w:br/>
-        <w:t>{</w:t>
-      </w:r>
-      <w:r>
-        <w:rPr>
-          <w:rFonts w:ascii="Calibri" w:hAnsi="Calibri" w:cs="Arial"/>
-          <w:noProof/>
-          <w:lang w:val="en-US"/>
-        </w:rPr>
-        <w:t>secondaryDeviceImage</w:t>
-      </w:r>
-      <w:r>
-        <w:rPr>
-          <w:rFonts w:ascii="Calibri" w:hAnsi="Calibri" w:cs="Arial"/>
-          <w:noProof/>
-          <w:lang w:val="en-US"/>
-        </w:rPr>
-        <w:t>3</w:t>
-      </w:r>
-      <w:r>
-        <w:rPr>
-          <w:rFonts w:ascii="Calibri" w:hAnsi="Calibri" w:cs="Arial"/>
-          <w:noProof/>
-          <w:lang w:val="en-US"/>
-        </w:rPr>
-        <w:t>Caption</w:t>
-      </w:r>
-      <w:r>
-        <w:rPr>
-          <w:rFonts w:ascii="Calibri" w:hAnsi="Calibri" w:cs="Arial"/>
-          <w:noProof/>
-        </w:rPr>
-        <w:t>}</w:t>
-      </w:r>
-    </w:p>
-    <w:p>
-      <w:pPr>
-        <w:jc w:val="center"/>
-        <w:rPr>
-          <w:rFonts w:ascii="Calibri" w:hAnsi="Calibri" w:cs="Arial"/>
-          <w:noProof/>
-        </w:rPr>
-      </w:pPr>
-      <w:r>
-        <w:rPr>
-          <w:rFonts w:ascii="Calibri" w:hAnsi="Calibri" w:cs="Arial"/>
-          <w:noProof/>
-        </w:rPr>
-        <w:t>{%</w:t>
-      </w:r>
-      <w:r>
-        <w:rPr>
-          <w:rFonts w:ascii="Calibri" w:hAnsi="Calibri" w:cs="Arial"/>
-          <w:noProof/>
-          <w:lang w:val="en-US"/>
-        </w:rPr>
-        <w:t>secondaryDeviceImage</w:t>
-      </w:r>
-      <w:r>
-        <w:rPr>
-          <w:rFonts w:ascii="Calibri" w:hAnsi="Calibri" w:cs="Arial"/>
-          <w:noProof/>
-          <w:lang w:val="en-US"/>
-        </w:rPr>
-        <w:t>4</w:t>
-      </w:r>
-      <w:r>
-        <w:rPr>
-          <w:rFonts w:ascii="Calibri" w:hAnsi="Calibri" w:cs="Arial"/>
-          <w:noProof/>
-        </w:rPr>
-        <w:t>}</w:t>
-      </w:r>
-      <w:r>
-        <w:rPr>
-          <w:rFonts w:ascii="Calibri" w:hAnsi="Calibri" w:cs="Arial"/>
-          <w:noProof/>
-        </w:rPr>
-        <w:br/>
-        <w:t>{</w:t>
-      </w:r>
-      <w:r>
-        <w:rPr>
-          <w:rFonts w:ascii="Calibri" w:hAnsi="Calibri" w:cs="Arial"/>
-          <w:noProof/>
-          <w:lang w:val="en-US"/>
-        </w:rPr>
-        <w:t>secondaryDeviceImage</w:t>
-      </w:r>
-      <w:r>
-        <w:rPr>
-          <w:rFonts w:ascii="Calibri" w:hAnsi="Calibri" w:cs="Arial"/>
-          <w:noProof/>
-          <w:lang w:val="en-US"/>
-        </w:rPr>
-        <w:t>4</w:t>
-      </w:r>
-      <w:r>
-        <w:rPr>
-          <w:rFonts w:ascii="Calibri" w:hAnsi="Calibri" w:cs="Arial"/>
-          <w:noProof/>
-          <w:lang w:val="en-US"/>
-        </w:rPr>
-        <w:t>Caption</w:t>
-      </w:r>
-      <w:r>
-        <w:rPr>
-          <w:rFonts w:ascii="Calibri" w:hAnsi="Calibri" w:cs="Arial"/>
-          <w:noProof/>
-        </w:rPr>
-        <w:t>}</w:t>
-      </w:r>
-    </w:p>
-    <w:p>
-      <w:pPr>
-        <w:jc w:val="center"/>
-        <w:rPr>
-          <w:rFonts w:ascii="Calibri" w:hAnsi="Calibri" w:cs="Arial"/>
-          <w:noProof/>
-          <w:lang w:val="en-US"/>
-        </w:rPr>
-      </w:pPr>
-    </w:p>
-    <w:p>
-      <w:pPr>
-        <w:jc w:val="center"/>
-        <w:rPr>
-          <w:rFonts w:ascii="Calibri" w:hAnsi="Calibri" w:cs="Arial"/>
-          <w:noProof/>
-          <w:lang w:val="en-US"/>
-        </w:rPr>
-      </w:pPr>
-      <w:r>
-        <w:rPr>
-          <w:rFonts w:ascii="Calibri" w:hAnsi="Calibri" w:cs="Arial"/>
-          <w:noProof/>
-        </w:rPr>
-        <w:t>{%</w:t>
-      </w:r>
-      <w:r>
-        <w:rPr>
-          <w:rFonts w:ascii="Calibri" w:hAnsi="Calibri" w:cs="Arial"/>
-          <w:noProof/>
-          <w:lang w:val="en-US"/>
-        </w:rPr>
-        <w:t>secondaryDeviceImage</w:t>
-      </w:r>
-      <w:r>
-        <w:rPr>
-          <w:rFonts w:ascii="Calibri" w:hAnsi="Calibri" w:cs="Arial"/>
-          <w:noProof/>
-          <w:lang w:val="en-US"/>
-        </w:rPr>
-        <w:t>5</w:t>
-      </w:r>
-      <w:r>
-        <w:rPr>
-          <w:rFonts w:ascii="Calibri" w:hAnsi="Calibri" w:cs="Arial"/>
-          <w:noProof/>
-        </w:rPr>
-        <w:t>}</w:t>
-      </w:r>
-      <w:r>
-        <w:rPr>
-          <w:rFonts w:ascii="Calibri" w:hAnsi="Calibri" w:cs="Arial"/>
-          <w:noProof/>
-        </w:rPr>
-        <w:br/>
-        <w:t>{</w:t>
-      </w:r>
-      <w:r>
-        <w:rPr>
-          <w:rFonts w:ascii="Calibri" w:hAnsi="Calibri" w:cs="Arial"/>
-          <w:noProof/>
-          <w:lang w:val="en-US"/>
-        </w:rPr>
-        <w:t>secondaryDeviceImage</w:t>
-      </w:r>
-      <w:r>
-        <w:rPr>
-          <w:rFonts w:ascii="Calibri" w:hAnsi="Calibri" w:cs="Arial"/>
-          <w:noProof/>
-          <w:lang w:val="en-US"/>
-        </w:rPr>
-        <w:t>5</w:t>
-      </w:r>
-      <w:r>
-        <w:rPr>
-          <w:rFonts w:ascii="Calibri" w:hAnsi="Calibri" w:cs="Arial"/>
-          <w:noProof/>
-          <w:lang w:val="en-US"/>
-        </w:rPr>
-        <w:t>Caption</w:t>
-      </w:r>
-      <w:r>
-        <w:rPr>
-          <w:rFonts w:ascii="Calibri" w:hAnsi="Calibri" w:cs="Arial"/>
-          <w:noProof/>
-        </w:rPr>
-        <w:t>}</w:t>
+        <w:t xml:space="preserve">{secondaryDeviceImage5Caption}</w:t>
       </w:r>
     </w:p>
     <w:p>
@@ -6536,20 +5343,403 @@
         <w:rPr>
           <w:rFonts w:asciiTheme="minorHAnsi" w:hAnsiTheme="minorHAnsi" w:cstheme="minorHAnsi"/>
         </w:rPr>
-        <w:t>{</w:t>
-      </w:r>
-      <w:r>
+        <w:t xml:space="preserve">{verificationPlateMeasurement}</w:t>
+      </w:r>
+      <w:r>
+        <w:rPr>
+          <w:rFonts w:asciiTheme="minorHAnsi" w:hAnsiTheme="minorHAnsi" w:cstheme="minorHAnsi"/>
+        </w:rPr>
+        <w:t>mm</w:t>
+      </w:r>
+      <w:r>
+        <w:rPr>
+          <w:rFonts w:asciiTheme="minorHAnsi" w:hAnsiTheme="minorHAnsi" w:cstheme="minorHAnsi"/>
+        </w:rPr>
+        <w:t xml:space="preserve"> above the zero datum. The flow instrument displayed an average of </w:t>
+      </w:r>
+      <w:r>
+        <w:rPr>
+          <w:rFonts w:asciiTheme="minorHAnsi" w:hAnsiTheme="minorHAnsi" w:cstheme="minorHAnsi"/>
+        </w:rPr>
+        <w:t xml:space="preserve">{verificationPlateMeasurement2}</w:t>
+      </w:r>
+      <w:r>
+        <w:rPr>
+          <w:rFonts w:asciiTheme="minorHAnsi" w:hAnsiTheme="minorHAnsi" w:cstheme="minorHAnsi"/>
+        </w:rPr>
+        <w:t>mm</w:t>
+      </w:r>
+      <w:r>
+        <w:rPr>
+          <w:rFonts w:asciiTheme="minorHAnsi" w:hAnsiTheme="minorHAnsi" w:cstheme="minorHAnsi"/>
+        </w:rPr>
+        <w:t xml:space="preserve"> taken from the 20 separate head readings.</w:t>
+      </w:r>
+      <w:r>
+        <w:rPr>
+          <w:rFonts w:asciiTheme="minorHAnsi" w:hAnsiTheme="minorHAnsi" w:cstheme="minorHAnsi"/>
+        </w:rPr>
+        <w:t xml:space="preserve"> </w:t>
+      </w:r>
+    </w:p>
+    <w:p>
+      <w:pPr>
+        <w:rPr>
+          <w:rFonts w:ascii="Calibri" w:hAnsi="Calibri" w:cs="Arial"/>
+          <w:b/>
+          <w:highlight w:val="green"/>
+          <w:u w:val="single"/>
+        </w:rPr>
+      </w:pPr>
+    </w:p>
+    <w:p>
+      <w:pPr>
+        <w:rPr>
+          <w:rFonts w:ascii="Calibri" w:hAnsi="Calibri" w:cs="Arial"/>
+          <w:b/>
+          <w:highlight w:val="green"/>
+          <w:u w:val="single"/>
+        </w:rPr>
+      </w:pPr>
+    </w:p>
+    <w:p>
+      <w:pPr>
+        <w:rPr>
+          <w:rFonts w:ascii="Calibri" w:hAnsi="Calibri" w:cs="Arial"/>
+          <w:b/>
+          <w:highlight w:val="green"/>
+          <w:u w:val="single"/>
+        </w:rPr>
+      </w:pPr>
+    </w:p>
+    <w:p>
+      <w:pPr>
+        <w:rPr>
+          <w:rFonts w:ascii="Calibri" w:hAnsi="Calibri" w:cs="Arial"/>
+          <w:b/>
+          <w:highlight w:val="green"/>
+          <w:u w:val="single"/>
+        </w:rPr>
+      </w:pPr>
+    </w:p>
+    <w:p>
+      <w:pPr>
+        <w:rPr>
+          <w:rFonts w:ascii="Calibri" w:hAnsi="Calibri" w:cs="Arial"/>
+          <w:b/>
+          <w:highlight w:val="green"/>
+          <w:u w:val="single"/>
+        </w:rPr>
+      </w:pPr>
+    </w:p>
+    <w:p>
+      <w:pPr>
+        <w:rPr>
+          <w:rFonts w:ascii="Calibri" w:hAnsi="Calibri" w:cs="Arial"/>
+          <w:b/>
+          <w:highlight w:val="green"/>
+          <w:u w:val="single"/>
+        </w:rPr>
+      </w:pPr>
+    </w:p>
+    <w:p>
+      <w:pPr>
+        <w:rPr>
+          <w:rFonts w:ascii="Calibri" w:hAnsi="Calibri" w:cs="Arial"/>
+          <w:b/>
+          <w:highlight w:val="green"/>
+          <w:u w:val="single"/>
+        </w:rPr>
+      </w:pPr>
+    </w:p>
+    <w:p>
+      <w:pPr>
+        <w:rPr>
+          <w:rFonts w:ascii="Calibri" w:hAnsi="Calibri" w:cs="Arial"/>
+          <w:b/>
+          <w:highlight w:val="green"/>
+          <w:u w:val="single"/>
+        </w:rPr>
+      </w:pPr>
+    </w:p>
+    <w:p>
+      <w:pPr>
+        <w:rPr>
+          <w:rFonts w:ascii="Calibri" w:hAnsi="Calibri" w:cs="Arial"/>
+          <w:b/>
+          <w:highlight w:val="green"/>
+          <w:u w:val="single"/>
+        </w:rPr>
+      </w:pPr>
+    </w:p>
+    <w:p>
+      <w:pPr>
+        <w:rPr>
+          <w:rFonts w:ascii="Calibri" w:hAnsi="Calibri" w:cs="Arial"/>
+          <w:b/>
+          <w:highlight w:val="green"/>
+          <w:u w:val="single"/>
+        </w:rPr>
+      </w:pPr>
+    </w:p>
+    <w:p>
+      <w:pPr>
+        <w:rPr>
+          <w:rFonts w:ascii="Calibri" w:hAnsi="Calibri" w:cs="Arial"/>
+          <w:b/>
+          <w:highlight w:val="green"/>
+          <w:u w:val="single"/>
+        </w:rPr>
+      </w:pPr>
+    </w:p>
+    <w:p>
+      <w:pPr>
+        <w:rPr>
+          <w:rFonts w:ascii="Calibri" w:hAnsi="Calibri" w:cs="Arial"/>
+          <w:b/>
+          <w:highlight w:val="green"/>
+          <w:u w:val="single"/>
+        </w:rPr>
+      </w:pPr>
+    </w:p>
+    <w:p>
+      <w:pPr>
+        <w:rPr>
+          <w:rFonts w:ascii="Calibri" w:hAnsi="Calibri" w:cs="Arial"/>
+          <w:b/>
+          <w:highlight w:val="green"/>
+          <w:u w:val="single"/>
+        </w:rPr>
+      </w:pPr>
+    </w:p>
+    <w:p>
+      <w:pPr>
+        <w:rPr>
+          <w:rFonts w:ascii="Calibri" w:hAnsi="Calibri" w:cs="Arial"/>
+          <w:b/>
+          <w:highlight w:val="green"/>
+          <w:u w:val="single"/>
+        </w:rPr>
+      </w:pPr>
+    </w:p>
+    <w:p>
+      <w:pPr>
+        <w:rPr>
+          <w:rFonts w:ascii="Calibri" w:hAnsi="Calibri" w:cs="Arial"/>
+          <w:b/>
+          <w:highlight w:val="green"/>
+          <w:u w:val="single"/>
+        </w:rPr>
+      </w:pPr>
+    </w:p>
+    <w:p>
+      <w:pPr>
+        <w:rPr>
+          <w:rFonts w:ascii="Calibri" w:hAnsi="Calibri" w:cs="Arial"/>
+          <w:b/>
+          <w:highlight w:val="green"/>
+          <w:u w:val="single"/>
+        </w:rPr>
+      </w:pPr>
+    </w:p>
+    <w:p>
+      <w:pPr>
+        <w:rPr>
+          <w:rFonts w:ascii="Calibri" w:hAnsi="Calibri" w:cs="Arial"/>
+          <w:b/>
+          <w:highlight w:val="green"/>
+          <w:u w:val="single"/>
+        </w:rPr>
+      </w:pPr>
+    </w:p>
+    <w:p>
+      <w:pPr>
+        <w:rPr>
+          <w:rFonts w:ascii="Calibri" w:hAnsi="Calibri" w:cs="Arial"/>
+          <w:b/>
+          <w:highlight w:val="green"/>
+          <w:u w:val="single"/>
+        </w:rPr>
+      </w:pPr>
+    </w:p>
+    <w:p>
+      <w:pPr>
+        <w:rPr>
+          <w:rFonts w:ascii="Calibri" w:hAnsi="Calibri" w:cs="Arial"/>
+          <w:b/>
+          <w:highlight w:val="green"/>
+          <w:u w:val="single"/>
+        </w:rPr>
+      </w:pPr>
+    </w:p>
+    <w:p>
+      <w:pPr>
+        <w:rPr>
+          <w:rFonts w:ascii="Calibri" w:hAnsi="Calibri" w:cs="Arial"/>
+          <w:b/>
+          <w:highlight w:val="green"/>
+          <w:u w:val="single"/>
+        </w:rPr>
+      </w:pPr>
+    </w:p>
+    <w:p>
+      <w:pPr>
+        <w:rPr>
+          <w:rFonts w:ascii="Calibri" w:hAnsi="Calibri" w:cs="Arial"/>
+          <w:b/>
+          <w:highlight w:val="green"/>
+          <w:u w:val="single"/>
+        </w:rPr>
+      </w:pPr>
+    </w:p>
+    <w:p>
+      <w:pPr>
+        <w:rPr>
+          <w:rFonts w:ascii="Calibri" w:hAnsi="Calibri" w:cs="Arial"/>
+          <w:b/>
+          <w:highlight w:val="green"/>
+          <w:u w:val="single"/>
+        </w:rPr>
+      </w:pPr>
+    </w:p>
+    <w:p>
+      <w:pPr>
+        <w:rPr>
+          <w:rFonts w:ascii="Calibri" w:hAnsi="Calibri" w:cs="Arial"/>
+          <w:b/>
+          <w:highlight w:val="green"/>
+          <w:u w:val="single"/>
+        </w:rPr>
+      </w:pPr>
+    </w:p>
+    <w:p>
+      <w:pPr>
+        <w:rPr>
+          <w:rFonts w:ascii="Calibri" w:hAnsi="Calibri" w:cs="Arial"/>
+          <w:b/>
+          <w:highlight w:val="green"/>
+          <w:u w:val="single"/>
+        </w:rPr>
+      </w:pPr>
+    </w:p>
+    <w:p>
+      <w:pPr>
+        <w:rPr>
+          <w:rFonts w:ascii="Calibri" w:hAnsi="Calibri" w:cs="Arial"/>
+          <w:b/>
+          <w:highlight w:val="green"/>
+          <w:u w:val="single"/>
+        </w:rPr>
+      </w:pPr>
+    </w:p>
+    <w:p>
+      <w:pPr>
+        <w:rPr>
+          <w:rFonts w:ascii="Calibri" w:hAnsi="Calibri" w:cs="Arial"/>
+          <w:b/>
+          <w:highlight w:val="green"/>
+          <w:u w:val="single"/>
+        </w:rPr>
+      </w:pPr>
+    </w:p>
+    <w:p>
+      <w:pPr>
+        <w:rPr>
+          <w:rFonts w:ascii="Calibri" w:hAnsi="Calibri" w:cs="Arial"/>
+          <w:b/>
+          <w:highlight w:val="green"/>
+          <w:u w:val="single"/>
+        </w:rPr>
+      </w:pPr>
+    </w:p>
+    <w:p>
+      <w:pPr>
+        <w:rPr>
+          <w:rFonts w:ascii="Calibri" w:hAnsi="Calibri" w:cs="Arial"/>
+          <w:b/>
+          <w:highlight w:val="green"/>
+          <w:u w:val="single"/>
+        </w:rPr>
+      </w:pPr>
+    </w:p>
+    <w:p>
+      <w:pPr>
+        <w:rPr>
+          <w:rFonts w:asciiTheme="minorHAnsi" w:hAnsiTheme="minorHAnsi" w:cstheme="minorHAnsi"/>
+          <w:b/>
+          <w:highlight w:val="green"/>
+          <w:u w:val="single"/>
+        </w:rPr>
+      </w:pPr>
+    </w:p>
+    <w:p>
+      <w:pPr>
+        <w:rPr>
+          <w:rFonts w:asciiTheme="minorHAnsi" w:hAnsiTheme="minorHAnsi" w:cstheme="minorHAnsi"/>
+          <w:b/>
+          <w:highlight w:val="green"/>
+          <w:u w:val="single"/>
+        </w:rPr>
+      </w:pPr>
+    </w:p>
+    <w:p>
+      <w:pPr>
+        <w:rPr>
+          <w:rFonts w:asciiTheme="minorHAnsi" w:hAnsiTheme="minorHAnsi" w:cstheme="minorHAnsi"/>
+          <w:b/>
+          <w:highlight w:val="green"/>
+          <w:u w:val="single"/>
+        </w:rPr>
+      </w:pPr>
+    </w:p>
+    <w:p>
+      <w:pPr>
+        <w:rPr>
+          <w:rFonts w:asciiTheme="minorHAnsi" w:hAnsiTheme="minorHAnsi" w:cstheme="minorHAnsi"/>
+          <w:b/>
+          <w:highlight w:val="green"/>
+          <w:u w:val="single"/>
+        </w:rPr>
+      </w:pPr>
+    </w:p>
+    <w:p>
+      <w:pPr>
+        <w:rPr>
+          <w:rFonts w:asciiTheme="minorHAnsi" w:hAnsiTheme="minorHAnsi" w:cstheme="minorHAnsi"/>
+          <w:b/>
+          <w:highlight w:val="green"/>
+          <w:u w:val="single"/>
+        </w:rPr>
+      </w:pPr>
+    </w:p>
+    <w:p>
+      <w:pPr>
+        <w:rPr>
+          <w:rFonts w:asciiTheme="minorHAnsi" w:hAnsiTheme="minorHAnsi" w:cstheme="minorHAnsi"/>
+          <w:b/>
+          <w:highlight w:val="green"/>
+          <w:u w:val="single"/>
+        </w:rPr>
+      </w:pPr>
+    </w:p>
+    <w:p>
+      <w:pPr>
         <w:rPr>
           <w:rFonts w:asciiTheme="minorHAnsi" w:hAnsiTheme="minorHAnsi" w:cstheme="minorHAnsi"/>
           <w:lang w:val="en-US"/>
         </w:rPr>
-        <w:t>verificationPlateMeasurement</w:t>
-      </w:r>
-      <w:r>
-        <w:rPr>
-          <w:rFonts w:asciiTheme="minorHAnsi" w:hAnsiTheme="minorHAnsi" w:cstheme="minorHAnsi"/>
-        </w:rPr>
-        <w:t>}</w:t>
+      </w:pPr>
+      <w:r>
+        <w:rPr>
+          <w:rFonts w:asciiTheme="minorHAnsi" w:hAnsiTheme="minorHAnsi" w:cstheme="minorHAnsi"/>
+        </w:rPr>
+        <w:t xml:space="preserve">A </w:t>
+      </w:r>
+      <w:r>
+        <w:rPr>
+          <w:rFonts w:asciiTheme="minorHAnsi" w:hAnsiTheme="minorHAnsi" w:cstheme="minorHAnsi"/>
+        </w:rPr>
+        <w:t xml:space="preserve">{verificationInstrumentDisplay}</w:t>
       </w:r>
       <w:r>
         <w:rPr>
@@ -6561,534 +5751,13 @@
         <w:rPr>
           <w:rFonts w:asciiTheme="minorHAnsi" w:hAnsiTheme="minorHAnsi" w:cstheme="minorHAnsi"/>
         </w:rPr>
-        <w:t xml:space="preserve"> above the zero datum. The flow instrument displayed an average of </w:t>
-      </w:r>
-      <w:r>
-        <w:rPr>
-          <w:rFonts w:asciiTheme="minorHAnsi" w:hAnsiTheme="minorHAnsi" w:cstheme="minorHAnsi"/>
-        </w:rPr>
-        <w:t>{</w:t>
-      </w:r>
-      <w:r>
-        <w:rPr>
-          <w:rFonts w:asciiTheme="minorHAnsi" w:hAnsiTheme="minorHAnsi" w:cstheme="minorHAnsi"/>
-          <w:lang w:val="en-US"/>
-        </w:rPr>
-        <w:t>verificationPlateMeasurement</w:t>
-      </w:r>
-      <w:r>
-        <w:rPr>
-          <w:rFonts w:asciiTheme="minorHAnsi" w:hAnsiTheme="minorHAnsi" w:cstheme="minorHAnsi"/>
-          <w:lang w:val="en-US"/>
-        </w:rPr>
-        <w:t>2</w:t>
-      </w:r>
-      <w:r>
-        <w:rPr>
-          <w:rFonts w:asciiTheme="minorHAnsi" w:hAnsiTheme="minorHAnsi" w:cstheme="minorHAnsi"/>
-        </w:rPr>
-        <w:t>}</w:t>
-      </w:r>
-      <w:r>
-        <w:rPr>
-          <w:rFonts w:asciiTheme="minorHAnsi" w:hAnsiTheme="minorHAnsi" w:cstheme="minorHAnsi"/>
-        </w:rPr>
-        <w:t>mm</w:t>
-      </w:r>
-      <w:r>
-        <w:rPr>
-          <w:rFonts w:asciiTheme="minorHAnsi" w:hAnsiTheme="minorHAnsi" w:cstheme="minorHAnsi"/>
-        </w:rPr>
-        <w:t xml:space="preserve"> taken from the 20 separate head readings.</w:t>
-      </w:r>
-      <w:r>
-        <w:rPr>
-          <w:rFonts w:asciiTheme="minorHAnsi" w:hAnsiTheme="minorHAnsi" w:cstheme="minorHAnsi"/>
-        </w:rPr>
-        <w:t xml:space="preserve"> </w:t>
-      </w:r>
-    </w:p>
-    <w:p>
-      <w:pPr>
-        <w:rPr>
-          <w:rFonts w:ascii="Calibri" w:hAnsi="Calibri" w:cs="Arial"/>
-          <w:b/>
-          <w:highlight w:val="green"/>
-          <w:u w:val="single"/>
-        </w:rPr>
-      </w:pPr>
-    </w:p>
-    <w:p>
-      <w:pPr>
-        <w:rPr>
-          <w:rFonts w:ascii="Calibri" w:hAnsi="Calibri" w:cs="Arial"/>
-          <w:b/>
-          <w:highlight w:val="green"/>
-          <w:u w:val="single"/>
-        </w:rPr>
-      </w:pPr>
-    </w:p>
-    <w:p>
-      <w:pPr>
-        <w:rPr>
-          <w:rFonts w:ascii="Calibri" w:hAnsi="Calibri" w:cs="Arial"/>
-          <w:b/>
-          <w:highlight w:val="green"/>
-          <w:u w:val="single"/>
-        </w:rPr>
-      </w:pPr>
-    </w:p>
-    <w:p>
-      <w:pPr>
-        <w:rPr>
-          <w:rFonts w:ascii="Calibri" w:hAnsi="Calibri" w:cs="Arial"/>
-          <w:b/>
-          <w:highlight w:val="green"/>
-          <w:u w:val="single"/>
-        </w:rPr>
-      </w:pPr>
-    </w:p>
-    <w:p>
-      <w:pPr>
-        <w:rPr>
-          <w:rFonts w:ascii="Calibri" w:hAnsi="Calibri" w:cs="Arial"/>
-          <w:b/>
-          <w:highlight w:val="green"/>
-          <w:u w:val="single"/>
-        </w:rPr>
-      </w:pPr>
-      <w:r>
-        <w:rPr>
-          <w:rFonts w:ascii="Calibri" w:hAnsi="Calibri" w:cs="Arial"/>
-          <w:b/>
-          <w:noProof/>
-          <w:u w:val="single"/>
-        </w:rPr>
-        <w:drawing>
-          <wp:anchor distT="0" distB="0" distL="114300" distR="114300" simplePos="0" relativeHeight="251737088" behindDoc="0" locked="0" layoutInCell="1" allowOverlap="1" wp14:anchorId="0E018D66" wp14:editId="710BFB5A">
-            <wp:simplePos x="0" y="0"/>
-            <wp:positionH relativeFrom="margin">
-              <wp:posOffset>233045</wp:posOffset>
-            </wp:positionH>
-            <wp:positionV relativeFrom="margin">
-              <wp:posOffset>1677035</wp:posOffset>
-            </wp:positionV>
-            <wp:extent cx="5013960" cy="3760470"/>
-            <wp:effectExtent l="4445" t="0" r="0" b="0"/>
-            <wp:wrapSquare wrapText="bothSides"/>
-            <wp:docPr id="1867173725" name="Picture 18" descr="A machine in a hole&#10;&#10;AI-generated content may be incorrect."/>
-            <wp:cNvGraphicFramePr>
-              <a:graphicFrameLocks xmlns:a="http://schemas.openxmlformats.org/drawingml/2006/main" noChangeAspect="1"/>
-            </wp:cNvGraphicFramePr>
-            <a:graphic xmlns:a="http://schemas.openxmlformats.org/drawingml/2006/main">
-              <a:graphicData uri="http://schemas.openxmlformats.org/drawingml/2006/picture">
-                <pic:pic xmlns:pic="http://schemas.openxmlformats.org/drawingml/2006/picture">
-                  <pic:nvPicPr>
-                    <pic:cNvPr id="1867173725" name="Picture 18" descr="A machine in a hole&#10;&#10;AI-generated content may be incorrect."/>
-                    <pic:cNvPicPr/>
-                  </pic:nvPicPr>
-                  <pic:blipFill>
-                    <a:blip r:embed="rId15">
-                      <a:extLst>
-                        <a:ext uri="{28A0092B-C50C-407E-A947-70E740481C1C}">
-                          <a14:useLocalDpi xmlns:a14="http://schemas.microsoft.com/office/drawing/2010/main" val="0"/>
-                        </a:ext>
-                      </a:extLst>
-                    </a:blip>
-                    <a:stretch>
-                      <a:fillRect/>
-                    </a:stretch>
-                  </pic:blipFill>
-                  <pic:spPr>
-                    <a:xfrm rot="5400000">
-                      <a:off x="0" y="0"/>
-                      <a:ext cx="5013960" cy="3760470"/>
-                    </a:xfrm>
-                    <a:prstGeom prst="rect">
-                      <a:avLst/>
-                    </a:prstGeom>
-                  </pic:spPr>
-                </pic:pic>
-              </a:graphicData>
-            </a:graphic>
-            <wp14:sizeRelH relativeFrom="margin">
-              <wp14:pctWidth>0</wp14:pctWidth>
-            </wp14:sizeRelH>
-            <wp14:sizeRelV relativeFrom="margin">
-              <wp14:pctHeight>0</wp14:pctHeight>
-            </wp14:sizeRelV>
-          </wp:anchor>
-        </w:drawing>
-      </w:r>
-    </w:p>
-    <w:p>
-      <w:pPr>
-        <w:rPr>
-          <w:rFonts w:ascii="Calibri" w:hAnsi="Calibri" w:cs="Arial"/>
-          <w:b/>
-          <w:highlight w:val="green"/>
-          <w:u w:val="single"/>
-        </w:rPr>
-      </w:pPr>
-    </w:p>
-    <w:p>
-      <w:pPr>
-        <w:rPr>
-          <w:rFonts w:ascii="Calibri" w:hAnsi="Calibri" w:cs="Arial"/>
-          <w:b/>
-          <w:highlight w:val="green"/>
-          <w:u w:val="single"/>
-        </w:rPr>
-      </w:pPr>
-    </w:p>
-    <w:p>
-      <w:pPr>
-        <w:rPr>
-          <w:rFonts w:ascii="Calibri" w:hAnsi="Calibri" w:cs="Arial"/>
-          <w:b/>
-          <w:highlight w:val="green"/>
-          <w:u w:val="single"/>
-        </w:rPr>
-      </w:pPr>
-    </w:p>
-    <w:p>
-      <w:pPr>
-        <w:rPr>
-          <w:rFonts w:ascii="Calibri" w:hAnsi="Calibri" w:cs="Arial"/>
-          <w:b/>
-          <w:highlight w:val="green"/>
-          <w:u w:val="single"/>
-        </w:rPr>
-      </w:pPr>
-    </w:p>
-    <w:p>
-      <w:pPr>
-        <w:rPr>
-          <w:rFonts w:ascii="Calibri" w:hAnsi="Calibri" w:cs="Arial"/>
-          <w:b/>
-          <w:highlight w:val="green"/>
-          <w:u w:val="single"/>
-        </w:rPr>
-      </w:pPr>
-    </w:p>
-    <w:p>
-      <w:pPr>
-        <w:rPr>
-          <w:rFonts w:ascii="Calibri" w:hAnsi="Calibri" w:cs="Arial"/>
-          <w:b/>
-          <w:highlight w:val="green"/>
-          <w:u w:val="single"/>
-        </w:rPr>
-      </w:pPr>
-    </w:p>
-    <w:p>
-      <w:pPr>
-        <w:rPr>
-          <w:rFonts w:ascii="Calibri" w:hAnsi="Calibri" w:cs="Arial"/>
-          <w:b/>
-          <w:highlight w:val="green"/>
-          <w:u w:val="single"/>
-        </w:rPr>
-      </w:pPr>
-    </w:p>
-    <w:p>
-      <w:pPr>
-        <w:rPr>
-          <w:rFonts w:ascii="Calibri" w:hAnsi="Calibri" w:cs="Arial"/>
-          <w:b/>
-          <w:highlight w:val="green"/>
-          <w:u w:val="single"/>
-        </w:rPr>
-      </w:pPr>
-    </w:p>
-    <w:p>
-      <w:pPr>
-        <w:rPr>
-          <w:rFonts w:ascii="Calibri" w:hAnsi="Calibri" w:cs="Arial"/>
-          <w:b/>
-          <w:highlight w:val="green"/>
-          <w:u w:val="single"/>
-        </w:rPr>
-      </w:pPr>
-    </w:p>
-    <w:p>
-      <w:pPr>
-        <w:rPr>
-          <w:rFonts w:ascii="Calibri" w:hAnsi="Calibri" w:cs="Arial"/>
-          <w:b/>
-          <w:highlight w:val="green"/>
-          <w:u w:val="single"/>
-        </w:rPr>
-      </w:pPr>
-    </w:p>
-    <w:p>
-      <w:pPr>
-        <w:rPr>
-          <w:rFonts w:ascii="Calibri" w:hAnsi="Calibri" w:cs="Arial"/>
-          <w:b/>
-          <w:highlight w:val="green"/>
-          <w:u w:val="single"/>
-        </w:rPr>
-      </w:pPr>
-    </w:p>
-    <w:p>
-      <w:pPr>
-        <w:rPr>
-          <w:rFonts w:ascii="Calibri" w:hAnsi="Calibri" w:cs="Arial"/>
-          <w:b/>
-          <w:highlight w:val="green"/>
-          <w:u w:val="single"/>
-        </w:rPr>
-      </w:pPr>
-    </w:p>
-    <w:p>
-      <w:pPr>
-        <w:rPr>
-          <w:rFonts w:ascii="Calibri" w:hAnsi="Calibri" w:cs="Arial"/>
-          <w:b/>
-          <w:highlight w:val="green"/>
-          <w:u w:val="single"/>
-        </w:rPr>
-      </w:pPr>
-    </w:p>
-    <w:p>
-      <w:pPr>
-        <w:rPr>
-          <w:rFonts w:ascii="Calibri" w:hAnsi="Calibri" w:cs="Arial"/>
-          <w:b/>
-          <w:highlight w:val="green"/>
-          <w:u w:val="single"/>
-        </w:rPr>
-      </w:pPr>
-    </w:p>
-    <w:p>
-      <w:pPr>
-        <w:rPr>
-          <w:rFonts w:ascii="Calibri" w:hAnsi="Calibri" w:cs="Arial"/>
-          <w:b/>
-          <w:highlight w:val="green"/>
-          <w:u w:val="single"/>
-        </w:rPr>
-      </w:pPr>
-    </w:p>
-    <w:p>
-      <w:pPr>
-        <w:rPr>
-          <w:rFonts w:ascii="Calibri" w:hAnsi="Calibri" w:cs="Arial"/>
-          <w:b/>
-          <w:highlight w:val="green"/>
-          <w:u w:val="single"/>
-        </w:rPr>
-      </w:pPr>
-    </w:p>
-    <w:p>
-      <w:pPr>
-        <w:rPr>
-          <w:rFonts w:ascii="Calibri" w:hAnsi="Calibri" w:cs="Arial"/>
-          <w:b/>
-          <w:highlight w:val="green"/>
-          <w:u w:val="single"/>
-        </w:rPr>
-      </w:pPr>
-    </w:p>
-    <w:p>
-      <w:pPr>
-        <w:rPr>
-          <w:rFonts w:ascii="Calibri" w:hAnsi="Calibri" w:cs="Arial"/>
-          <w:b/>
-          <w:highlight w:val="green"/>
-          <w:u w:val="single"/>
-        </w:rPr>
-      </w:pPr>
-    </w:p>
-    <w:p>
-      <w:pPr>
-        <w:rPr>
-          <w:rFonts w:ascii="Calibri" w:hAnsi="Calibri" w:cs="Arial"/>
-          <w:b/>
-          <w:highlight w:val="green"/>
-          <w:u w:val="single"/>
-        </w:rPr>
-      </w:pPr>
-    </w:p>
-    <w:p>
-      <w:pPr>
-        <w:rPr>
-          <w:rFonts w:ascii="Calibri" w:hAnsi="Calibri" w:cs="Arial"/>
-          <w:b/>
-          <w:highlight w:val="green"/>
-          <w:u w:val="single"/>
-        </w:rPr>
-      </w:pPr>
-    </w:p>
-    <w:p>
-      <w:pPr>
-        <w:rPr>
-          <w:rFonts w:ascii="Calibri" w:hAnsi="Calibri" w:cs="Arial"/>
-          <w:b/>
-          <w:highlight w:val="green"/>
-          <w:u w:val="single"/>
-        </w:rPr>
-      </w:pPr>
-    </w:p>
-    <w:p>
-      <w:pPr>
-        <w:rPr>
-          <w:rFonts w:ascii="Calibri" w:hAnsi="Calibri" w:cs="Arial"/>
-          <w:b/>
-          <w:highlight w:val="green"/>
-          <w:u w:val="single"/>
-        </w:rPr>
-      </w:pPr>
-    </w:p>
-    <w:p>
-      <w:pPr>
-        <w:rPr>
-          <w:rFonts w:ascii="Calibri" w:hAnsi="Calibri" w:cs="Arial"/>
-          <w:b/>
-          <w:highlight w:val="green"/>
-          <w:u w:val="single"/>
-        </w:rPr>
-      </w:pPr>
-    </w:p>
-    <w:p>
-      <w:pPr>
-        <w:rPr>
-          <w:rFonts w:ascii="Calibri" w:hAnsi="Calibri" w:cs="Arial"/>
-          <w:b/>
-          <w:highlight w:val="green"/>
-          <w:u w:val="single"/>
-        </w:rPr>
-      </w:pPr>
-    </w:p>
-    <w:p>
-      <w:pPr>
-        <w:rPr>
-          <w:rFonts w:asciiTheme="minorHAnsi" w:hAnsiTheme="minorHAnsi" w:cstheme="minorHAnsi"/>
-          <w:b/>
-          <w:highlight w:val="green"/>
-          <w:u w:val="single"/>
-        </w:rPr>
-      </w:pPr>
-    </w:p>
-    <w:p>
-      <w:pPr>
-        <w:rPr>
-          <w:rFonts w:asciiTheme="minorHAnsi" w:hAnsiTheme="minorHAnsi" w:cstheme="minorHAnsi"/>
-          <w:b/>
-          <w:highlight w:val="green"/>
-          <w:u w:val="single"/>
-        </w:rPr>
-      </w:pPr>
-    </w:p>
-    <w:p>
-      <w:pPr>
-        <w:rPr>
-          <w:rFonts w:asciiTheme="minorHAnsi" w:hAnsiTheme="minorHAnsi" w:cstheme="minorHAnsi"/>
-          <w:b/>
-          <w:highlight w:val="green"/>
-          <w:u w:val="single"/>
-        </w:rPr>
-      </w:pPr>
-    </w:p>
-    <w:p>
-      <w:pPr>
-        <w:rPr>
-          <w:rFonts w:asciiTheme="minorHAnsi" w:hAnsiTheme="minorHAnsi" w:cstheme="minorHAnsi"/>
-          <w:b/>
-          <w:highlight w:val="green"/>
-          <w:u w:val="single"/>
-        </w:rPr>
-      </w:pPr>
-    </w:p>
-    <w:p>
-      <w:pPr>
-        <w:rPr>
-          <w:rFonts w:asciiTheme="minorHAnsi" w:hAnsiTheme="minorHAnsi" w:cstheme="minorHAnsi"/>
-          <w:b/>
-          <w:highlight w:val="green"/>
-          <w:u w:val="single"/>
-        </w:rPr>
-      </w:pPr>
-    </w:p>
-    <w:p>
-      <w:pPr>
-        <w:rPr>
-          <w:rFonts w:asciiTheme="minorHAnsi" w:hAnsiTheme="minorHAnsi" w:cstheme="minorHAnsi"/>
-          <w:b/>
-          <w:highlight w:val="green"/>
-          <w:u w:val="single"/>
-        </w:rPr>
-      </w:pPr>
-    </w:p>
-    <w:p>
-      <w:pPr>
-        <w:rPr>
-          <w:rFonts w:asciiTheme="minorHAnsi" w:hAnsiTheme="minorHAnsi" w:cstheme="minorHAnsi"/>
-          <w:lang w:val="en-US"/>
-        </w:rPr>
-      </w:pPr>
-      <w:r>
-        <w:rPr>
-          <w:rFonts w:asciiTheme="minorHAnsi" w:hAnsiTheme="minorHAnsi" w:cstheme="minorHAnsi"/>
-        </w:rPr>
-        <w:t xml:space="preserve">A </w:t>
-      </w:r>
-      <w:r>
-        <w:rPr>
-          <w:rFonts w:asciiTheme="minorHAnsi" w:hAnsiTheme="minorHAnsi" w:cstheme="minorHAnsi"/>
-        </w:rPr>
-        <w:t>{</w:t>
-      </w:r>
-      <w:r>
-        <w:rPr>
-          <w:rFonts w:asciiTheme="minorHAnsi" w:hAnsiTheme="minorHAnsi" w:cstheme="minorHAnsi"/>
-          <w:lang w:val="en-US"/>
-        </w:rPr>
-        <w:t>verificationInstrumentDisplay</w:t>
-      </w:r>
-      <w:r>
-        <w:rPr>
-          <w:rFonts w:asciiTheme="minorHAnsi" w:hAnsiTheme="minorHAnsi" w:cstheme="minorHAnsi"/>
-        </w:rPr>
-        <w:t>}</w:t>
-      </w:r>
-      <w:r>
-        <w:rPr>
-          <w:rFonts w:asciiTheme="minorHAnsi" w:hAnsiTheme="minorHAnsi" w:cstheme="minorHAnsi"/>
-        </w:rPr>
-        <w:t>mm</w:t>
-      </w:r>
-      <w:r>
-        <w:rPr>
-          <w:rFonts w:asciiTheme="minorHAnsi" w:hAnsiTheme="minorHAnsi" w:cstheme="minorHAnsi"/>
-        </w:rPr>
         <w:t xml:space="preserve"> head error and a </w:t>
       </w:r>
       <w:r>
         <w:rPr>
           <w:rFonts w:asciiTheme="minorHAnsi" w:hAnsiTheme="minorHAnsi" w:cstheme="minorHAnsi"/>
         </w:rPr>
-        <w:t>{</w:t>
-      </w:r>
-      <w:r>
-        <w:rPr>
-          <w:rFonts w:asciiTheme="minorHAnsi" w:hAnsiTheme="minorHAnsi" w:cstheme="minorHAnsi"/>
-          <w:lang w:val="en-US"/>
-        </w:rPr>
-        <w:t>verificationInstrumentDisplay</w:t>
-      </w:r>
-      <w:r>
-        <w:rPr>
-          <w:rFonts w:asciiTheme="minorHAnsi" w:hAnsiTheme="minorHAnsi" w:cstheme="minorHAnsi"/>
-        </w:rPr>
-        <w:t>2</w:t>
-      </w:r>
-      <w:r>
-        <w:rPr>
-          <w:rFonts w:asciiTheme="minorHAnsi" w:hAnsiTheme="minorHAnsi" w:cstheme="minorHAnsi"/>
-        </w:rPr>
-        <w:t>}</w:t>
+        <w:t xml:space="preserve">{verificationInstrumentDisplay2}</w:t>
       </w:r>
       <w:r>
         <w:rPr>
@@ -7329,44 +5998,32 @@
         <w:rPr>
           <w:rFonts w:asciiTheme="minorHAnsi" w:hAnsiTheme="minorHAnsi" w:cstheme="minorHAnsi"/>
         </w:rPr>
-        <w:t>{</w:t>
-      </w:r>
-      <w:r>
-        <w:rPr>
-          <w:rFonts w:asciiTheme="minorHAnsi" w:hAnsiTheme="minorHAnsi" w:cstheme="minorHAnsi"/>
+        <w:t xml:space="preserve">{nieaDescription}</w:t>
+      </w:r>
+    </w:p>
+    <w:p>
+      <w:pPr>
+        <w:rPr>
+          <w:rFonts w:ascii="Calibri" w:hAnsi="Calibri" w:cs="Arial"/>
+        </w:rPr>
+      </w:pPr>
+    </w:p>
+    <w:p>
+      <w:pPr>
+        <w:jc w:val="center"/>
+        <w:rPr>
+          <w:rFonts w:ascii="Calibri" w:hAnsi="Calibri" w:cs="Arial"/>
+          <w:noProof/>
           <w:lang w:val="en-US"/>
         </w:rPr>
-        <w:t>nieaDescription</w:t>
-      </w:r>
-      <w:r>
-        <w:rPr>
-          <w:rFonts w:asciiTheme="minorHAnsi" w:hAnsiTheme="minorHAnsi" w:cstheme="minorHAnsi"/>
-        </w:rPr>
-        <w:t>}</w:t>
-      </w:r>
-    </w:p>
-    <w:p>
-      <w:pPr>
-        <w:rPr>
-          <w:rFonts w:ascii="Calibri" w:hAnsi="Calibri" w:cs="Arial"/>
-        </w:rPr>
-      </w:pPr>
-    </w:p>
-    <w:p>
-      <w:pPr>
-        <w:jc w:val="center"/>
+      </w:pPr>
+      <w:r>
         <w:rPr>
           <w:rFonts w:ascii="Calibri" w:hAnsi="Calibri" w:cs="Arial"/>
           <w:noProof/>
           <w:lang w:val="en-US"/>
         </w:rPr>
-      </w:pPr>
-      <w:r>
-        <w:rPr>
-          <w:rFonts w:ascii="Calibri" w:hAnsi="Calibri" w:cs="Arial"/>
-          <w:noProof/>
-        </w:rPr>
-        <w:t>{%</w:t>
+        <w:t>{%nieaImage1}</w:t>
       </w:r>
       <w:r>
         <w:rPr>
@@ -7374,45 +6031,7 @@
           <w:noProof/>
           <w:lang w:val="en-US"/>
         </w:rPr>
-        <w:t>nieaImage1</w:t>
-      </w:r>
-      <w:r>
-        <w:rPr>
-          <w:rFonts w:ascii="Calibri" w:hAnsi="Calibri" w:cs="Arial"/>
-          <w:noProof/>
-        </w:rPr>
-        <w:t>}</w:t>
-      </w:r>
-      <w:r>
-        <w:rPr>
-          <w:rFonts w:ascii="Calibri" w:hAnsi="Calibri" w:cs="Arial"/>
-          <w:noProof/>
-        </w:rPr>
-        <w:br/>
-        <w:t>{</w:t>
-      </w:r>
-      <w:r>
-        <w:rPr>
-          <w:rFonts w:ascii="Calibri" w:hAnsi="Calibri" w:cs="Arial"/>
-          <w:noProof/>
-          <w:lang w:val="en-US"/>
-        </w:rPr>
-        <w:t>nieaImage</w:t>
-      </w:r>
-      <w:r>
-        <w:rPr>
-          <w:rFonts w:ascii="Calibri" w:hAnsi="Calibri" w:cs="Arial"/>
-          <w:noProof/>
-          <w:lang w:val="en-US"/>
-        </w:rPr>
-        <w:t>1Caption</w:t>
-      </w:r>
-      <w:r>
-        <w:rPr>
-          <w:rFonts w:ascii="Calibri" w:hAnsi="Calibri" w:cs="Arial"/>
-          <w:noProof/>
-        </w:rPr>
-        <w:t>}</w:t>
+        <w:t xml:space="preserve">{nieaImage1Caption}</w:t>
       </w:r>
     </w:p>
     <w:p>
@@ -7450,333 +6069,116 @@
           <w:rFonts w:ascii="Calibri" w:hAnsi="Calibri" w:cs="Arial"/>
           <w:noProof/>
         </w:rPr>
-        <w:t>{%</w:t>
-      </w:r>
-      <w:r>
+        <w:t>{%nieaImage2}</w:t>
+      </w:r>
+      <w:r>
+        <w:rPr>
+          <w:rFonts w:ascii="Calibri" w:hAnsi="Calibri" w:cs="Arial"/>
+          <w:noProof/>
+        </w:rPr>
+        <w:t xml:space="preserve">{nieaImage2Caption}</w:t>
+      </w:r>
+    </w:p>
+    <w:p>
+      <w:pPr>
+        <w:jc w:val="center"/>
         <w:rPr>
           <w:rFonts w:ascii="Calibri" w:hAnsi="Calibri" w:cs="Arial"/>
           <w:noProof/>
           <w:lang w:val="en-US"/>
         </w:rPr>
-        <w:t>nieaImage</w:t>
-      </w:r>
-      <w:r>
+      </w:pPr>
+    </w:p>
+    <w:p>
+      <w:pPr>
+        <w:jc w:val="center"/>
+        <w:rPr>
+          <w:rFonts w:ascii="Calibri" w:hAnsi="Calibri" w:cs="Arial"/>
+          <w:noProof/>
+        </w:rPr>
+      </w:pPr>
+      <w:r>
+        <w:rPr>
+          <w:rFonts w:ascii="Calibri" w:hAnsi="Calibri" w:cs="Arial"/>
+          <w:noProof/>
+        </w:rPr>
+        <w:t>{%nieaImage3}</w:t>
+      </w:r>
+    </w:p>
+    <w:p>
+      <w:pPr>
+        <w:jc w:val="center"/>
         <w:rPr>
           <w:rFonts w:ascii="Calibri" w:hAnsi="Calibri" w:cs="Arial"/>
           <w:noProof/>
           <w:lang w:val="en-US"/>
         </w:rPr>
-        <w:t>2</w:t>
-      </w:r>
-      <w:r>
-        <w:rPr>
-          <w:rFonts w:ascii="Calibri" w:hAnsi="Calibri" w:cs="Arial"/>
-          <w:noProof/>
-        </w:rPr>
-        <w:t>}</w:t>
-      </w:r>
-      <w:r>
-        <w:rPr>
-          <w:rFonts w:ascii="Calibri" w:hAnsi="Calibri" w:cs="Arial"/>
-          <w:noProof/>
-        </w:rPr>
-        <w:br/>
-        <w:t>{</w:t>
-      </w:r>
-      <w:r>
+      </w:pPr>
+      <w:r>
+        <w:rPr>
+          <w:rFonts w:ascii="Calibri" w:hAnsi="Calibri" w:cs="Arial"/>
+          <w:noProof/>
+        </w:rPr>
+        <w:t xml:space="preserve">{nieaImage3Caption}</w:t>
+      </w:r>
+    </w:p>
+    <w:p>
+      <w:pPr>
+        <w:jc w:val="center"/>
+        <w:rPr>
+          <w:rFonts w:ascii="Calibri" w:hAnsi="Calibri" w:cs="Arial"/>
+          <w:noProof/>
+        </w:rPr>
+      </w:pPr>
+      <w:r>
+        <w:rPr>
+          <w:rFonts w:ascii="Calibri" w:hAnsi="Calibri" w:cs="Arial"/>
+          <w:noProof/>
+        </w:rPr>
+        <w:t>{%nieaImage4}</w:t>
+      </w:r>
+      <w:r>
+        <w:rPr>
+          <w:rFonts w:ascii="Calibri" w:hAnsi="Calibri" w:cs="Arial"/>
+          <w:noProof/>
+        </w:rPr>
+        <w:t xml:space="preserve">{nieaImage4Caption}</w:t>
+      </w:r>
+    </w:p>
+    <w:p>
+      <w:pPr>
+        <w:jc w:val="center"/>
         <w:rPr>
           <w:rFonts w:ascii="Calibri" w:hAnsi="Calibri" w:cs="Arial"/>
           <w:noProof/>
           <w:lang w:val="en-US"/>
         </w:rPr>
-        <w:t>nieaImage</w:t>
-      </w:r>
-      <w:r>
+      </w:pPr>
+    </w:p>
+    <w:p>
+      <w:pPr>
+        <w:jc w:val="center"/>
         <w:rPr>
           <w:rFonts w:ascii="Calibri" w:hAnsi="Calibri" w:cs="Arial"/>
           <w:noProof/>
           <w:lang w:val="en-US"/>
         </w:rPr>
-        <w:t>2</w:t>
-      </w:r>
+      </w:pPr>
       <w:r>
         <w:rPr>
           <w:rFonts w:ascii="Calibri" w:hAnsi="Calibri" w:cs="Arial"/>
           <w:noProof/>
           <w:lang w:val="en-US"/>
         </w:rPr>
-        <w:t>Caption</w:t>
-      </w:r>
-      <w:r>
-        <w:rPr>
-          <w:rFonts w:ascii="Calibri" w:hAnsi="Calibri" w:cs="Arial"/>
-          <w:noProof/>
-        </w:rPr>
-        <w:t>}</w:t>
-      </w:r>
-    </w:p>
-    <w:p>
-      <w:pPr>
-        <w:jc w:val="center"/>
+        <w:t>{%nieaImage5}</w:t>
+      </w:r>
+      <w:r>
         <w:rPr>
           <w:rFonts w:ascii="Calibri" w:hAnsi="Calibri" w:cs="Arial"/>
           <w:noProof/>
           <w:lang w:val="en-US"/>
         </w:rPr>
-      </w:pPr>
-    </w:p>
-    <w:p>
-      <w:pPr>
-        <w:jc w:val="center"/>
-        <w:rPr>
-          <w:rFonts w:ascii="Calibri" w:hAnsi="Calibri" w:cs="Arial"/>
-          <w:noProof/>
-        </w:rPr>
-      </w:pPr>
-      <w:r>
-        <w:rPr>
-          <w:rFonts w:ascii="Calibri" w:hAnsi="Calibri" w:cs="Arial"/>
-          <w:noProof/>
-        </w:rPr>
-        <w:t>{%</w:t>
-      </w:r>
-      <w:r>
-        <w:rPr>
-          <w:rFonts w:ascii="Calibri" w:hAnsi="Calibri" w:cs="Arial"/>
-          <w:noProof/>
-          <w:lang w:val="en-US"/>
-        </w:rPr>
-        <w:t>nieaImage</w:t>
-      </w:r>
-      <w:r>
-        <w:rPr>
-          <w:rFonts w:ascii="Calibri" w:hAnsi="Calibri" w:cs="Arial"/>
-          <w:noProof/>
-          <w:lang w:val="en-US"/>
-        </w:rPr>
-        <w:t>3</w:t>
-      </w:r>
-      <w:r>
-        <w:rPr>
-          <w:rFonts w:ascii="Calibri" w:hAnsi="Calibri" w:cs="Arial"/>
-          <w:noProof/>
-        </w:rPr>
-        <w:t>}</w:t>
-      </w:r>
-    </w:p>
-    <w:p>
-      <w:pPr>
-        <w:jc w:val="center"/>
-        <w:rPr>
-          <w:rFonts w:ascii="Calibri" w:hAnsi="Calibri" w:cs="Arial"/>
-          <w:noProof/>
-          <w:lang w:val="en-US"/>
-        </w:rPr>
-      </w:pPr>
-      <w:r>
-        <w:rPr>
-          <w:rFonts w:ascii="Calibri" w:hAnsi="Calibri" w:cs="Arial"/>
-          <w:noProof/>
-        </w:rPr>
-        <w:t>{</w:t>
-      </w:r>
-      <w:r>
-        <w:rPr>
-          <w:rFonts w:ascii="Calibri" w:hAnsi="Calibri" w:cs="Arial"/>
-          <w:noProof/>
-          <w:lang w:val="en-US"/>
-        </w:rPr>
-        <w:t>nieaImage</w:t>
-      </w:r>
-      <w:r>
-        <w:rPr>
-          <w:rFonts w:ascii="Calibri" w:hAnsi="Calibri" w:cs="Arial"/>
-          <w:noProof/>
-          <w:lang w:val="en-US"/>
-        </w:rPr>
-        <w:t>3</w:t>
-      </w:r>
-      <w:r>
-        <w:rPr>
-          <w:rFonts w:ascii="Calibri" w:hAnsi="Calibri" w:cs="Arial"/>
-          <w:noProof/>
-          <w:lang w:val="en-US"/>
-        </w:rPr>
-        <w:t>Caption</w:t>
-      </w:r>
-      <w:r>
-        <w:rPr>
-          <w:rFonts w:ascii="Calibri" w:hAnsi="Calibri" w:cs="Arial"/>
-          <w:noProof/>
-        </w:rPr>
-        <w:t>}</w:t>
-      </w:r>
-    </w:p>
-    <w:p>
-      <w:pPr>
-        <w:jc w:val="center"/>
-        <w:rPr>
-          <w:rFonts w:ascii="Calibri" w:hAnsi="Calibri" w:cs="Arial"/>
-          <w:noProof/>
-        </w:rPr>
-      </w:pPr>
-      <w:r>
-        <w:rPr>
-          <w:rFonts w:ascii="Calibri" w:hAnsi="Calibri" w:cs="Arial"/>
-          <w:noProof/>
-        </w:rPr>
-        <w:t>{%</w:t>
-      </w:r>
-      <w:r>
-        <w:rPr>
-          <w:rFonts w:ascii="Calibri" w:hAnsi="Calibri" w:cs="Arial"/>
-          <w:noProof/>
-          <w:lang w:val="en-US"/>
-        </w:rPr>
-        <w:t>nieaImage</w:t>
-      </w:r>
-      <w:r>
-        <w:rPr>
-          <w:rFonts w:ascii="Calibri" w:hAnsi="Calibri" w:cs="Arial"/>
-          <w:noProof/>
-          <w:lang w:val="en-US"/>
-        </w:rPr>
-        <w:t>4</w:t>
-      </w:r>
-      <w:r>
-        <w:rPr>
-          <w:rFonts w:ascii="Calibri" w:hAnsi="Calibri" w:cs="Arial"/>
-          <w:noProof/>
-        </w:rPr>
-        <w:t>}</w:t>
-      </w:r>
-      <w:r>
-        <w:rPr>
-          <w:rFonts w:ascii="Calibri" w:hAnsi="Calibri" w:cs="Arial"/>
-          <w:noProof/>
-        </w:rPr>
-        <w:br/>
-        <w:t>{</w:t>
-      </w:r>
-      <w:r>
-        <w:rPr>
-          <w:rFonts w:ascii="Calibri" w:hAnsi="Calibri" w:cs="Arial"/>
-          <w:noProof/>
-          <w:lang w:val="en-US"/>
-        </w:rPr>
-        <w:t>nieaImage</w:t>
-      </w:r>
-      <w:r>
-        <w:rPr>
-          <w:rFonts w:ascii="Calibri" w:hAnsi="Calibri" w:cs="Arial"/>
-          <w:noProof/>
-          <w:lang w:val="en-US"/>
-        </w:rPr>
-        <w:t>4</w:t>
-      </w:r>
-      <w:r>
-        <w:rPr>
-          <w:rFonts w:ascii="Calibri" w:hAnsi="Calibri" w:cs="Arial"/>
-          <w:noProof/>
-          <w:lang w:val="en-US"/>
-        </w:rPr>
-        <w:t>Caption</w:t>
-      </w:r>
-      <w:r>
-        <w:rPr>
-          <w:rFonts w:ascii="Calibri" w:hAnsi="Calibri" w:cs="Arial"/>
-          <w:noProof/>
-        </w:rPr>
-        <w:t>}</w:t>
-      </w:r>
-    </w:p>
-    <w:p>
-      <w:pPr>
-        <w:jc w:val="center"/>
-        <w:rPr>
-          <w:rFonts w:ascii="Calibri" w:hAnsi="Calibri" w:cs="Arial"/>
-          <w:noProof/>
-          <w:lang w:val="en-US"/>
-        </w:rPr>
-      </w:pPr>
-    </w:p>
-    <w:p>
-      <w:pPr>
-        <w:jc w:val="center"/>
-        <w:rPr>
-          <w:rFonts w:ascii="Calibri" w:hAnsi="Calibri" w:cs="Arial"/>
-          <w:noProof/>
-          <w:lang w:val="en-US"/>
-        </w:rPr>
-      </w:pPr>
-      <w:r>
-        <w:rPr>
-          <w:rFonts w:ascii="Calibri" w:hAnsi="Calibri" w:cs="Arial"/>
-          <w:noProof/>
-        </w:rPr>
-        <w:t>{%</w:t>
-      </w:r>
-      <w:r>
-        <w:rPr>
-          <w:rFonts w:ascii="Calibri" w:hAnsi="Calibri" w:cs="Arial"/>
-          <w:noProof/>
-          <w:lang w:val="en-US"/>
-        </w:rPr>
-        <w:t>nieaImage</w:t>
-      </w:r>
-      <w:r>
-        <w:rPr>
-          <w:rFonts w:ascii="Calibri" w:hAnsi="Calibri" w:cs="Arial"/>
-          <w:noProof/>
-          <w:lang w:val="en-US"/>
-        </w:rPr>
-        <w:t>5</w:t>
-      </w:r>
-      <w:r>
-        <w:rPr>
-          <w:rFonts w:ascii="Calibri" w:hAnsi="Calibri" w:cs="Arial"/>
-          <w:noProof/>
-        </w:rPr>
-        <w:t>}</w:t>
-      </w:r>
-      <w:r>
-        <w:rPr>
-          <w:rFonts w:ascii="Calibri" w:hAnsi="Calibri" w:cs="Arial"/>
-          <w:noProof/>
-        </w:rPr>
-        <w:br/>
-        <w:t>{</w:t>
-      </w:r>
-      <w:r>
-        <w:rPr>
-          <w:rFonts w:ascii="Calibri" w:hAnsi="Calibri" w:cs="Arial"/>
-          <w:noProof/>
-          <w:lang w:val="en-US"/>
-        </w:rPr>
-        <w:t>nieaImage</w:t>
-      </w:r>
-      <w:r>
-        <w:rPr>
-          <w:rFonts w:ascii="Calibri" w:hAnsi="Calibri" w:cs="Arial"/>
-          <w:noProof/>
-          <w:lang w:val="en-US"/>
-        </w:rPr>
-        <w:t>5</w:t>
-      </w:r>
-      <w:r>
-        <w:rPr>
-          <w:rFonts w:ascii="Calibri" w:hAnsi="Calibri" w:cs="Arial"/>
-          <w:noProof/>
-          <w:lang w:val="en-US"/>
-        </w:rPr>
-        <w:t>Caption</w:t>
-      </w:r>
-      <w:r>
-        <w:rPr>
-          <w:rFonts w:ascii="Calibri" w:hAnsi="Calibri" w:cs="Arial"/>
-          <w:noProof/>
-        </w:rPr>
-        <w:t>}</w:t>
+        <w:t xml:space="preserve">{nieaImage5Caption}</w:t>
       </w:r>
     </w:p>
     <w:p>
@@ -8015,23 +6417,9 @@
         <w:rPr>
           <w:rFonts w:ascii="Calibri" w:hAnsi="Calibri" w:cs="Arial"/>
           <w:noProof/>
-        </w:rPr>
-        <w:t>{%</w:t>
-      </w:r>
-      <w:r>
-        <w:rPr>
-          <w:rFonts w:ascii="Calibri" w:hAnsi="Calibri" w:cs="Arial"/>
-          <w:noProof/>
           <w:lang w:val="en-US"/>
         </w:rPr>
-        <w:t>routineMaintenanceImage1</w:t>
-      </w:r>
-      <w:r>
-        <w:rPr>
-          <w:rFonts w:ascii="Calibri" w:hAnsi="Calibri" w:cs="Arial"/>
-          <w:noProof/>
-        </w:rPr>
-        <w:t>}</w:t>
+        <w:t>{%routineMaintenanceImage1}</w:t>
       </w:r>
     </w:p>
     <w:p>
@@ -8053,37 +6441,73 @@
           <w:rFonts w:ascii="Calibri" w:hAnsi="Calibri" w:cs="Arial"/>
           <w:noProof/>
         </w:rPr>
-        <w:t>{</w:t>
-      </w:r>
-      <w:r>
+        <w:t xml:space="preserve">{routineMaintenanceImage1Caption}</w:t>
+      </w:r>
+      <w:r>
+        <w:rPr>
+          <w:rFonts w:ascii="Calibri" w:hAnsi="Calibri" w:cs="Arial"/>
+          <w:noProof/>
+        </w:rPr>
+        <w:br/>
+      </w:r>
+    </w:p>
+    <w:p>
+      <w:pPr>
+        <w:jc w:val="center"/>
+        <w:rPr>
+          <w:rFonts w:ascii="Calibri" w:hAnsi="Calibri" w:cs="Arial"/>
+          <w:noProof/>
+        </w:rPr>
+      </w:pPr>
+      <w:r>
+        <w:rPr>
+          <w:rFonts w:ascii="Calibri" w:hAnsi="Calibri" w:cs="Arial"/>
+          <w:noProof/>
+        </w:rPr>
+        <w:t>{%routineMaintenanceImage2}</w:t>
+      </w:r>
+      <w:r>
+        <w:rPr>
+          <w:rFonts w:ascii="Calibri" w:hAnsi="Calibri" w:cs="Arial"/>
+          <w:noProof/>
+        </w:rPr>
+        <w:t xml:space="preserve">{routineMaintenanceImage2Caption}</w:t>
+      </w:r>
+    </w:p>
+    <w:p>
+      <w:pPr>
+        <w:jc w:val="center"/>
         <w:rPr>
           <w:rFonts w:ascii="Calibri" w:hAnsi="Calibri" w:cs="Arial"/>
           <w:noProof/>
           <w:lang w:val="en-US"/>
         </w:rPr>
-        <w:t>routineMaintenanceImage1</w:t>
-      </w:r>
-      <w:r>
+      </w:pPr>
+    </w:p>
+    <w:p>
+      <w:pPr>
+        <w:jc w:val="center"/>
         <w:rPr>
           <w:rFonts w:ascii="Calibri" w:hAnsi="Calibri" w:cs="Arial"/>
           <w:noProof/>
           <w:lang w:val="en-US"/>
         </w:rPr>
-        <w:t>Caption</w:t>
-      </w:r>
-      <w:r>
-        <w:rPr>
-          <w:rFonts w:ascii="Calibri" w:hAnsi="Calibri" w:cs="Arial"/>
-          <w:noProof/>
-        </w:rPr>
-        <w:t>}</w:t>
-      </w:r>
-      <w:r>
-        <w:rPr>
-          <w:rFonts w:ascii="Calibri" w:hAnsi="Calibri" w:cs="Arial"/>
-          <w:noProof/>
-        </w:rPr>
-        <w:br/>
+      </w:pPr>
+      <w:r>
+        <w:rPr>
+          <w:rFonts w:ascii="Calibri" w:hAnsi="Calibri" w:cs="Arial"/>
+          <w:noProof/>
+          <w:lang w:val="en-US"/>
+        </w:rPr>
+        <w:t>{%routineMaintenanceImage3}</w:t>
+      </w:r>
+      <w:r>
+        <w:rPr>
+          <w:rFonts w:ascii="Calibri" w:hAnsi="Calibri" w:cs="Arial"/>
+          <w:noProof/>
+          <w:lang w:val="en-US"/>
+        </w:rPr>
+        <w:t xml:space="preserve">{routineMaintenanceImage3Caption}</w:t>
       </w:r>
     </w:p>
     <w:p>
@@ -8099,46 +6523,42 @@
           <w:rFonts w:ascii="Calibri" w:hAnsi="Calibri" w:cs="Arial"/>
           <w:noProof/>
         </w:rPr>
-        <w:t>{%</w:t>
-      </w:r>
-      <w:r>
+        <w:t>{%routineMaintenanceImage4}</w:t>
+      </w:r>
+      <w:r>
+        <w:rPr>
+          <w:rFonts w:ascii="Calibri" w:hAnsi="Calibri" w:cs="Arial"/>
+          <w:noProof/>
+        </w:rPr>
+        <w:t xml:space="preserve">{routineMaintenanceImage4Caption}</w:t>
+      </w:r>
+    </w:p>
+    <w:p>
+      <w:pPr>
+        <w:jc w:val="center"/>
         <w:rPr>
           <w:rFonts w:ascii="Calibri" w:hAnsi="Calibri" w:cs="Arial"/>
           <w:noProof/>
           <w:lang w:val="en-US"/>
         </w:rPr>
-        <w:t>routineMaintenanceImage</w:t>
-      </w:r>
-      <w:r>
+      </w:pPr>
+    </w:p>
+    <w:p>
+      <w:pPr>
+        <w:jc w:val="center"/>
         <w:rPr>
           <w:rFonts w:ascii="Calibri" w:hAnsi="Calibri" w:cs="Arial"/>
           <w:noProof/>
           <w:lang w:val="en-US"/>
         </w:rPr>
-        <w:t>2</w:t>
-      </w:r>
-      <w:r>
-        <w:rPr>
-          <w:rFonts w:ascii="Calibri" w:hAnsi="Calibri" w:cs="Arial"/>
-          <w:noProof/>
-        </w:rPr>
-        <w:t>}</w:t>
-      </w:r>
-      <w:r>
-        <w:rPr>
-          <w:rFonts w:ascii="Calibri" w:hAnsi="Calibri" w:cs="Arial"/>
-          <w:noProof/>
-        </w:rPr>
-        <w:br/>
-        <w:t>{</w:t>
-      </w:r>
+      </w:pPr>
       <w:r>
         <w:rPr>
           <w:rFonts w:ascii="Calibri" w:hAnsi="Calibri" w:cs="Arial"/>
           <w:noProof/>
           <w:lang w:val="en-US"/>
         </w:rPr>
-        <w:t>routineMaintenanceImage</w:t>
+        <w:t>{%routineMaintenanceImage5}</w:t>
       </w:r>
       <w:r>
         <w:rPr>
@@ -8146,278 +6566,7 @@
           <w:noProof/>
           <w:lang w:val="en-US"/>
         </w:rPr>
-        <w:t>2</w:t>
-      </w:r>
-      <w:r>
-        <w:rPr>
-          <w:rFonts w:ascii="Calibri" w:hAnsi="Calibri" w:cs="Arial"/>
-          <w:noProof/>
-          <w:lang w:val="en-US"/>
-        </w:rPr>
-        <w:t>Caption</w:t>
-      </w:r>
-      <w:r>
-        <w:rPr>
-          <w:rFonts w:ascii="Calibri" w:hAnsi="Calibri" w:cs="Arial"/>
-          <w:noProof/>
-        </w:rPr>
-        <w:t>}</w:t>
-      </w:r>
-    </w:p>
-    <w:p>
-      <w:pPr>
-        <w:jc w:val="center"/>
-        <w:rPr>
-          <w:rFonts w:ascii="Calibri" w:hAnsi="Calibri" w:cs="Arial"/>
-          <w:noProof/>
-          <w:lang w:val="en-US"/>
-        </w:rPr>
-      </w:pPr>
-    </w:p>
-    <w:p>
-      <w:pPr>
-        <w:jc w:val="center"/>
-        <w:rPr>
-          <w:rFonts w:ascii="Calibri" w:hAnsi="Calibri" w:cs="Arial"/>
-          <w:noProof/>
-          <w:lang w:val="en-US"/>
-        </w:rPr>
-      </w:pPr>
-      <w:r>
-        <w:rPr>
-          <w:rFonts w:ascii="Calibri" w:hAnsi="Calibri" w:cs="Arial"/>
-          <w:noProof/>
-        </w:rPr>
-        <w:t>{%</w:t>
-      </w:r>
-      <w:r>
-        <w:rPr>
-          <w:rFonts w:ascii="Calibri" w:hAnsi="Calibri" w:cs="Arial"/>
-          <w:noProof/>
-          <w:lang w:val="en-US"/>
-        </w:rPr>
-        <w:t>routineMaintenanceImage</w:t>
-      </w:r>
-      <w:r>
-        <w:rPr>
-          <w:rFonts w:ascii="Calibri" w:hAnsi="Calibri" w:cs="Arial"/>
-          <w:noProof/>
-          <w:lang w:val="en-US"/>
-        </w:rPr>
-        <w:t>3</w:t>
-      </w:r>
-      <w:r>
-        <w:rPr>
-          <w:rFonts w:ascii="Calibri" w:hAnsi="Calibri" w:cs="Arial"/>
-          <w:noProof/>
-        </w:rPr>
-        <w:t>}</w:t>
-      </w:r>
-      <w:r>
-        <w:rPr>
-          <w:rFonts w:ascii="Calibri" w:hAnsi="Calibri" w:cs="Arial"/>
-          <w:noProof/>
-        </w:rPr>
-        <w:br/>
-        <w:t>{</w:t>
-      </w:r>
-      <w:r>
-        <w:rPr>
-          <w:rFonts w:ascii="Calibri" w:hAnsi="Calibri" w:cs="Arial"/>
-          <w:noProof/>
-          <w:lang w:val="en-US"/>
-        </w:rPr>
-        <w:t>routineMaintenanceImage</w:t>
-      </w:r>
-      <w:r>
-        <w:rPr>
-          <w:rFonts w:ascii="Calibri" w:hAnsi="Calibri" w:cs="Arial"/>
-          <w:noProof/>
-          <w:lang w:val="en-US"/>
-        </w:rPr>
-        <w:t>3</w:t>
-      </w:r>
-      <w:r>
-        <w:rPr>
-          <w:rFonts w:ascii="Calibri" w:hAnsi="Calibri" w:cs="Arial"/>
-          <w:noProof/>
-          <w:lang w:val="en-US"/>
-        </w:rPr>
-        <w:t>Caption</w:t>
-      </w:r>
-      <w:r>
-        <w:rPr>
-          <w:rFonts w:ascii="Calibri" w:hAnsi="Calibri" w:cs="Arial"/>
-          <w:noProof/>
-        </w:rPr>
-        <w:t>}</w:t>
-      </w:r>
-    </w:p>
-    <w:p>
-      <w:pPr>
-        <w:jc w:val="center"/>
-        <w:rPr>
-          <w:rFonts w:ascii="Calibri" w:hAnsi="Calibri" w:cs="Arial"/>
-          <w:noProof/>
-        </w:rPr>
-      </w:pPr>
-      <w:r>
-        <w:rPr>
-          <w:rFonts w:ascii="Calibri" w:hAnsi="Calibri" w:cs="Arial"/>
-          <w:noProof/>
-        </w:rPr>
-        <w:t>{%</w:t>
-      </w:r>
-      <w:r>
-        <w:rPr>
-          <w:rFonts w:ascii="Calibri" w:hAnsi="Calibri" w:cs="Arial"/>
-          <w:noProof/>
-          <w:lang w:val="en-US"/>
-        </w:rPr>
-        <w:t>routineMaintenanceImage</w:t>
-      </w:r>
-      <w:r>
-        <w:rPr>
-          <w:rFonts w:ascii="Calibri" w:hAnsi="Calibri" w:cs="Arial"/>
-          <w:noProof/>
-          <w:lang w:val="en-US"/>
-        </w:rPr>
-        <w:t>4</w:t>
-      </w:r>
-      <w:r>
-        <w:rPr>
-          <w:rFonts w:ascii="Calibri" w:hAnsi="Calibri" w:cs="Arial"/>
-          <w:noProof/>
-        </w:rPr>
-        <w:t>}</w:t>
-      </w:r>
-      <w:r>
-        <w:rPr>
-          <w:rFonts w:ascii="Calibri" w:hAnsi="Calibri" w:cs="Arial"/>
-          <w:noProof/>
-        </w:rPr>
-        <w:br/>
-        <w:t>{</w:t>
-      </w:r>
-      <w:r>
-        <w:rPr>
-          <w:rFonts w:ascii="Calibri" w:hAnsi="Calibri" w:cs="Arial"/>
-          <w:noProof/>
-          <w:lang w:val="en-US"/>
-        </w:rPr>
-        <w:t>routineMaintenanceImage</w:t>
-      </w:r>
-      <w:r>
-        <w:rPr>
-          <w:rFonts w:ascii="Calibri" w:hAnsi="Calibri" w:cs="Arial"/>
-          <w:noProof/>
-          <w:lang w:val="en-US"/>
-        </w:rPr>
-        <w:t>4</w:t>
-      </w:r>
-      <w:r>
-        <w:rPr>
-          <w:rFonts w:ascii="Calibri" w:hAnsi="Calibri" w:cs="Arial"/>
-          <w:noProof/>
-          <w:lang w:val="en-US"/>
-        </w:rPr>
-        <w:t>Caption</w:t>
-      </w:r>
-      <w:r>
-        <w:rPr>
-          <w:rFonts w:ascii="Calibri" w:hAnsi="Calibri" w:cs="Arial"/>
-          <w:noProof/>
-        </w:rPr>
-        <w:t>}</w:t>
-      </w:r>
-    </w:p>
-    <w:p>
-      <w:pPr>
-        <w:jc w:val="center"/>
-        <w:rPr>
-          <w:rFonts w:ascii="Calibri" w:hAnsi="Calibri" w:cs="Arial"/>
-          <w:noProof/>
-          <w:lang w:val="en-US"/>
-        </w:rPr>
-      </w:pPr>
-    </w:p>
-    <w:p>
-      <w:pPr>
-        <w:jc w:val="center"/>
-        <w:rPr>
-          <w:rFonts w:ascii="Calibri" w:hAnsi="Calibri" w:cs="Arial"/>
-          <w:noProof/>
-          <w:lang w:val="en-US"/>
-        </w:rPr>
-      </w:pPr>
-      <w:r>
-        <w:rPr>
-          <w:rFonts w:ascii="Calibri" w:hAnsi="Calibri" w:cs="Arial"/>
-          <w:noProof/>
-        </w:rPr>
-        <w:t>{%</w:t>
-      </w:r>
-      <w:r>
-        <w:rPr>
-          <w:rFonts w:ascii="Calibri" w:hAnsi="Calibri" w:cs="Arial"/>
-          <w:noProof/>
-          <w:lang w:val="en-US"/>
-        </w:rPr>
-        <w:t>routineMaintenanceImage</w:t>
-      </w:r>
-      <w:r>
-        <w:rPr>
-          <w:rFonts w:ascii="Calibri" w:hAnsi="Calibri" w:cs="Arial"/>
-          <w:noProof/>
-          <w:lang w:val="en-US"/>
-        </w:rPr>
-        <w:t>5</w:t>
-      </w:r>
-      <w:r>
-        <w:rPr>
-          <w:rFonts w:ascii="Calibri" w:hAnsi="Calibri" w:cs="Arial"/>
-          <w:noProof/>
-        </w:rPr>
-        <w:t>}</w:t>
-      </w:r>
-      <w:r>
-        <w:rPr>
-          <w:rFonts w:ascii="Calibri" w:hAnsi="Calibri" w:cs="Arial"/>
-          <w:noProof/>
-        </w:rPr>
-        <w:br/>
-        <w:t>{</w:t>
-      </w:r>
-      <w:r>
-        <w:rPr>
-          <w:rFonts w:ascii="Calibri" w:hAnsi="Calibri" w:cs="Arial"/>
-          <w:noProof/>
-          <w:lang w:val="en-US"/>
-        </w:rPr>
-        <w:t>routineMaintenanceImage</w:t>
-      </w:r>
-      <w:r>
-        <w:rPr>
-          <w:rFonts w:ascii="Calibri" w:hAnsi="Calibri" w:cs="Arial"/>
-          <w:noProof/>
-          <w:lang w:val="en-US"/>
-        </w:rPr>
-        <w:t>5</w:t>
-      </w:r>
-      <w:r>
-        <w:rPr>
-          <w:rFonts w:ascii="Calibri" w:hAnsi="Calibri" w:cs="Arial"/>
-          <w:noProof/>
-          <w:lang w:val="en-US"/>
-        </w:rPr>
-        <w:t>Caption</w:t>
-      </w:r>
-      <w:r>
-        <w:rPr>
-          <w:rFonts w:ascii="Calibri" w:hAnsi="Calibri" w:cs="Arial"/>
-          <w:noProof/>
-        </w:rPr>
-        <w:t>}</w:t>
+        <w:t xml:space="preserve">{routineMaintenanceImage5Caption}</w:t>
       </w:r>
     </w:p>
     <w:p>
@@ -8447,6 +6596,11 @@
       </w:pPr>
     </w:p>
     <w:p>
+      <w:r>
+        <w:br w:type="page"/>
+      </w:r>
+    </w:p>
+    <w:p>
       <w:pPr>
         <w:rPr>
           <w:rFonts w:ascii="Calibri" w:hAnsi="Calibri" w:cs="Arial"/>
@@ -8499,106 +6653,41 @@
           <w:rFonts w:asciiTheme="minorHAnsi" w:hAnsiTheme="minorHAnsi" w:cstheme="minorHAnsi"/>
           <w:lang w:val="en-US"/>
         </w:rPr>
-        <w:t>{</w:t>
-      </w:r>
-      <w:r>
-        <w:rPr>
-          <w:rFonts w:asciiTheme="minorHAnsi" w:hAnsiTheme="minorHAnsi" w:cstheme="minorHAnsi"/>
+        <w:t xml:space="preserve">{routineVerificationDescription} {nextFlowValidationDate}</w:t>
+      </w:r>
+    </w:p>
+    <w:p>
+      <w:pPr>
+        <w:jc w:val="center"/>
+        <w:rPr>
+          <w:rFonts w:ascii="Calibri" w:hAnsi="Calibri" w:cs="Arial"/>
+        </w:rPr>
+      </w:pPr>
+    </w:p>
+    <w:p>
+      <w:pPr>
+        <w:jc w:val="center"/>
+        <w:rPr>
+          <w:rFonts w:ascii="Calibri" w:hAnsi="Calibri" w:cs="Arial"/>
+          <w:noProof/>
           <w:lang w:val="en-US"/>
         </w:rPr>
-        <w:t>routineVerificationDescription</w:t>
-      </w:r>
-      <w:r>
-        <w:rPr>
-          <w:rFonts w:asciiTheme="minorHAnsi" w:hAnsiTheme="minorHAnsi" w:cstheme="minorHAnsi"/>
+      </w:pPr>
+      <w:r>
+        <w:rPr>
+          <w:rFonts w:ascii="Calibri" w:hAnsi="Calibri" w:cs="Arial"/>
+          <w:noProof/>
           <w:lang w:val="en-US"/>
         </w:rPr>
-        <w:t>} {</w:t>
-      </w:r>
-      <w:r>
-        <w:rPr>
-          <w:rFonts w:asciiTheme="minorHAnsi" w:hAnsiTheme="minorHAnsi" w:cstheme="minorHAnsi"/>
+        <w:t>{%routineVerificationImage1}</w:t>
+      </w:r>
+      <w:r>
+        <w:rPr>
+          <w:rFonts w:ascii="Calibri" w:hAnsi="Calibri" w:cs="Arial"/>
+          <w:noProof/>
           <w:lang w:val="en-US"/>
         </w:rPr>
-        <w:t>nextFlowValidationDate</w:t>
-      </w:r>
-      <w:r>
-        <w:rPr>
-          <w:rFonts w:asciiTheme="minorHAnsi" w:hAnsiTheme="minorHAnsi" w:cstheme="minorHAnsi"/>
-          <w:lang w:val="en-US"/>
-        </w:rPr>
-        <w:t>}</w:t>
-      </w:r>
-    </w:p>
-    <w:p>
-      <w:pPr>
-        <w:jc w:val="center"/>
-        <w:rPr>
-          <w:rFonts w:ascii="Calibri" w:hAnsi="Calibri" w:cs="Arial"/>
-        </w:rPr>
-      </w:pPr>
-    </w:p>
-    <w:p>
-      <w:pPr>
-        <w:jc w:val="center"/>
-        <w:rPr>
-          <w:rFonts w:ascii="Calibri" w:hAnsi="Calibri" w:cs="Arial"/>
-          <w:noProof/>
-          <w:lang w:val="en-US"/>
-        </w:rPr>
-      </w:pPr>
-      <w:r>
-        <w:rPr>
-          <w:rFonts w:ascii="Calibri" w:hAnsi="Calibri" w:cs="Arial"/>
-          <w:noProof/>
-        </w:rPr>
-        <w:t>{%</w:t>
-      </w:r>
-      <w:r>
-        <w:rPr>
-          <w:rFonts w:ascii="Calibri" w:hAnsi="Calibri" w:cs="Arial"/>
-          <w:noProof/>
-          <w:lang w:val="en-US"/>
-        </w:rPr>
-        <w:t>routineVerificationImage1</w:t>
-      </w:r>
-      <w:r>
-        <w:rPr>
-          <w:rFonts w:ascii="Calibri" w:hAnsi="Calibri" w:cs="Arial"/>
-          <w:noProof/>
-        </w:rPr>
-        <w:t>}</w:t>
-      </w:r>
-      <w:r>
-        <w:rPr>
-          <w:rFonts w:ascii="Calibri" w:hAnsi="Calibri" w:cs="Arial"/>
-          <w:noProof/>
-        </w:rPr>
-        <w:br/>
-        <w:t>{</w:t>
-      </w:r>
-      <w:r>
-        <w:rPr>
-          <w:rFonts w:ascii="Calibri" w:hAnsi="Calibri" w:cs="Arial"/>
-          <w:noProof/>
-          <w:lang w:val="en-US"/>
-        </w:rPr>
-        <w:t>routineVerificationImage1</w:t>
-      </w:r>
-      <w:r>
-        <w:rPr>
-          <w:rFonts w:ascii="Calibri" w:hAnsi="Calibri" w:cs="Arial"/>
-          <w:noProof/>
-          <w:lang w:val="en-US"/>
-        </w:rPr>
-        <w:t>Caption</w:t>
-      </w:r>
-      <w:r>
-        <w:rPr>
-          <w:rFonts w:ascii="Calibri" w:hAnsi="Calibri" w:cs="Arial"/>
-          <w:noProof/>
-        </w:rPr>
-        <w:t>}</w:t>
+        <w:t xml:space="preserve">{routineVerificationImage1Caption}</w:t>
       </w:r>
     </w:p>
     <w:p>
@@ -8638,46 +6727,42 @@
           <w:rFonts w:ascii="Calibri" w:hAnsi="Calibri" w:cs="Arial"/>
           <w:noProof/>
         </w:rPr>
-        <w:t>{%</w:t>
-      </w:r>
-      <w:r>
+        <w:t>{%routineVerificationImage2}</w:t>
+      </w:r>
+      <w:r>
+        <w:rPr>
+          <w:rFonts w:ascii="Calibri" w:hAnsi="Calibri" w:cs="Arial"/>
+          <w:noProof/>
+        </w:rPr>
+        <w:t xml:space="preserve">{routineVerificationImage2Caption}</w:t>
+      </w:r>
+    </w:p>
+    <w:p>
+      <w:pPr>
+        <w:jc w:val="center"/>
         <w:rPr>
           <w:rFonts w:ascii="Calibri" w:hAnsi="Calibri" w:cs="Arial"/>
           <w:noProof/>
           <w:lang w:val="en-US"/>
         </w:rPr>
-        <w:t>routineVerificationImage</w:t>
-      </w:r>
-      <w:r>
+      </w:pPr>
+    </w:p>
+    <w:p>
+      <w:pPr>
+        <w:jc w:val="center"/>
         <w:rPr>
           <w:rFonts w:ascii="Calibri" w:hAnsi="Calibri" w:cs="Arial"/>
           <w:noProof/>
           <w:lang w:val="en-US"/>
         </w:rPr>
-        <w:t>2</w:t>
-      </w:r>
-      <w:r>
-        <w:rPr>
-          <w:rFonts w:ascii="Calibri" w:hAnsi="Calibri" w:cs="Arial"/>
-          <w:noProof/>
-        </w:rPr>
-        <w:t>}</w:t>
-      </w:r>
-      <w:r>
-        <w:rPr>
-          <w:rFonts w:ascii="Calibri" w:hAnsi="Calibri" w:cs="Arial"/>
-          <w:noProof/>
-        </w:rPr>
-        <w:br/>
-        <w:t>{</w:t>
-      </w:r>
+      </w:pPr>
       <w:r>
         <w:rPr>
           <w:rFonts w:ascii="Calibri" w:hAnsi="Calibri" w:cs="Arial"/>
           <w:noProof/>
           <w:lang w:val="en-US"/>
         </w:rPr>
-        <w:t>routineVerificationImage</w:t>
+        <w:t>{%routineVerificationImage3}</w:t>
       </w:r>
       <w:r>
         <w:rPr>
@@ -8685,23 +6770,41 @@
           <w:noProof/>
           <w:lang w:val="en-US"/>
         </w:rPr>
-        <w:t>2</w:t>
-      </w:r>
-      <w:r>
+        <w:t xml:space="preserve">{routineVerificationImage3Caption}</w:t>
+      </w:r>
+    </w:p>
+    <w:p>
+      <w:pPr>
+        <w:jc w:val="center"/>
+        <w:rPr>
+          <w:rFonts w:ascii="Calibri" w:hAnsi="Calibri" w:cs="Arial"/>
+          <w:noProof/>
+        </w:rPr>
+      </w:pPr>
+      <w:r>
+        <w:rPr>
+          <w:rFonts w:ascii="Calibri" w:hAnsi="Calibri" w:cs="Arial"/>
+          <w:noProof/>
+        </w:rPr>
+        <w:t>{%routineVerificationImage4}</w:t>
+      </w:r>
+      <w:r>
+        <w:rPr>
+          <w:rFonts w:ascii="Calibri" w:hAnsi="Calibri" w:cs="Arial"/>
+          <w:noProof/>
+        </w:rPr>
+        <w:t xml:space="preserve">{routineVerificationImage4Caption}</w:t>
+      </w:r>
+    </w:p>
+    <w:p>
+      <w:pPr>
+        <w:jc w:val="center"/>
         <w:rPr>
           <w:rFonts w:ascii="Calibri" w:hAnsi="Calibri" w:cs="Arial"/>
           <w:noProof/>
           <w:lang w:val="en-US"/>
         </w:rPr>
-        <w:t>Caption</w:t>
-      </w:r>
-      <w:r>
-        <w:rPr>
-          <w:rFonts w:ascii="Calibri" w:hAnsi="Calibri" w:cs="Arial"/>
-          <w:noProof/>
-        </w:rPr>
-        <w:t>}</w:t>
-      </w:r>
+      </w:pPr>
     </w:p>
     <w:p>
       <w:pPr>
@@ -8712,22 +6815,13 @@
           <w:lang w:val="en-US"/>
         </w:rPr>
       </w:pPr>
-    </w:p>
-    <w:p>
-      <w:pPr>
-        <w:jc w:val="center"/>
+      <w:r>
         <w:rPr>
           <w:rFonts w:ascii="Calibri" w:hAnsi="Calibri" w:cs="Arial"/>
           <w:noProof/>
           <w:lang w:val="en-US"/>
         </w:rPr>
-      </w:pPr>
-      <w:r>
-        <w:rPr>
-          <w:rFonts w:ascii="Calibri" w:hAnsi="Calibri" w:cs="Arial"/>
-          <w:noProof/>
-        </w:rPr>
-        <w:t>{%</w:t>
+        <w:t>{%routineVerificationImage5}</w:t>
       </w:r>
       <w:r>
         <w:rPr>
@@ -8735,228 +6829,7 @@
           <w:noProof/>
           <w:lang w:val="en-US"/>
         </w:rPr>
-        <w:t>routineVerificationImage</w:t>
-      </w:r>
-      <w:r>
-        <w:rPr>
-          <w:rFonts w:ascii="Calibri" w:hAnsi="Calibri" w:cs="Arial"/>
-          <w:noProof/>
-          <w:lang w:val="en-US"/>
-        </w:rPr>
-        <w:t>3</w:t>
-      </w:r>
-      <w:r>
-        <w:rPr>
-          <w:rFonts w:ascii="Calibri" w:hAnsi="Calibri" w:cs="Arial"/>
-          <w:noProof/>
-        </w:rPr>
-        <w:t>}</w:t>
-      </w:r>
-      <w:r>
-        <w:rPr>
-          <w:rFonts w:ascii="Calibri" w:hAnsi="Calibri" w:cs="Arial"/>
-          <w:noProof/>
-        </w:rPr>
-        <w:br/>
-        <w:t>{</w:t>
-      </w:r>
-      <w:r>
-        <w:rPr>
-          <w:rFonts w:ascii="Calibri" w:hAnsi="Calibri" w:cs="Arial"/>
-          <w:noProof/>
-          <w:lang w:val="en-US"/>
-        </w:rPr>
-        <w:t>routineVerificationImage</w:t>
-      </w:r>
-      <w:r>
-        <w:rPr>
-          <w:rFonts w:ascii="Calibri" w:hAnsi="Calibri" w:cs="Arial"/>
-          <w:noProof/>
-          <w:lang w:val="en-US"/>
-        </w:rPr>
-        <w:t>3</w:t>
-      </w:r>
-      <w:r>
-        <w:rPr>
-          <w:rFonts w:ascii="Calibri" w:hAnsi="Calibri" w:cs="Arial"/>
-          <w:noProof/>
-          <w:lang w:val="en-US"/>
-        </w:rPr>
-        <w:t>Caption</w:t>
-      </w:r>
-      <w:r>
-        <w:rPr>
-          <w:rFonts w:ascii="Calibri" w:hAnsi="Calibri" w:cs="Arial"/>
-          <w:noProof/>
-        </w:rPr>
-        <w:t>}</w:t>
-      </w:r>
-    </w:p>
-    <w:p>
-      <w:pPr>
-        <w:jc w:val="center"/>
-        <w:rPr>
-          <w:rFonts w:ascii="Calibri" w:hAnsi="Calibri" w:cs="Arial"/>
-          <w:noProof/>
-        </w:rPr>
-      </w:pPr>
-      <w:r>
-        <w:rPr>
-          <w:rFonts w:ascii="Calibri" w:hAnsi="Calibri" w:cs="Arial"/>
-          <w:noProof/>
-        </w:rPr>
-        <w:t>{%</w:t>
-      </w:r>
-      <w:r>
-        <w:rPr>
-          <w:rFonts w:ascii="Calibri" w:hAnsi="Calibri" w:cs="Arial"/>
-          <w:noProof/>
-          <w:lang w:val="en-US"/>
-        </w:rPr>
-        <w:t>routineVerificationImage</w:t>
-      </w:r>
-      <w:r>
-        <w:rPr>
-          <w:rFonts w:ascii="Calibri" w:hAnsi="Calibri" w:cs="Arial"/>
-          <w:noProof/>
-          <w:lang w:val="en-US"/>
-        </w:rPr>
-        <w:t>4</w:t>
-      </w:r>
-      <w:r>
-        <w:rPr>
-          <w:rFonts w:ascii="Calibri" w:hAnsi="Calibri" w:cs="Arial"/>
-          <w:noProof/>
-        </w:rPr>
-        <w:t>}</w:t>
-      </w:r>
-      <w:r>
-        <w:rPr>
-          <w:rFonts w:ascii="Calibri" w:hAnsi="Calibri" w:cs="Arial"/>
-          <w:noProof/>
-        </w:rPr>
-        <w:br/>
-        <w:t>{</w:t>
-      </w:r>
-      <w:r>
-        <w:rPr>
-          <w:rFonts w:ascii="Calibri" w:hAnsi="Calibri" w:cs="Arial"/>
-          <w:noProof/>
-          <w:lang w:val="en-US"/>
-        </w:rPr>
-        <w:t>routineVerificationImage</w:t>
-      </w:r>
-      <w:r>
-        <w:rPr>
-          <w:rFonts w:ascii="Calibri" w:hAnsi="Calibri" w:cs="Arial"/>
-          <w:noProof/>
-          <w:lang w:val="en-US"/>
-        </w:rPr>
-        <w:t>4</w:t>
-      </w:r>
-      <w:r>
-        <w:rPr>
-          <w:rFonts w:ascii="Calibri" w:hAnsi="Calibri" w:cs="Arial"/>
-          <w:noProof/>
-          <w:lang w:val="en-US"/>
-        </w:rPr>
-        <w:t>Caption</w:t>
-      </w:r>
-      <w:r>
-        <w:rPr>
-          <w:rFonts w:ascii="Calibri" w:hAnsi="Calibri" w:cs="Arial"/>
-          <w:noProof/>
-        </w:rPr>
-        <w:t>}</w:t>
-      </w:r>
-    </w:p>
-    <w:p>
-      <w:pPr>
-        <w:jc w:val="center"/>
-        <w:rPr>
-          <w:rFonts w:ascii="Calibri" w:hAnsi="Calibri" w:cs="Arial"/>
-          <w:noProof/>
-          <w:lang w:val="en-US"/>
-        </w:rPr>
-      </w:pPr>
-    </w:p>
-    <w:p>
-      <w:pPr>
-        <w:jc w:val="center"/>
-        <w:rPr>
-          <w:rFonts w:ascii="Calibri" w:hAnsi="Calibri" w:cs="Arial"/>
-          <w:noProof/>
-          <w:lang w:val="en-US"/>
-        </w:rPr>
-      </w:pPr>
-      <w:r>
-        <w:rPr>
-          <w:rFonts w:ascii="Calibri" w:hAnsi="Calibri" w:cs="Arial"/>
-          <w:noProof/>
-        </w:rPr>
-        <w:t>{%</w:t>
-      </w:r>
-      <w:r>
-        <w:rPr>
-          <w:rFonts w:ascii="Calibri" w:hAnsi="Calibri" w:cs="Arial"/>
-          <w:noProof/>
-          <w:lang w:val="en-US"/>
-        </w:rPr>
-        <w:t>routineVerificationImage</w:t>
-      </w:r>
-      <w:r>
-        <w:rPr>
-          <w:rFonts w:ascii="Calibri" w:hAnsi="Calibri" w:cs="Arial"/>
-          <w:noProof/>
-          <w:lang w:val="en-US"/>
-        </w:rPr>
-        <w:t>5</w:t>
-      </w:r>
-      <w:r>
-        <w:rPr>
-          <w:rFonts w:ascii="Calibri" w:hAnsi="Calibri" w:cs="Arial"/>
-          <w:noProof/>
-        </w:rPr>
-        <w:t>}</w:t>
-      </w:r>
-      <w:r>
-        <w:rPr>
-          <w:rFonts w:ascii="Calibri" w:hAnsi="Calibri" w:cs="Arial"/>
-          <w:noProof/>
-        </w:rPr>
-        <w:br/>
-        <w:t>{</w:t>
-      </w:r>
-      <w:r>
-        <w:rPr>
-          <w:rFonts w:ascii="Calibri" w:hAnsi="Calibri" w:cs="Arial"/>
-          <w:noProof/>
-          <w:lang w:val="en-US"/>
-        </w:rPr>
-        <w:t>routineVerificationImage</w:t>
-      </w:r>
-      <w:r>
-        <w:rPr>
-          <w:rFonts w:ascii="Calibri" w:hAnsi="Calibri" w:cs="Arial"/>
-          <w:noProof/>
-          <w:lang w:val="en-US"/>
-        </w:rPr>
-        <w:t>5</w:t>
-      </w:r>
-      <w:r>
-        <w:rPr>
-          <w:rFonts w:ascii="Calibri" w:hAnsi="Calibri" w:cs="Arial"/>
-          <w:noProof/>
-          <w:lang w:val="en-US"/>
-        </w:rPr>
-        <w:t>Caption</w:t>
-      </w:r>
-      <w:r>
-        <w:rPr>
-          <w:rFonts w:ascii="Calibri" w:hAnsi="Calibri" w:cs="Arial"/>
-          <w:noProof/>
-        </w:rPr>
-        <w:t>}</w:t>
+        <w:t xml:space="preserve">{routineVerificationImage5Caption}</w:t>
       </w:r>
     </w:p>
     <w:p>
@@ -9295,50 +7168,38 @@
         <w:rPr>
           <w:rFonts w:ascii="Calibri" w:hAnsi="Calibri" w:cs="Arial"/>
         </w:rPr>
-        <w:t>{</w:t>
-      </w:r>
-      <w:r>
-        <w:rPr>
-          <w:rFonts w:ascii="Calibri" w:hAnsi="Calibri" w:cs="Arial"/>
+        <w:t xml:space="preserve">{surveyEquipmentDescription}</w:t>
+      </w:r>
+      <w:r>
+        <w:rPr>
+          <w:rFonts w:ascii="Calibri" w:hAnsi="Calibri" w:cs="Arial"/>
+        </w:rPr>
+        <w:t xml:space="preserve"> </w:t>
+      </w:r>
+    </w:p>
+    <w:p>
+      <w:pPr>
+        <w:rPr>
+          <w:rFonts w:ascii="Calibri" w:hAnsi="Calibri" w:cs="Arial"/>
+        </w:rPr>
+      </w:pPr>
+    </w:p>
+    <w:p>
+      <w:pPr>
+        <w:jc w:val="center"/>
+        <w:rPr>
+          <w:rFonts w:ascii="Calibri" w:hAnsi="Calibri" w:cs="Arial"/>
+          <w:noProof/>
           <w:lang w:val="en-US"/>
         </w:rPr>
-        <w:t>surveyEquipmentDescription</w:t>
-      </w:r>
-      <w:r>
-        <w:rPr>
-          <w:rFonts w:ascii="Calibri" w:hAnsi="Calibri" w:cs="Arial"/>
-        </w:rPr>
-        <w:t>}</w:t>
-      </w:r>
-      <w:r>
-        <w:rPr>
-          <w:rFonts w:ascii="Calibri" w:hAnsi="Calibri" w:cs="Arial"/>
-        </w:rPr>
-        <w:t xml:space="preserve"> </w:t>
-      </w:r>
-    </w:p>
-    <w:p>
-      <w:pPr>
-        <w:rPr>
-          <w:rFonts w:ascii="Calibri" w:hAnsi="Calibri" w:cs="Arial"/>
-        </w:rPr>
-      </w:pPr>
-    </w:p>
-    <w:p>
-      <w:pPr>
-        <w:jc w:val="center"/>
+      </w:pPr>
+      <w:r>
         <w:rPr>
           <w:rFonts w:ascii="Calibri" w:hAnsi="Calibri" w:cs="Arial"/>
           <w:noProof/>
           <w:lang w:val="en-US"/>
         </w:rPr>
-      </w:pPr>
-      <w:r>
-        <w:rPr>
-          <w:rFonts w:ascii="Calibri" w:hAnsi="Calibri" w:cs="Arial"/>
-          <w:noProof/>
-        </w:rPr>
-        <w:t>{%</w:t>
+        <w:t>{%surveyEquipmentImage1}</w:t>
       </w:r>
       <w:r>
         <w:rPr>
@@ -9346,45 +7207,7 @@
           <w:noProof/>
           <w:lang w:val="en-US"/>
         </w:rPr>
-        <w:t>surveyEquipmentImage1</w:t>
-      </w:r>
-      <w:r>
-        <w:rPr>
-          <w:rFonts w:ascii="Calibri" w:hAnsi="Calibri" w:cs="Arial"/>
-          <w:noProof/>
-        </w:rPr>
-        <w:t>}</w:t>
-      </w:r>
-      <w:r>
-        <w:rPr>
-          <w:rFonts w:ascii="Calibri" w:hAnsi="Calibri" w:cs="Arial"/>
-          <w:noProof/>
-        </w:rPr>
-        <w:br/>
-        <w:t>{</w:t>
-      </w:r>
-      <w:r>
-        <w:rPr>
-          <w:rFonts w:ascii="Calibri" w:hAnsi="Calibri" w:cs="Arial"/>
-          <w:noProof/>
-          <w:lang w:val="en-US"/>
-        </w:rPr>
-        <w:t>surveyEquipmentImage1</w:t>
-      </w:r>
-      <w:r>
-        <w:rPr>
-          <w:rFonts w:ascii="Calibri" w:hAnsi="Calibri" w:cs="Arial"/>
-          <w:noProof/>
-          <w:lang w:val="en-US"/>
-        </w:rPr>
-        <w:t>Caption</w:t>
-      </w:r>
-      <w:r>
-        <w:rPr>
-          <w:rFonts w:ascii="Calibri" w:hAnsi="Calibri" w:cs="Arial"/>
-          <w:noProof/>
-        </w:rPr>
-        <w:t>}</w:t>
+        <w:t xml:space="preserve">{surveyEquipmentImage1Caption}</w:t>
       </w:r>
     </w:p>
     <w:p>
@@ -9424,46 +7247,42 @@
           <w:rFonts w:ascii="Calibri" w:hAnsi="Calibri" w:cs="Arial"/>
           <w:noProof/>
         </w:rPr>
-        <w:t>{%</w:t>
-      </w:r>
-      <w:r>
+        <w:t>{%surveyEquipmentImage2}</w:t>
+      </w:r>
+      <w:r>
+        <w:rPr>
+          <w:rFonts w:ascii="Calibri" w:hAnsi="Calibri" w:cs="Arial"/>
+          <w:noProof/>
+        </w:rPr>
+        <w:t xml:space="preserve">{surveyEquipmentImage2Caption}</w:t>
+      </w:r>
+    </w:p>
+    <w:p>
+      <w:pPr>
+        <w:jc w:val="center"/>
         <w:rPr>
           <w:rFonts w:ascii="Calibri" w:hAnsi="Calibri" w:cs="Arial"/>
           <w:noProof/>
           <w:lang w:val="en-US"/>
         </w:rPr>
-        <w:t>surveyEquipmentImage</w:t>
-      </w:r>
-      <w:r>
-        <w:rPr>
-          <w:rFonts w:ascii="Calibri" w:hAnsi="Calibri" w:cs="Arial"/>
-          <w:noProof/>
-        </w:rPr>
-        <w:t>2}</w:t>
-      </w:r>
-      <w:r>
-        <w:rPr>
-          <w:rFonts w:ascii="Calibri" w:hAnsi="Calibri" w:cs="Arial"/>
-          <w:noProof/>
-        </w:rPr>
-        <w:br/>
-        <w:t>{</w:t>
-      </w:r>
-      <w:r>
+      </w:pPr>
+    </w:p>
+    <w:p>
+      <w:pPr>
+        <w:jc w:val="center"/>
         <w:rPr>
           <w:rFonts w:ascii="Calibri" w:hAnsi="Calibri" w:cs="Arial"/>
           <w:noProof/>
           <w:lang w:val="en-US"/>
         </w:rPr>
-        <w:t>surveyEquipmentImage</w:t>
-      </w:r>
+      </w:pPr>
       <w:r>
         <w:rPr>
           <w:rFonts w:ascii="Calibri" w:hAnsi="Calibri" w:cs="Arial"/>
           <w:noProof/>
           <w:lang w:val="en-US"/>
         </w:rPr>
-        <w:t>2</w:t>
+        <w:t>{%surveyEquipmentImage3}</w:t>
       </w:r>
       <w:r>
         <w:rPr>
@@ -9471,14 +7290,7 @@
           <w:noProof/>
           <w:lang w:val="en-US"/>
         </w:rPr>
-        <w:t>Caption</w:t>
-      </w:r>
-      <w:r>
-        <w:rPr>
-          <w:rFonts w:ascii="Calibri" w:hAnsi="Calibri" w:cs="Arial"/>
-          <w:noProof/>
-        </w:rPr>
-        <w:t>}</w:t>
+        <w:t xml:space="preserve">{surveyEquipmentImage3Caption}</w:t>
       </w:r>
     </w:p>
     <w:p>
@@ -9487,6 +7299,38 @@
         <w:rPr>
           <w:rFonts w:ascii="Calibri" w:hAnsi="Calibri" w:cs="Arial"/>
           <w:noProof/>
+        </w:rPr>
+      </w:pPr>
+      <w:r>
+        <w:rPr>
+          <w:rFonts w:ascii="Calibri" w:hAnsi="Calibri" w:cs="Arial"/>
+          <w:noProof/>
+        </w:rPr>
+        <w:t>{%surveyEquipmentImage4}</w:t>
+      </w:r>
+    </w:p>
+    <w:p>
+      <w:pPr>
+        <w:jc w:val="center"/>
+        <w:rPr>
+          <w:rFonts w:ascii="Calibri" w:hAnsi="Calibri" w:cs="Arial"/>
+          <w:noProof/>
+        </w:rPr>
+      </w:pPr>
+      <w:r>
+        <w:rPr>
+          <w:rFonts w:ascii="Calibri" w:hAnsi="Calibri" w:cs="Arial"/>
+          <w:noProof/>
+        </w:rPr>
+        <w:t xml:space="preserve">{surveyEquipmentImage4Caption}</w:t>
+      </w:r>
+    </w:p>
+    <w:p>
+      <w:pPr>
+        <w:jc w:val="center"/>
+        <w:rPr>
+          <w:rFonts w:ascii="Calibri" w:hAnsi="Calibri" w:cs="Arial"/>
+          <w:noProof/>
           <w:lang w:val="en-US"/>
         </w:rPr>
       </w:pPr>
@@ -9504,16 +7348,9 @@
         <w:rPr>
           <w:rFonts w:ascii="Calibri" w:hAnsi="Calibri" w:cs="Arial"/>
           <w:noProof/>
-        </w:rPr>
-        <w:t>{%</w:t>
-      </w:r>
-      <w:r>
-        <w:rPr>
-          <w:rFonts w:ascii="Calibri" w:hAnsi="Calibri" w:cs="Arial"/>
-          <w:noProof/>
           <w:lang w:val="en-US"/>
         </w:rPr>
-        <w:t>surveyEquipmentImage</w:t>
+        <w:t>{%surveyEquipmentImage5}</w:t>
       </w:r>
       <w:r>
         <w:rPr>
@@ -9521,220 +7358,7 @@
           <w:noProof/>
           <w:lang w:val="en-US"/>
         </w:rPr>
-        <w:t>3</w:t>
-      </w:r>
-      <w:r>
-        <w:rPr>
-          <w:rFonts w:ascii="Calibri" w:hAnsi="Calibri" w:cs="Arial"/>
-          <w:noProof/>
-        </w:rPr>
-        <w:t>}</w:t>
-      </w:r>
-      <w:r>
-        <w:rPr>
-          <w:rFonts w:ascii="Calibri" w:hAnsi="Calibri" w:cs="Arial"/>
-          <w:noProof/>
-        </w:rPr>
-        <w:br/>
-        <w:t>{</w:t>
-      </w:r>
-      <w:r>
-        <w:rPr>
-          <w:rFonts w:ascii="Calibri" w:hAnsi="Calibri" w:cs="Arial"/>
-          <w:noProof/>
-          <w:lang w:val="en-US"/>
-        </w:rPr>
-        <w:t>surveyEquipmentImag</w:t>
-      </w:r>
-      <w:r>
-        <w:rPr>
-          <w:rFonts w:ascii="Calibri" w:hAnsi="Calibri" w:cs="Arial"/>
-          <w:noProof/>
-          <w:lang w:val="en-US"/>
-        </w:rPr>
-        <w:t>e</w:t>
-      </w:r>
-      <w:r>
-        <w:rPr>
-          <w:rFonts w:ascii="Calibri" w:hAnsi="Calibri" w:cs="Arial"/>
-          <w:noProof/>
-          <w:lang w:val="en-US"/>
-        </w:rPr>
-        <w:t>3</w:t>
-      </w:r>
-      <w:r>
-        <w:rPr>
-          <w:rFonts w:ascii="Calibri" w:hAnsi="Calibri" w:cs="Arial"/>
-          <w:noProof/>
-          <w:lang w:val="en-US"/>
-        </w:rPr>
-        <w:t>Caption</w:t>
-      </w:r>
-      <w:r>
-        <w:rPr>
-          <w:rFonts w:ascii="Calibri" w:hAnsi="Calibri" w:cs="Arial"/>
-          <w:noProof/>
-        </w:rPr>
-        <w:t>}</w:t>
-      </w:r>
-    </w:p>
-    <w:p>
-      <w:pPr>
-        <w:jc w:val="center"/>
-        <w:rPr>
-          <w:rFonts w:ascii="Calibri" w:hAnsi="Calibri" w:cs="Arial"/>
-          <w:noProof/>
-        </w:rPr>
-      </w:pPr>
-      <w:r>
-        <w:rPr>
-          <w:rFonts w:ascii="Calibri" w:hAnsi="Calibri" w:cs="Arial"/>
-          <w:noProof/>
-        </w:rPr>
-        <w:t>{%</w:t>
-      </w:r>
-      <w:r>
-        <w:rPr>
-          <w:rFonts w:ascii="Calibri" w:hAnsi="Calibri" w:cs="Arial"/>
-          <w:noProof/>
-          <w:lang w:val="en-US"/>
-        </w:rPr>
-        <w:t>surveyEquipmentImage</w:t>
-      </w:r>
-      <w:r>
-        <w:rPr>
-          <w:rFonts w:ascii="Calibri" w:hAnsi="Calibri" w:cs="Arial"/>
-          <w:noProof/>
-          <w:lang w:val="en-US"/>
-        </w:rPr>
-        <w:t>4</w:t>
-      </w:r>
-      <w:r>
-        <w:rPr>
-          <w:rFonts w:ascii="Calibri" w:hAnsi="Calibri" w:cs="Arial"/>
-          <w:noProof/>
-        </w:rPr>
-        <w:t>}</w:t>
-      </w:r>
-    </w:p>
-    <w:p>
-      <w:pPr>
-        <w:jc w:val="center"/>
-        <w:rPr>
-          <w:rFonts w:ascii="Calibri" w:hAnsi="Calibri" w:cs="Arial"/>
-          <w:noProof/>
-        </w:rPr>
-      </w:pPr>
-      <w:r>
-        <w:rPr>
-          <w:rFonts w:ascii="Calibri" w:hAnsi="Calibri" w:cs="Arial"/>
-          <w:noProof/>
-        </w:rPr>
-        <w:t>{</w:t>
-      </w:r>
-      <w:r>
-        <w:rPr>
-          <w:rFonts w:ascii="Calibri" w:hAnsi="Calibri" w:cs="Arial"/>
-          <w:noProof/>
-          <w:lang w:val="en-US"/>
-        </w:rPr>
-        <w:t>surveyEquipmentImage</w:t>
-      </w:r>
-      <w:r>
-        <w:rPr>
-          <w:rFonts w:ascii="Calibri" w:hAnsi="Calibri" w:cs="Arial"/>
-          <w:noProof/>
-          <w:lang w:val="en-US"/>
-        </w:rPr>
-        <w:t>4Caption</w:t>
-      </w:r>
-      <w:r>
-        <w:rPr>
-          <w:rFonts w:ascii="Calibri" w:hAnsi="Calibri" w:cs="Arial"/>
-          <w:noProof/>
-        </w:rPr>
-        <w:t>}</w:t>
-      </w:r>
-    </w:p>
-    <w:p>
-      <w:pPr>
-        <w:jc w:val="center"/>
-        <w:rPr>
-          <w:rFonts w:ascii="Calibri" w:hAnsi="Calibri" w:cs="Arial"/>
-          <w:noProof/>
-          <w:lang w:val="en-US"/>
-        </w:rPr>
-      </w:pPr>
-    </w:p>
-    <w:p>
-      <w:pPr>
-        <w:jc w:val="center"/>
-        <w:rPr>
-          <w:rFonts w:ascii="Calibri" w:hAnsi="Calibri" w:cs="Arial"/>
-          <w:noProof/>
-          <w:lang w:val="en-US"/>
-        </w:rPr>
-      </w:pPr>
-      <w:r>
-        <w:rPr>
-          <w:rFonts w:ascii="Calibri" w:hAnsi="Calibri" w:cs="Arial"/>
-          <w:noProof/>
-        </w:rPr>
-        <w:t>{%</w:t>
-      </w:r>
-      <w:r>
-        <w:rPr>
-          <w:rFonts w:ascii="Calibri" w:hAnsi="Calibri" w:cs="Arial"/>
-          <w:noProof/>
-          <w:lang w:val="en-US"/>
-        </w:rPr>
-        <w:t>surveyEquipmentImage</w:t>
-      </w:r>
-      <w:r>
-        <w:rPr>
-          <w:rFonts w:ascii="Calibri" w:hAnsi="Calibri" w:cs="Arial"/>
-          <w:noProof/>
-          <w:lang w:val="en-US"/>
-        </w:rPr>
-        <w:t>5</w:t>
-      </w:r>
-      <w:r>
-        <w:rPr>
-          <w:rFonts w:ascii="Calibri" w:hAnsi="Calibri" w:cs="Arial"/>
-          <w:noProof/>
-        </w:rPr>
-        <w:t>}</w:t>
-      </w:r>
-      <w:r>
-        <w:rPr>
-          <w:rFonts w:ascii="Calibri" w:hAnsi="Calibri" w:cs="Arial"/>
-          <w:noProof/>
-        </w:rPr>
-        <w:br/>
-        <w:t>{</w:t>
-      </w:r>
-      <w:r>
-        <w:rPr>
-          <w:rFonts w:ascii="Calibri" w:hAnsi="Calibri" w:cs="Arial"/>
-          <w:noProof/>
-          <w:lang w:val="en-US"/>
-        </w:rPr>
-        <w:t>surveyEquipmentImage</w:t>
-      </w:r>
-      <w:r>
-        <w:rPr>
-          <w:rFonts w:ascii="Calibri" w:hAnsi="Calibri" w:cs="Arial"/>
-          <w:noProof/>
-          <w:lang w:val="en-US"/>
-        </w:rPr>
-        <w:t>5Caption</w:t>
-      </w:r>
-      <w:r>
-        <w:rPr>
-          <w:rFonts w:ascii="Calibri" w:hAnsi="Calibri" w:cs="Arial"/>
-          <w:noProof/>
-        </w:rPr>
-        <w:t>}</w:t>
+        <w:t xml:space="preserve">{surveyEquipmentImage5Caption}</w:t>
       </w:r>
     </w:p>
     <w:p>
@@ -10102,20 +7726,7 @@
         <w:rPr>
           <w:rFonts w:ascii="Calibri" w:hAnsi="Calibri" w:cs="Arial"/>
         </w:rPr>
-        <w:t>{</w:t>
-      </w:r>
-      <w:r>
-        <w:rPr>
-          <w:rFonts w:ascii="Calibri" w:hAnsi="Calibri" w:cs="Arial"/>
-          <w:lang w:val="en-US"/>
-        </w:rPr>
-        <w:t>conclusionUncertaintySheetF2</w:t>
-      </w:r>
-      <w:r>
-        <w:rPr>
-          <w:rFonts w:ascii="Calibri" w:hAnsi="Calibri" w:cs="Arial"/>
-        </w:rPr>
-        <w:t>}</w:t>
+        <w:t xml:space="preserve">{conclusionUncertaintySheetF2}</w:t>
       </w:r>
       <w:r>
         <w:rPr>
@@ -10151,20 +7762,7 @@
         <w:rPr>
           <w:rFonts w:ascii="Calibri" w:hAnsi="Calibri" w:cs="Arial"/>
         </w:rPr>
-        <w:t>{</w:t>
-      </w:r>
-      <w:r>
-        <w:rPr>
-          <w:rFonts w:ascii="Calibri" w:hAnsi="Calibri" w:cs="Arial"/>
-          <w:lang w:val="en-US"/>
-        </w:rPr>
-        <w:t>conclusionUncertaintySheetF104</w:t>
-      </w:r>
-      <w:r>
-        <w:rPr>
-          <w:rFonts w:ascii="Calibri" w:hAnsi="Calibri" w:cs="Arial"/>
-        </w:rPr>
-        <w:t>}</w:t>
+        <w:t xml:space="preserve">{conclusionUncertaintySheetF104}</w:t>
       </w:r>
       <w:r>
         <w:rPr>
@@ -10249,27 +7847,7 @@
         <w:rPr>
           <w:rFonts w:ascii="Calibri" w:hAnsi="Calibri" w:cs="Arial"/>
         </w:rPr>
-        <w:t>{</w:t>
-      </w:r>
-      <w:r>
-        <w:rPr>
-          <w:rFonts w:ascii="Calibri" w:hAnsi="Calibri" w:cs="Arial"/>
-          <w:lang w:val="en-US"/>
-        </w:rPr>
-        <w:t>conclusionUncertaintySheetF2</w:t>
-      </w:r>
-      <w:r>
-        <w:rPr>
-          <w:rFonts w:ascii="Calibri" w:hAnsi="Calibri" w:cs="Arial"/>
-          <w:lang w:val="en-US"/>
-        </w:rPr>
-        <w:t>Formatted</w:t>
-      </w:r>
-      <w:r>
-        <w:rPr>
-          <w:rFonts w:ascii="Calibri" w:hAnsi="Calibri" w:cs="Arial"/>
-        </w:rPr>
-        <w:t>}</w:t>
+        <w:t xml:space="preserve">{conclusionUncertaintySheetF2Formatted}</w:t>
       </w:r>
       <w:r>
         <w:rPr>
@@ -10323,28 +7901,21 @@
           <w:sz w:val="56"/>
           <w:szCs w:val="56"/>
         </w:rPr>
-        <w:t>{</w:t>
-      </w:r>
-      <w:r>
-        <w:rPr>
-          <w:rFonts w:ascii="Freestyle Script" w:hAnsi="Freestyle Script" w:cs="Arial"/>
-          <w:i/>
-          <w:color w:val="auto"/>
-          <w:sz w:val="56"/>
-          <w:szCs w:val="56"/>
+        <w:t xml:space="preserve">{signatureName}</w:t>
+      </w:r>
+    </w:p>
+    <w:p>
+      <w:pPr>
+        <w:rPr>
+          <w:rFonts w:ascii="Calibri" w:hAnsi="Calibri" w:cs="Arial"/>
           <w:lang w:val="en-US"/>
         </w:rPr>
-        <w:t>signatureName</w:t>
-      </w:r>
-      <w:r>
-        <w:rPr>
-          <w:rFonts w:ascii="Freestyle Script" w:hAnsi="Freestyle Script" w:cs="Arial"/>
-          <w:i/>
-          <w:color w:val="auto"/>
-          <w:sz w:val="56"/>
-          <w:szCs w:val="56"/>
-        </w:rPr>
-        <w:t>}</w:t>
+      </w:pPr>
+      <w:r>
+        <w:rPr>
+          <w:rFonts w:ascii="Calibri" w:hAnsi="Calibri" w:cs="Arial"/>
+        </w:rPr>
+        <w:t xml:space="preserve">{signatureName}</w:t>
       </w:r>
     </w:p>
     <w:p>
@@ -10358,48 +7929,7 @@
         <w:rPr>
           <w:rFonts w:ascii="Calibri" w:hAnsi="Calibri" w:cs="Arial"/>
         </w:rPr>
-        <w:t>{</w:t>
-      </w:r>
-      <w:r>
-        <w:rPr>
-          <w:rFonts w:ascii="Calibri" w:hAnsi="Calibri" w:cs="Arial"/>
-          <w:lang w:val="en-US"/>
-        </w:rPr>
-        <w:t>signatureName</w:t>
-      </w:r>
-      <w:r>
-        <w:rPr>
-          <w:rFonts w:ascii="Calibri" w:hAnsi="Calibri" w:cs="Arial"/>
-        </w:rPr>
-        <w:t>}</w:t>
-      </w:r>
-    </w:p>
-    <w:p>
-      <w:pPr>
-        <w:rPr>
-          <w:rFonts w:ascii="Calibri" w:hAnsi="Calibri" w:cs="Arial"/>
-          <w:lang w:val="en-US"/>
-        </w:rPr>
-      </w:pPr>
-      <w:r>
-        <w:rPr>
-          <w:rFonts w:ascii="Calibri" w:hAnsi="Calibri" w:cs="Arial"/>
-        </w:rPr>
-        <w:t>{</w:t>
-      </w:r>
-      <w:r>
-        <w:rPr>
-          <w:rFonts w:ascii="Calibri" w:hAnsi="Calibri" w:cs="Arial"/>
-          <w:lang w:val="en-US"/>
-        </w:rPr>
-        <w:t>signatureCompany</w:t>
-      </w:r>
-      <w:r>
-        <w:rPr>
-          <w:rFonts w:ascii="Calibri" w:hAnsi="Calibri" w:cs="Arial"/>
-          <w:lang w:val="en-US"/>
-        </w:rPr>
-        <w:t>}</w:t>
+        <w:t xml:space="preserve">{signatureCompany}</w:t>
       </w:r>
     </w:p>
     <w:p>
@@ -10456,25 +7986,7 @@
           <w:sz w:val="22"/>
           <w:szCs w:val="22"/>
         </w:rPr>
-        <w:t>{append</w:t>
-      </w:r>
-      <w:r>
-        <w:rPr>
-          <w:rFonts w:asciiTheme="minorHAnsi" w:hAnsiTheme="minorHAnsi" w:cstheme="minorHAnsi"/>
-          <w:noProof/>
-          <w:sz w:val="22"/>
-          <w:szCs w:val="22"/>
-        </w:rPr>
-        <w:t>i</w:t>
-      </w:r>
-      <w:r>
-        <w:rPr>
-          <w:rFonts w:asciiTheme="minorHAnsi" w:hAnsiTheme="minorHAnsi" w:cstheme="minorHAnsi"/>
-          <w:noProof/>
-          <w:sz w:val="22"/>
-          <w:szCs w:val="22"/>
-        </w:rPr>
-        <w:t>xField1}</w:t>
+        <w:t xml:space="preserve">{appendixField1}</w:t>
       </w:r>
     </w:p>
     <w:p>
@@ -10500,17 +8012,14 @@
       <w:r>
         <w:rPr>
           <w:rFonts w:asciiTheme="minorHAnsi" w:hAnsiTheme="minorHAnsi" w:cstheme="minorHAnsi"/>
-          <w:noProof/>
         </w:rPr>
         <w:t>{%appendixAImage1}</w:t>
       </w:r>
       <w:r>
         <w:rPr>
           <w:rFonts w:asciiTheme="minorHAnsi" w:hAnsiTheme="minorHAnsi" w:cstheme="minorHAnsi"/>
-          <w:noProof/>
-        </w:rPr>
-        <w:br/>
-        <w:t>{appendixAImage1Caption}</w:t>
+        </w:rPr>
+        <w:t xml:space="preserve">{appendixAImage1Caption}</w:t>
       </w:r>
     </w:p>
     <w:p>
@@ -10547,7 +8056,6 @@
       <w:r>
         <w:rPr>
           <w:rFonts w:asciiTheme="minorHAnsi" w:hAnsiTheme="minorHAnsi" w:cstheme="minorHAnsi"/>
-          <w:noProof/>
         </w:rPr>
         <w:t>{%appendixAImage2}</w:t>
       </w:r>
@@ -10663,7 +8171,6 @@
       <w:r>
         <w:rPr>
           <w:rFonts w:asciiTheme="minorHAnsi" w:hAnsiTheme="minorHAnsi" w:cstheme="minorHAnsi"/>
-          <w:noProof/>
         </w:rPr>
         <w:t>{%appendixAImage5}</w:t>
       </w:r>
@@ -10786,43 +8293,7 @@
           <w:sz w:val="22"/>
           <w:szCs w:val="22"/>
         </w:rPr>
-        <w:t>{append</w:t>
-      </w:r>
-      <w:r>
-        <w:rPr>
-          <w:rFonts w:asciiTheme="minorHAnsi" w:hAnsiTheme="minorHAnsi" w:cstheme="minorHAnsi"/>
-          <w:noProof/>
-          <w:sz w:val="22"/>
-          <w:szCs w:val="22"/>
-        </w:rPr>
-        <w:t>i</w:t>
-      </w:r>
-      <w:r>
-        <w:rPr>
-          <w:rFonts w:asciiTheme="minorHAnsi" w:hAnsiTheme="minorHAnsi" w:cstheme="minorHAnsi"/>
-          <w:noProof/>
-          <w:sz w:val="22"/>
-          <w:szCs w:val="22"/>
-        </w:rPr>
-        <w:t>xField</w:t>
-      </w:r>
-      <w:r>
-        <w:rPr>
-          <w:rFonts w:asciiTheme="minorHAnsi" w:hAnsiTheme="minorHAnsi" w:cstheme="minorHAnsi"/>
-          <w:noProof/>
-          <w:sz w:val="22"/>
-          <w:szCs w:val="22"/>
-        </w:rPr>
-        <w:t>2</w:t>
-      </w:r>
-      <w:r>
-        <w:rPr>
-          <w:rFonts w:asciiTheme="minorHAnsi" w:hAnsiTheme="minorHAnsi" w:cstheme="minorHAnsi"/>
-          <w:noProof/>
-          <w:sz w:val="22"/>
-          <w:szCs w:val="22"/>
-        </w:rPr>
-        <w:t>}</w:t>
+        <w:t xml:space="preserve">{appendixField2}</w:t>
       </w:r>
     </w:p>
     <w:p>
@@ -10849,17 +8320,14 @@
       <w:r>
         <w:rPr>
           <w:rFonts w:asciiTheme="minorHAnsi" w:hAnsiTheme="minorHAnsi" w:cstheme="minorHAnsi"/>
-          <w:noProof/>
         </w:rPr>
         <w:t>{%appendixBImage1}</w:t>
       </w:r>
       <w:r>
         <w:rPr>
           <w:rFonts w:asciiTheme="minorHAnsi" w:hAnsiTheme="minorHAnsi" w:cstheme="minorHAnsi"/>
-          <w:noProof/>
-        </w:rPr>
-        <w:br/>
-        <w:t>{appendixBImage1Caption}</w:t>
+        </w:rPr>
+        <w:t xml:space="preserve">{appendixBImage1Caption}</w:t>
       </w:r>
     </w:p>
     <w:p>
@@ -10897,8 +8365,7 @@
           <w:rFonts w:asciiTheme="minorHAnsi" w:hAnsiTheme="minorHAnsi" w:cstheme="minorHAnsi"/>
           <w:noProof/>
         </w:rPr>
-        <w:br/>
-        <w:t>{appendixBImage2Caption}</w:t>
+        <w:t xml:space="preserve">{appendixBImage2Caption}</w:t>
       </w:r>
     </w:p>
     <w:p>
@@ -10919,17 +8386,14 @@
       <w:r>
         <w:rPr>
           <w:rFonts w:asciiTheme="minorHAnsi" w:hAnsiTheme="minorHAnsi" w:cstheme="minorHAnsi"/>
-          <w:noProof/>
         </w:rPr>
         <w:t>{%appendixBImage3}</w:t>
       </w:r>
       <w:r>
         <w:rPr>
           <w:rFonts w:asciiTheme="minorHAnsi" w:hAnsiTheme="minorHAnsi" w:cstheme="minorHAnsi"/>
-          <w:noProof/>
-        </w:rPr>
-        <w:br/>
-        <w:t>{appendixBImage3Caption}</w:t>
+        </w:rPr>
+        <w:t xml:space="preserve">{appendixBImage3Caption}</w:t>
       </w:r>
     </w:p>
     <w:p>
@@ -10952,8 +8416,7 @@
           <w:rFonts w:asciiTheme="minorHAnsi" w:hAnsiTheme="minorHAnsi" w:cstheme="minorHAnsi"/>
           <w:noProof/>
         </w:rPr>
-        <w:br/>
-        <w:t>{appendixBImage4Caption}</w:t>
+        <w:t xml:space="preserve">{appendixBImage4Caption}</w:t>
       </w:r>
     </w:p>
     <w:p>
@@ -10974,17 +8437,14 @@
       <w:r>
         <w:rPr>
           <w:rFonts w:asciiTheme="minorHAnsi" w:hAnsiTheme="minorHAnsi" w:cstheme="minorHAnsi"/>
-          <w:noProof/>
         </w:rPr>
         <w:t>{%appendixBImage5}</w:t>
       </w:r>
       <w:r>
         <w:rPr>
           <w:rFonts w:asciiTheme="minorHAnsi" w:hAnsiTheme="minorHAnsi" w:cstheme="minorHAnsi"/>
-          <w:noProof/>
-        </w:rPr>
-        <w:br/>
-        <w:t>{appendixBImage5Caption}</w:t>
+        </w:rPr>
+        <w:t xml:space="preserve">{appendixBImage5Caption}</w:t>
       </w:r>
     </w:p>
     <w:p>
@@ -11114,43 +8574,7 @@
           <w:sz w:val="22"/>
           <w:szCs w:val="22"/>
         </w:rPr>
-        <w:t>{append</w:t>
-      </w:r>
-      <w:r>
-        <w:rPr>
-          <w:rFonts w:asciiTheme="minorHAnsi" w:hAnsiTheme="minorHAnsi" w:cstheme="minorHAnsi"/>
-          <w:noProof/>
-          <w:sz w:val="22"/>
-          <w:szCs w:val="22"/>
-        </w:rPr>
-        <w:t>i</w:t>
-      </w:r>
-      <w:r>
-        <w:rPr>
-          <w:rFonts w:asciiTheme="minorHAnsi" w:hAnsiTheme="minorHAnsi" w:cstheme="minorHAnsi"/>
-          <w:noProof/>
-          <w:sz w:val="22"/>
-          <w:szCs w:val="22"/>
-        </w:rPr>
-        <w:t>xField</w:t>
-      </w:r>
-      <w:r>
-        <w:rPr>
-          <w:rFonts w:asciiTheme="minorHAnsi" w:hAnsiTheme="minorHAnsi" w:cstheme="minorHAnsi"/>
-          <w:noProof/>
-          <w:sz w:val="22"/>
-          <w:szCs w:val="22"/>
-        </w:rPr>
-        <w:t>3</w:t>
-      </w:r>
-      <w:r>
-        <w:rPr>
-          <w:rFonts w:asciiTheme="minorHAnsi" w:hAnsiTheme="minorHAnsi" w:cstheme="minorHAnsi"/>
-          <w:noProof/>
-          <w:sz w:val="22"/>
-          <w:szCs w:val="22"/>
-        </w:rPr>
-        <w:t>}</w:t>
+        <w:t xml:space="preserve">{appendixField3}</w:t>
       </w:r>
     </w:p>
     <w:p>
@@ -11182,7 +8606,12 @@
       <w:r>
         <w:rPr>
           <w:rFonts w:asciiTheme="minorHAnsi" w:hAnsiTheme="minorHAnsi" w:cstheme="minorHAnsi"/>
-          <w:noProof/>
+          <w:b/>
+          <w:bCs/>
+          <w:sz w:val="22"/>
+          <w:szCs w:val="22"/>
+          <w:highlight w:val="green"/>
+          <w:u w:val="single"/>
         </w:rPr>
         <w:t>{%appendixCImage1}</w:t>
       </w:r>
@@ -11242,40 +8671,6 @@
       <w:r>
         <w:rPr>
           <w:rFonts w:asciiTheme="minorHAnsi" w:hAnsiTheme="minorHAnsi" w:cstheme="minorHAnsi"/>
-          <w:noProof/>
-        </w:rPr>
-        <w:t>{%appendixCImage2}</w:t>
-      </w:r>
-    </w:p>
-    <w:p>
-      <w:pPr>
-        <w:jc w:val="center"/>
-        <w:rPr>
-          <w:rFonts w:asciiTheme="minorHAnsi" w:hAnsiTheme="minorHAnsi" w:cstheme="minorHAnsi"/>
-          <w:noProof/>
-        </w:rPr>
-      </w:pPr>
-      <w:r>
-        <w:rPr>
-          <w:rFonts w:asciiTheme="minorHAnsi" w:hAnsiTheme="minorHAnsi" w:cstheme="minorHAnsi"/>
-          <w:noProof/>
-        </w:rPr>
-        <w:t>{appendixCImage2Caption}</w:t>
-      </w:r>
-    </w:p>
-    <w:p>
-      <w:pPr>
-        <w:jc w:val="center"/>
-        <w:rPr>
-          <w:rFonts w:asciiTheme="minorHAnsi" w:hAnsiTheme="minorHAnsi" w:cstheme="minorHAnsi"/>
-        </w:rPr>
-      </w:pPr>
-    </w:p>
-    <w:p>
-      <w:pPr>
-        <w:jc w:val="center"/>
-        <w:rPr>
-          <w:rFonts w:asciiTheme="minorHAnsi" w:hAnsiTheme="minorHAnsi" w:cstheme="minorHAnsi"/>
           <w:b/>
           <w:bCs/>
           <w:sz w:val="22"/>
@@ -11283,13 +8678,7 @@
           <w:highlight w:val="green"/>
           <w:u w:val="single"/>
         </w:rPr>
-      </w:pPr>
-      <w:r>
-        <w:rPr>
-          <w:rFonts w:asciiTheme="minorHAnsi" w:hAnsiTheme="minorHAnsi" w:cstheme="minorHAnsi"/>
-          <w:noProof/>
-        </w:rPr>
-        <w:t>{%appendixCImage3}</w:t>
+        <w:t>{%appendixCImage2}</w:t>
       </w:r>
     </w:p>
     <w:p>
@@ -11297,15 +8686,24 @@
         <w:jc w:val="center"/>
         <w:rPr>
           <w:rFonts w:asciiTheme="minorHAnsi" w:hAnsiTheme="minorHAnsi" w:cstheme="minorHAnsi"/>
-        </w:rPr>
-      </w:pPr>
-      <w:r>
-        <w:rPr>
-          <w:rFonts w:asciiTheme="minorHAnsi" w:hAnsiTheme="minorHAnsi" w:cstheme="minorHAnsi"/>
-          <w:noProof/>
-        </w:rPr>
-        <w:t>{appendixCImage3Caption}</w:t>
-      </w:r>
+          <w:noProof/>
+        </w:rPr>
+      </w:pPr>
+      <w:r>
+        <w:rPr>
+          <w:rFonts w:asciiTheme="minorHAnsi" w:hAnsiTheme="minorHAnsi" w:cstheme="minorHAnsi"/>
+          <w:noProof/>
+        </w:rPr>
+        <w:t>{appendixCImage2Caption}</w:t>
+      </w:r>
+    </w:p>
+    <w:p>
+      <w:pPr>
+        <w:jc w:val="center"/>
+        <w:rPr>
+          <w:rFonts w:asciiTheme="minorHAnsi" w:hAnsiTheme="minorHAnsi" w:cstheme="minorHAnsi"/>
+        </w:rPr>
+      </w:pPr>
     </w:p>
     <w:p>
       <w:pPr>
@@ -11323,40 +8721,6 @@
       <w:r>
         <w:rPr>
           <w:rFonts w:asciiTheme="minorHAnsi" w:hAnsiTheme="minorHAnsi" w:cstheme="minorHAnsi"/>
-          <w:noProof/>
-        </w:rPr>
-        <w:t>{%appendixCImage4}</w:t>
-      </w:r>
-    </w:p>
-    <w:p>
-      <w:pPr>
-        <w:jc w:val="center"/>
-        <w:rPr>
-          <w:rFonts w:asciiTheme="minorHAnsi" w:hAnsiTheme="minorHAnsi" w:cstheme="minorHAnsi"/>
-          <w:noProof/>
-        </w:rPr>
-      </w:pPr>
-      <w:r>
-        <w:rPr>
-          <w:rFonts w:asciiTheme="minorHAnsi" w:hAnsiTheme="minorHAnsi" w:cstheme="minorHAnsi"/>
-          <w:noProof/>
-        </w:rPr>
-        <w:t>{appendixCImage4Caption}</w:t>
-      </w:r>
-    </w:p>
-    <w:p>
-      <w:pPr>
-        <w:jc w:val="center"/>
-        <w:rPr>
-          <w:rFonts w:asciiTheme="minorHAnsi" w:hAnsiTheme="minorHAnsi" w:cstheme="minorHAnsi"/>
-        </w:rPr>
-      </w:pPr>
-    </w:p>
-    <w:p>
-      <w:pPr>
-        <w:jc w:val="center"/>
-        <w:rPr>
-          <w:rFonts w:asciiTheme="minorHAnsi" w:hAnsiTheme="minorHAnsi" w:cstheme="minorHAnsi"/>
           <w:b/>
           <w:bCs/>
           <w:sz w:val="22"/>
@@ -11364,11 +8728,96 @@
           <w:highlight w:val="green"/>
           <w:u w:val="single"/>
         </w:rPr>
-      </w:pPr>
-      <w:r>
-        <w:rPr>
-          <w:rFonts w:asciiTheme="minorHAnsi" w:hAnsiTheme="minorHAnsi" w:cstheme="minorHAnsi"/>
-          <w:noProof/>
+        <w:t>{%appendixCImage3}</w:t>
+      </w:r>
+    </w:p>
+    <w:p>
+      <w:pPr>
+        <w:jc w:val="center"/>
+        <w:rPr>
+          <w:rFonts w:asciiTheme="minorHAnsi" w:hAnsiTheme="minorHAnsi" w:cstheme="minorHAnsi"/>
+        </w:rPr>
+      </w:pPr>
+      <w:r>
+        <w:rPr>
+          <w:rFonts w:asciiTheme="minorHAnsi" w:hAnsiTheme="minorHAnsi" w:cstheme="minorHAnsi"/>
+          <w:noProof/>
+        </w:rPr>
+        <w:t>{appendixCImage3Caption}</w:t>
+      </w:r>
+    </w:p>
+    <w:p>
+      <w:pPr>
+        <w:jc w:val="center"/>
+        <w:rPr>
+          <w:rFonts w:asciiTheme="minorHAnsi" w:hAnsiTheme="minorHAnsi" w:cstheme="minorHAnsi"/>
+          <w:b/>
+          <w:bCs/>
+          <w:sz w:val="22"/>
+          <w:szCs w:val="22"/>
+          <w:highlight w:val="green"/>
+          <w:u w:val="single"/>
+        </w:rPr>
+      </w:pPr>
+      <w:r>
+        <w:rPr>
+          <w:rFonts w:asciiTheme="minorHAnsi" w:hAnsiTheme="minorHAnsi" w:cstheme="minorHAnsi"/>
+          <w:b/>
+          <w:bCs/>
+          <w:sz w:val="22"/>
+          <w:szCs w:val="22"/>
+          <w:highlight w:val="green"/>
+          <w:u w:val="single"/>
+        </w:rPr>
+        <w:t>{%appendixCImage4}</w:t>
+      </w:r>
+    </w:p>
+    <w:p>
+      <w:pPr>
+        <w:jc w:val="center"/>
+        <w:rPr>
+          <w:rFonts w:asciiTheme="minorHAnsi" w:hAnsiTheme="minorHAnsi" w:cstheme="minorHAnsi"/>
+          <w:noProof/>
+        </w:rPr>
+      </w:pPr>
+      <w:r>
+        <w:rPr>
+          <w:rFonts w:asciiTheme="minorHAnsi" w:hAnsiTheme="minorHAnsi" w:cstheme="minorHAnsi"/>
+          <w:noProof/>
+        </w:rPr>
+        <w:t>{appendixCImage4Caption}</w:t>
+      </w:r>
+    </w:p>
+    <w:p>
+      <w:pPr>
+        <w:jc w:val="center"/>
+        <w:rPr>
+          <w:rFonts w:asciiTheme="minorHAnsi" w:hAnsiTheme="minorHAnsi" w:cstheme="minorHAnsi"/>
+        </w:rPr>
+      </w:pPr>
+    </w:p>
+    <w:p>
+      <w:pPr>
+        <w:jc w:val="center"/>
+        <w:rPr>
+          <w:rFonts w:asciiTheme="minorHAnsi" w:hAnsiTheme="minorHAnsi" w:cstheme="minorHAnsi"/>
+          <w:b/>
+          <w:bCs/>
+          <w:sz w:val="22"/>
+          <w:szCs w:val="22"/>
+          <w:highlight w:val="green"/>
+          <w:u w:val="single"/>
+        </w:rPr>
+      </w:pPr>
+      <w:r>
+        <w:rPr>
+          <w:rFonts w:asciiTheme="minorHAnsi" w:hAnsiTheme="minorHAnsi" w:cstheme="minorHAnsi"/>
+          <w:b/>
+          <w:bCs/>
+          <w:sz w:val="22"/>
+          <w:szCs w:val="22"/>
+          <w:highlight w:val="green"/>
+          <w:u w:val="single"/>
         </w:rPr>
         <w:t>{%appendixCImage5}</w:t>
       </w:r>
@@ -11428,7 +8877,7 @@
 </w:document>
 </file>
 
-<file path=word/endnotes.xml><?xml version="1.0" encoding="utf-8"?>
+<file path=word\endnotes.xml><?xml version="1.0" encoding="utf-8"?>
 <w:endnotes xmlns:wpc="http://schemas.microsoft.com/office/word/2010/wordprocessingCanvas" xmlns:cx="http://schemas.microsoft.com/office/drawing/2014/chartex" xmlns:cx1="http://schemas.microsoft.com/office/drawing/2015/9/8/chartex" xmlns:cx2="http://schemas.microsoft.com/office/drawing/2015/10/21/chartex" xmlns:cx3="http://schemas.microsoft.com/office/drawing/2016/5/9/chartex" xmlns:cx4="http://schemas.microsoft.com/office/drawing/2016/5/10/chartex" xmlns:cx5="http://schemas.microsoft.com/office/drawing/2016/5/11/chartex" xmlns:cx6="http://schemas.microsoft.com/office/drawing/2016/5/12/chartex" xmlns:cx7="http://schemas.microsoft.com/office/drawing/2016/5/13/chartex" xmlns:cx8="http://schemas.microsoft.com/office/drawing/2016/5/14/chartex" xmlns:mc="http://schemas.openxmlformats.org/markup-compatibility/2006" xmlns:aink="http://schemas.microsoft.com/office/drawing/2016/ink" xmlns:am3d="http://schemas.microsoft.com/office/drawing/2017/model3d" xmlns:o="urn:schemas-microsoft-com:office:office" xmlns:oel="http://schemas.microsoft.com/office/2019/extlst" xmlns:r="http://schemas.openxmlformats.org/officeDocument/2006/relationships" xmlns:m="http://schemas.openxmlformats.org/officeDocument/2006/math" xmlns:v="urn:schemas-microsoft-com:vml" xmlns:wp14="http://schemas.microsoft.com/office/word/2010/wordprocessingDrawing" xmlns:wp="http://schemas.openxmlformats.org/drawingml/2006/wordprocessingDrawing" xmlns:w10="urn:schemas-microsoft-com:office:word" xmlns:w="http://schemas.openxmlformats.org/wordprocessingml/2006/main" xmlns:w14="http://schemas.microsoft.com/office/word/2010/wordml" xmlns:w15="http://schemas.microsoft.com/office/word/2012/wordml" xmlns:w16cex="http://schemas.microsoft.com/office/word/2018/wordml/cex" xmlns:w16cid="http://schemas.microsoft.com/office/word/2016/wordml/cid" xmlns:w16="http://schemas.microsoft.com/office/word/2018/wordml" xmlns:w16du="http://schemas.microsoft.com/office/word/2023/wordml/word16du" xmlns:w16sdtdh="http://schemas.microsoft.com/office/word/2020/wordml/sdtdatahash" xmlns:w16sdtfl="http://schemas.microsoft.com/office/word/2024/wordml/sdtformatlock" xmlns:w16se="http://schemas.microsoft.com/office/word/2015/wordml/symex" xmlns:wpg="http://schemas.microsoft.com/office/word/2010/wordprocessingGroup" xmlns:wpi="http://schemas.microsoft.com/office/word/2010/wordprocessingInk" xmlns:wne="http://schemas.microsoft.com/office/word/2006/wordml" xmlns:wps="http://schemas.microsoft.com/office/word/2010/wordprocessingShape" mc:Ignorable="w14 w15 w16se w16cid w16 w16cex w16sdtdh w16sdtfl w16du wp14">
   <w:endnote w:type="separator" w:id="-1">
     <w:p>
@@ -11447,7 +8896,75 @@
 </w:endnotes>
 </file>
 
-<file path=word/footer1.xml><?xml version="1.0" encoding="utf-8"?>
+<file path=word\fontTable.xml><?xml version="1.0" encoding="utf-8"?>
+<w:fonts xmlns:mc="http://schemas.openxmlformats.org/markup-compatibility/2006" xmlns:r="http://schemas.openxmlformats.org/officeDocument/2006/relationships" xmlns:w="http://schemas.openxmlformats.org/wordprocessingml/2006/main" xmlns:w14="http://schemas.microsoft.com/office/word/2010/wordml" xmlns:w15="http://schemas.microsoft.com/office/word/2012/wordml" xmlns:w16cex="http://schemas.microsoft.com/office/word/2018/wordml/cex" xmlns:w16cid="http://schemas.microsoft.com/office/word/2016/wordml/cid" xmlns:w16="http://schemas.microsoft.com/office/word/2018/wordml" xmlns:w16du="http://schemas.microsoft.com/office/word/2023/wordml/word16du" xmlns:w16sdtdh="http://schemas.microsoft.com/office/word/2020/wordml/sdtdatahash" xmlns:w16sdtfl="http://schemas.microsoft.com/office/word/2024/wordml/sdtformatlock" xmlns:w16se="http://schemas.microsoft.com/office/word/2015/wordml/symex" mc:Ignorable="w14 w15 w16se w16cid w16 w16cex w16sdtdh w16sdtfl w16du">
+  <w:font w:name="Times New Roman">
+    <w:panose1 w:val="02020603050405020304"/>
+    <w:charset w:val="00"/>
+    <w:family w:val="roman"/>
+    <w:pitch w:val="variable"/>
+    <w:sig w:usb0="E0002EFF" w:usb1="C000785B" w:usb2="00000009" w:usb3="00000000" w:csb0="000001FF" w:csb1="00000000"/>
+  </w:font>
+  <w:font w:name="Symbol">
+    <w:panose1 w:val="05050102010706020507"/>
+    <w:charset w:val="02"/>
+    <w:family w:val="roman"/>
+    <w:pitch w:val="variable"/>
+    <w:sig w:usb0="00000000" w:usb1="10000000" w:usb2="00000000" w:usb3="00000000" w:csb0="80000000" w:csb1="00000000"/>
+  </w:font>
+  <w:font w:name="Courier New">
+    <w:panose1 w:val="02070309020205020404"/>
+    <w:charset w:val="00"/>
+    <w:family w:val="modern"/>
+    <w:pitch w:val="fixed"/>
+    <w:sig w:usb0="E0002EFF" w:usb1="C0007843" w:usb2="00000009" w:usb3="00000000" w:csb0="000001FF" w:csb1="00000000"/>
+  </w:font>
+  <w:font w:name="Wingdings">
+    <w:panose1 w:val="05000000000000000000"/>
+    <w:charset w:val="02"/>
+    <w:family w:val="auto"/>
+    <w:pitch w:val="variable"/>
+    <w:sig w:usb0="00000000" w:usb1="10000000" w:usb2="00000000" w:usb3="00000000" w:csb0="80000000" w:csb1="00000000"/>
+  </w:font>
+  <w:font w:name="Arial">
+    <w:panose1 w:val="020B0604020202020204"/>
+    <w:charset w:val="00"/>
+    <w:family w:val="swiss"/>
+    <w:pitch w:val="variable"/>
+    <w:sig w:usb0="E0002EFF" w:usb1="C000785B" w:usb2="00000009" w:usb3="00000000" w:csb0="000001FF" w:csb1="00000000"/>
+  </w:font>
+  <w:font w:name="Tahoma">
+    <w:panose1 w:val="020B0604030504040204"/>
+    <w:charset w:val="00"/>
+    <w:family w:val="swiss"/>
+    <w:pitch w:val="variable"/>
+    <w:sig w:usb0="E1002EFF" w:usb1="C000605B" w:usb2="00000029" w:usb3="00000000" w:csb0="000101FF" w:csb1="00000000"/>
+  </w:font>
+  <w:font w:name="Calibri">
+    <w:panose1 w:val="020F0502020204030204"/>
+    <w:charset w:val="00"/>
+    <w:family w:val="swiss"/>
+    <w:pitch w:val="variable"/>
+    <w:sig w:usb0="E4002EFF" w:usb1="C000247B" w:usb2="00000009" w:usb3="00000000" w:csb0="000001FF" w:csb1="00000000"/>
+  </w:font>
+  <w:font w:name="Calibri Light">
+    <w:panose1 w:val="020F0302020204030204"/>
+    <w:charset w:val="00"/>
+    <w:family w:val="swiss"/>
+    <w:pitch w:val="variable"/>
+    <w:sig w:usb0="E4002EFF" w:usb1="C000247B" w:usb2="00000009" w:usb3="00000000" w:csb0="000001FF" w:csb1="00000000"/>
+  </w:font>
+  <w:font w:name="Freestyle Script">
+    <w:panose1 w:val="030804020302050B0404"/>
+    <w:charset w:val="00"/>
+    <w:family w:val="script"/>
+    <w:pitch w:val="variable"/>
+    <w:sig w:usb0="00000003" w:usb1="00000000" w:usb2="00000000" w:usb3="00000000" w:csb0="00000001" w:csb1="00000000"/>
+  </w:font>
+</w:fonts>
+</file>
+
+<file path=word\footer1.xml><?xml version="1.0" encoding="utf-8"?>
 <w:ftr xmlns:wpc="http://schemas.microsoft.com/office/word/2010/wordprocessingCanvas" xmlns:cx="http://schemas.microsoft.com/office/drawing/2014/chartex" xmlns:cx1="http://schemas.microsoft.com/office/drawing/2015/9/8/chartex" xmlns:cx2="http://schemas.microsoft.com/office/drawing/2015/10/21/chartex" xmlns:cx3="http://schemas.microsoft.com/office/drawing/2016/5/9/chartex" xmlns:cx4="http://schemas.microsoft.com/office/drawing/2016/5/10/chartex" xmlns:cx5="http://schemas.microsoft.com/office/drawing/2016/5/11/chartex" xmlns:cx6="http://schemas.microsoft.com/office/drawing/2016/5/12/chartex" xmlns:cx7="http://schemas.microsoft.com/office/drawing/2016/5/13/chartex" xmlns:cx8="http://schemas.microsoft.com/office/drawing/2016/5/14/chartex" xmlns:mc="http://schemas.openxmlformats.org/markup-compatibility/2006" xmlns:aink="http://schemas.microsoft.com/office/drawing/2016/ink" xmlns:am3d="http://schemas.microsoft.com/office/drawing/2017/model3d" xmlns:o="urn:schemas-microsoft-com:office:office" xmlns:oel="http://schemas.microsoft.com/office/2019/extlst" xmlns:r="http://schemas.openxmlformats.org/officeDocument/2006/relationships" xmlns:m="http://schemas.openxmlformats.org/officeDocument/2006/math" xmlns:v="urn:schemas-microsoft-com:vml" xmlns:wp14="http://schemas.microsoft.com/office/word/2010/wordprocessingDrawing" xmlns:wp="http://schemas.openxmlformats.org/drawingml/2006/wordprocessingDrawing" xmlns:w10="urn:schemas-microsoft-com:office:word" xmlns:w="http://schemas.openxmlformats.org/wordprocessingml/2006/main" xmlns:w14="http://schemas.microsoft.com/office/word/2010/wordml" xmlns:w15="http://schemas.microsoft.com/office/word/2012/wordml" xmlns:w16cex="http://schemas.microsoft.com/office/word/2018/wordml/cex" xmlns:w16cid="http://schemas.microsoft.com/office/word/2016/wordml/cid" xmlns:w16="http://schemas.microsoft.com/office/word/2018/wordml" xmlns:w16du="http://schemas.microsoft.com/office/word/2023/wordml/word16du" xmlns:w16sdtdh="http://schemas.microsoft.com/office/word/2020/wordml/sdtdatahash" xmlns:w16sdtfl="http://schemas.microsoft.com/office/word/2024/wordml/sdtformatlock" xmlns:w16se="http://schemas.microsoft.com/office/word/2015/wordml/symex" xmlns:wpg="http://schemas.microsoft.com/office/word/2010/wordprocessingGroup" xmlns:wpi="http://schemas.microsoft.com/office/word/2010/wordprocessingInk" xmlns:wne="http://schemas.microsoft.com/office/word/2006/wordml" xmlns:wps="http://schemas.microsoft.com/office/word/2010/wordprocessingShape" mc:Ignorable="w14 w15 w16se w16cid w16 w16cex w16sdtdh w16sdtfl w16du wp14">
   <w:p>
     <w:pPr>
@@ -11497,7 +9014,7 @@
 </w:ftr>
 </file>
 
-<file path=word/footer2.xml><?xml version="1.0" encoding="utf-8"?>
+<file path=word\footer2.xml><?xml version="1.0" encoding="utf-8"?>
 <w:ftr xmlns:wpc="http://schemas.microsoft.com/office/word/2010/wordprocessingCanvas" xmlns:cx="http://schemas.microsoft.com/office/drawing/2014/chartex" xmlns:cx1="http://schemas.microsoft.com/office/drawing/2015/9/8/chartex" xmlns:cx2="http://schemas.microsoft.com/office/drawing/2015/10/21/chartex" xmlns:cx3="http://schemas.microsoft.com/office/drawing/2016/5/9/chartex" xmlns:cx4="http://schemas.microsoft.com/office/drawing/2016/5/10/chartex" xmlns:cx5="http://schemas.microsoft.com/office/drawing/2016/5/11/chartex" xmlns:cx6="http://schemas.microsoft.com/office/drawing/2016/5/12/chartex" xmlns:cx7="http://schemas.microsoft.com/office/drawing/2016/5/13/chartex" xmlns:cx8="http://schemas.microsoft.com/office/drawing/2016/5/14/chartex" xmlns:mc="http://schemas.openxmlformats.org/markup-compatibility/2006" xmlns:aink="http://schemas.microsoft.com/office/drawing/2016/ink" xmlns:am3d="http://schemas.microsoft.com/office/drawing/2017/model3d" xmlns:o="urn:schemas-microsoft-com:office:office" xmlns:oel="http://schemas.microsoft.com/office/2019/extlst" xmlns:r="http://schemas.openxmlformats.org/officeDocument/2006/relationships" xmlns:m="http://schemas.openxmlformats.org/officeDocument/2006/math" xmlns:v="urn:schemas-microsoft-com:vml" xmlns:wp14="http://schemas.microsoft.com/office/word/2010/wordprocessingDrawing" xmlns:wp="http://schemas.openxmlformats.org/drawingml/2006/wordprocessingDrawing" xmlns:w10="urn:schemas-microsoft-com:office:word" xmlns:w="http://schemas.openxmlformats.org/wordprocessingml/2006/main" xmlns:w14="http://schemas.microsoft.com/office/word/2010/wordml" xmlns:w15="http://schemas.microsoft.com/office/word/2012/wordml" xmlns:w16cex="http://schemas.microsoft.com/office/word/2018/wordml/cex" xmlns:w16cid="http://schemas.microsoft.com/office/word/2016/wordml/cid" xmlns:w16="http://schemas.microsoft.com/office/word/2018/wordml" xmlns:w16du="http://schemas.microsoft.com/office/word/2023/wordml/word16du" xmlns:w16sdtdh="http://schemas.microsoft.com/office/word/2020/wordml/sdtdatahash" xmlns:w16sdtfl="http://schemas.microsoft.com/office/word/2024/wordml/sdtformatlock" xmlns:w16se="http://schemas.microsoft.com/office/word/2015/wordml/symex" xmlns:wpg="http://schemas.microsoft.com/office/word/2010/wordprocessingGroup" xmlns:wpi="http://schemas.microsoft.com/office/word/2010/wordprocessingInk" xmlns:wne="http://schemas.microsoft.com/office/word/2006/wordml" xmlns:wps="http://schemas.microsoft.com/office/word/2010/wordprocessingShape" mc:Ignorable="w14 w15 w16se w16cid w16 w16cex w16sdtdh w16sdtfl w16du wp14">
   <w:sdt>
     <w:sdtPr>
@@ -11700,13 +9217,13 @@
         <w:sz w:val="16"/>
         <w:szCs w:val="16"/>
       </w:rPr>
-      <w:t>{inspectionReportNo}</w:t>
+      <w:t xml:space="preserve">Inspection report No: {inspectionReportNo}</w:t>
     </w:r>
   </w:p>
 </w:ftr>
 </file>
 
-<file path=word/footnotes.xml><?xml version="1.0" encoding="utf-8"?>
+<file path=word\footnotes.xml><?xml version="1.0" encoding="utf-8"?>
 <w:footnotes xmlns:wpc="http://schemas.microsoft.com/office/word/2010/wordprocessingCanvas" xmlns:cx="http://schemas.microsoft.com/office/drawing/2014/chartex" xmlns:cx1="http://schemas.microsoft.com/office/drawing/2015/9/8/chartex" xmlns:cx2="http://schemas.microsoft.com/office/drawing/2015/10/21/chartex" xmlns:cx3="http://schemas.microsoft.com/office/drawing/2016/5/9/chartex" xmlns:cx4="http://schemas.microsoft.com/office/drawing/2016/5/10/chartex" xmlns:cx5="http://schemas.microsoft.com/office/drawing/2016/5/11/chartex" xmlns:cx6="http://schemas.microsoft.com/office/drawing/2016/5/12/chartex" xmlns:cx7="http://schemas.microsoft.com/office/drawing/2016/5/13/chartex" xmlns:cx8="http://schemas.microsoft.com/office/drawing/2016/5/14/chartex" xmlns:mc="http://schemas.openxmlformats.org/markup-compatibility/2006" xmlns:aink="http://schemas.microsoft.com/office/drawing/2016/ink" xmlns:am3d="http://schemas.microsoft.com/office/drawing/2017/model3d" xmlns:o="urn:schemas-microsoft-com:office:office" xmlns:oel="http://schemas.microsoft.com/office/2019/extlst" xmlns:r="http://schemas.openxmlformats.org/officeDocument/2006/relationships" xmlns:m="http://schemas.openxmlformats.org/officeDocument/2006/math" xmlns:v="urn:schemas-microsoft-com:vml" xmlns:wp14="http://schemas.microsoft.com/office/word/2010/wordprocessingDrawing" xmlns:wp="http://schemas.openxmlformats.org/drawingml/2006/wordprocessingDrawing" xmlns:w10="urn:schemas-microsoft-com:office:word" xmlns:w="http://schemas.openxmlformats.org/wordprocessingml/2006/main" xmlns:w14="http://schemas.microsoft.com/office/word/2010/wordml" xmlns:w15="http://schemas.microsoft.com/office/word/2012/wordml" xmlns:w16cex="http://schemas.microsoft.com/office/word/2018/wordml/cex" xmlns:w16cid="http://schemas.microsoft.com/office/word/2016/wordml/cid" xmlns:w16="http://schemas.microsoft.com/office/word/2018/wordml" xmlns:w16du="http://schemas.microsoft.com/office/word/2023/wordml/word16du" xmlns:w16sdtdh="http://schemas.microsoft.com/office/word/2020/wordml/sdtdatahash" xmlns:w16sdtfl="http://schemas.microsoft.com/office/word/2024/wordml/sdtformatlock" xmlns:w16se="http://schemas.microsoft.com/office/word/2015/wordml/symex" xmlns:wpg="http://schemas.microsoft.com/office/word/2010/wordprocessingGroup" xmlns:wpi="http://schemas.microsoft.com/office/word/2010/wordprocessingInk" xmlns:wne="http://schemas.microsoft.com/office/word/2006/wordml" xmlns:wps="http://schemas.microsoft.com/office/word/2010/wordprocessingShape" mc:Ignorable="w14 w15 w16se w16cid w16 w16cex w16sdtdh w16sdtfl w16du wp14">
   <w:footnote w:type="separator" w:id="-1">
     <w:p>
@@ -11725,7 +9242,7 @@
 </w:footnotes>
 </file>
 
-<file path=word/numbering.xml><?xml version="1.0" encoding="utf-8"?>
+<file path=word\numbering.xml><?xml version="1.0" encoding="utf-8"?>
 <w:numbering xmlns:wpc="http://schemas.microsoft.com/office/word/2010/wordprocessingCanvas" xmlns:cx="http://schemas.microsoft.com/office/drawing/2014/chartex" xmlns:cx1="http://schemas.microsoft.com/office/drawing/2015/9/8/chartex" xmlns:cx2="http://schemas.microsoft.com/office/drawing/2015/10/21/chartex" xmlns:cx3="http://schemas.microsoft.com/office/drawing/2016/5/9/chartex" xmlns:cx4="http://schemas.microsoft.com/office/drawing/2016/5/10/chartex" xmlns:cx5="http://schemas.microsoft.com/office/drawing/2016/5/11/chartex" xmlns:cx6="http://schemas.microsoft.com/office/drawing/2016/5/12/chartex" xmlns:cx7="http://schemas.microsoft.com/office/drawing/2016/5/13/chartex" xmlns:cx8="http://schemas.microsoft.com/office/drawing/2016/5/14/chartex" xmlns:mc="http://schemas.openxmlformats.org/markup-compatibility/2006" xmlns:aink="http://schemas.microsoft.com/office/drawing/2016/ink" xmlns:am3d="http://schemas.microsoft.com/office/drawing/2017/model3d" xmlns:o="urn:schemas-microsoft-com:office:office" xmlns:oel="http://schemas.microsoft.com/office/2019/extlst" xmlns:r="http://schemas.openxmlformats.org/officeDocument/2006/relationships" xmlns:m="http://schemas.openxmlformats.org/officeDocument/2006/math" xmlns:v="urn:schemas-microsoft-com:vml" xmlns:wp14="http://schemas.microsoft.com/office/word/2010/wordprocessingDrawing" xmlns:wp="http://schemas.openxmlformats.org/drawingml/2006/wordprocessingDrawing" xmlns:w10="urn:schemas-microsoft-com:office:word" xmlns:w="http://schemas.openxmlformats.org/wordprocessingml/2006/main" xmlns:w14="http://schemas.microsoft.com/office/word/2010/wordml" xmlns:w15="http://schemas.microsoft.com/office/word/2012/wordml" xmlns:w16cex="http://schemas.microsoft.com/office/word/2018/wordml/cex" xmlns:w16cid="http://schemas.microsoft.com/office/word/2016/wordml/cid" xmlns:w16="http://schemas.microsoft.com/office/word/2018/wordml" xmlns:w16du="http://schemas.microsoft.com/office/word/2023/wordml/word16du" xmlns:w16sdtdh="http://schemas.microsoft.com/office/word/2020/wordml/sdtdatahash" xmlns:w16sdtfl="http://schemas.microsoft.com/office/word/2024/wordml/sdtformatlock" xmlns:w16se="http://schemas.microsoft.com/office/word/2015/wordml/symex" xmlns:wpg="http://schemas.microsoft.com/office/word/2010/wordprocessingGroup" xmlns:wpi="http://schemas.microsoft.com/office/word/2010/wordprocessingInk" xmlns:wne="http://schemas.microsoft.com/office/word/2006/wordml" xmlns:wps="http://schemas.microsoft.com/office/word/2010/wordprocessingShape" mc:Ignorable="w14 w15 w16se w16cid w16 w16cex w16sdtdh w16sdtfl w16du wp14">
   <w:abstractNum w:abstractNumId="0" w15:restartNumberingAfterBreak="0">
     <w:nsid w:val="0C7B7642"/>
@@ -12661,7 +10178,986 @@
 </w:numbering>
 </file>
 
-<file path=word/styles.xml><?xml version="1.0" encoding="utf-8"?>
+<file path=word\settings.xml><?xml version="1.0" encoding="utf-8"?>
+<w:settings xmlns:mc="http://schemas.openxmlformats.org/markup-compatibility/2006" xmlns:o="urn:schemas-microsoft-com:office:office" xmlns:r="http://schemas.openxmlformats.org/officeDocument/2006/relationships" xmlns:m="http://schemas.openxmlformats.org/officeDocument/2006/math" xmlns:v="urn:schemas-microsoft-com:vml" xmlns:w10="urn:schemas-microsoft-com:office:word" xmlns:w="http://schemas.openxmlformats.org/wordprocessingml/2006/main" xmlns:w14="http://schemas.microsoft.com/office/word/2010/wordml" xmlns:w15="http://schemas.microsoft.com/office/word/2012/wordml" xmlns:w16cex="http://schemas.microsoft.com/office/word/2018/wordml/cex" xmlns:w16cid="http://schemas.microsoft.com/office/word/2016/wordml/cid" xmlns:w16="http://schemas.microsoft.com/office/word/2018/wordml" xmlns:w16du="http://schemas.microsoft.com/office/word/2023/wordml/word16du" xmlns:w16sdtdh="http://schemas.microsoft.com/office/word/2020/wordml/sdtdatahash" xmlns:w16sdtfl="http://schemas.microsoft.com/office/word/2024/wordml/sdtformatlock" xmlns:w16se="http://schemas.microsoft.com/office/word/2015/wordml/symex" xmlns:sl="http://schemas.openxmlformats.org/schemaLibrary/2006/main" mc:Ignorable="w14 w15 w16se w16cid w16 w16cex w16sdtdh w16sdtfl w16du">
+  <w:zoom w:percent="110"/>
+  <w:attachedTemplate r:id="rId1"/>
+  <w:stylePaneFormatFilter w:val="3F01" w:allStyles="1" w:customStyles="0" w:latentStyles="0" w:stylesInUse="0" w:headingStyles="0" w:numberingStyles="0" w:tableStyles="0" w:directFormattingOnRuns="1" w:directFormattingOnParagraphs="1" w:directFormattingOnNumbering="1" w:directFormattingOnTables="1" w:clearFormatting="1" w:top3HeadingStyles="1" w:visibleStyles="0" w:alternateStyleNames="0"/>
+  <w:defaultTabStop w:val="720"/>
+  <w:displayHorizontalDrawingGridEvery w:val="0"/>
+  <w:displayVerticalDrawingGridEvery w:val="0"/>
+  <w:doNotUseMarginsForDrawingGridOrigin/>
+  <w:noPunctuationKerning/>
+  <w:characterSpacingControl w:val="doNotCompress"/>
+  <w:hdrShapeDefaults>
+    <o:shapedefaults v:ext="edit" spidmax="2050"/>
+  </w:hdrShapeDefaults>
+  <w:footnotePr>
+    <w:footnote w:id="-1"/>
+    <w:footnote w:id="0"/>
+  </w:footnotePr>
+  <w:endnotePr>
+    <w:endnote w:id="-1"/>
+    <w:endnote w:id="0"/>
+  </w:endnotePr>
+  <w:compat>
+    <w:doNotUseHTMLParagraphAutoSpacing/>
+    <w:compatSetting w:name="compatibilityMode" w:uri="http://schemas.microsoft.com/office/word" w:val="15"/>
+    <w:compatSetting w:name="overrideTableStyleFontSizeAndJustification" w:uri="http://schemas.microsoft.com/office/word" w:val="1"/>
+    <w:compatSetting w:name="enableOpenTypeFeatures" w:uri="http://schemas.microsoft.com/office/word" w:val="1"/>
+    <w:compatSetting w:name="doNotFlipMirrorIndents" w:uri="http://schemas.microsoft.com/office/word" w:val="1"/>
+    <w:compatSetting w:name="differentiateMultirowTableHeaders" w:uri="http://schemas.microsoft.com/office/word" w:val="1"/>
+    <w:compatSetting w:name="useWord2013TrackBottomHyphenation" w:uri="http://schemas.microsoft.com/office/word" w:val="1"/>
+  </w:compat>
+  <w:rsids>
+    <w:rsidRoot w:val="00056D57"/>
+    <w:rsid w:val="000017D6"/>
+    <w:rsid w:val="00002223"/>
+    <w:rsid w:val="000022A8"/>
+    <w:rsid w:val="0000327F"/>
+    <w:rsid w:val="00007069"/>
+    <w:rsid w:val="000124C9"/>
+    <w:rsid w:val="00015AF9"/>
+    <w:rsid w:val="00017AC4"/>
+    <w:rsid w:val="0002027E"/>
+    <w:rsid w:val="00021168"/>
+    <w:rsid w:val="00032B5D"/>
+    <w:rsid w:val="00037F3F"/>
+    <w:rsid w:val="00040192"/>
+    <w:rsid w:val="00041037"/>
+    <w:rsid w:val="000437EB"/>
+    <w:rsid w:val="00044C5B"/>
+    <w:rsid w:val="0004569F"/>
+    <w:rsid w:val="00046263"/>
+    <w:rsid w:val="00050938"/>
+    <w:rsid w:val="0005184A"/>
+    <w:rsid w:val="00056D57"/>
+    <w:rsid w:val="00057030"/>
+    <w:rsid w:val="00057E80"/>
+    <w:rsid w:val="00061C1E"/>
+    <w:rsid w:val="00062117"/>
+    <w:rsid w:val="00064265"/>
+    <w:rsid w:val="0007179D"/>
+    <w:rsid w:val="00075819"/>
+    <w:rsid w:val="0007658D"/>
+    <w:rsid w:val="0008412C"/>
+    <w:rsid w:val="000900D1"/>
+    <w:rsid w:val="00097BD4"/>
+    <w:rsid w:val="00097E45"/>
+    <w:rsid w:val="000A1DC8"/>
+    <w:rsid w:val="000A4DCB"/>
+    <w:rsid w:val="000B3360"/>
+    <w:rsid w:val="000B393C"/>
+    <w:rsid w:val="000B67A9"/>
+    <w:rsid w:val="000C7A6A"/>
+    <w:rsid w:val="000D0225"/>
+    <w:rsid w:val="000D7A13"/>
+    <w:rsid w:val="000E442E"/>
+    <w:rsid w:val="000E5A34"/>
+    <w:rsid w:val="000F013D"/>
+    <w:rsid w:val="000F2754"/>
+    <w:rsid w:val="000F4A14"/>
+    <w:rsid w:val="000F4DBB"/>
+    <w:rsid w:val="000F6D45"/>
+    <w:rsid w:val="0010011F"/>
+    <w:rsid w:val="00102DEE"/>
+    <w:rsid w:val="00103167"/>
+    <w:rsid w:val="001033AA"/>
+    <w:rsid w:val="00103692"/>
+    <w:rsid w:val="00106FA0"/>
+    <w:rsid w:val="00111A4C"/>
+    <w:rsid w:val="00112037"/>
+    <w:rsid w:val="001125C8"/>
+    <w:rsid w:val="0011280E"/>
+    <w:rsid w:val="001136B3"/>
+    <w:rsid w:val="00114488"/>
+    <w:rsid w:val="00114F15"/>
+    <w:rsid w:val="00120118"/>
+    <w:rsid w:val="00122652"/>
+    <w:rsid w:val="001231BD"/>
+    <w:rsid w:val="0012378C"/>
+    <w:rsid w:val="00126053"/>
+    <w:rsid w:val="0013073C"/>
+    <w:rsid w:val="0013302A"/>
+    <w:rsid w:val="00133DAD"/>
+    <w:rsid w:val="00135847"/>
+    <w:rsid w:val="00135F5C"/>
+    <w:rsid w:val="001407E4"/>
+    <w:rsid w:val="001411FE"/>
+    <w:rsid w:val="001445F0"/>
+    <w:rsid w:val="001462A5"/>
+    <w:rsid w:val="00147F4E"/>
+    <w:rsid w:val="00150DB7"/>
+    <w:rsid w:val="00151F11"/>
+    <w:rsid w:val="001540F6"/>
+    <w:rsid w:val="00154239"/>
+    <w:rsid w:val="001556E0"/>
+    <w:rsid w:val="00157FA6"/>
+    <w:rsid w:val="00170BEE"/>
+    <w:rsid w:val="001747D5"/>
+    <w:rsid w:val="0017521F"/>
+    <w:rsid w:val="00176B60"/>
+    <w:rsid w:val="00176FC9"/>
+    <w:rsid w:val="00180C75"/>
+    <w:rsid w:val="001814C9"/>
+    <w:rsid w:val="00183272"/>
+    <w:rsid w:val="001835D6"/>
+    <w:rsid w:val="00184BB5"/>
+    <w:rsid w:val="00190093"/>
+    <w:rsid w:val="0019017C"/>
+    <w:rsid w:val="00192657"/>
+    <w:rsid w:val="00192BE9"/>
+    <w:rsid w:val="00197FDB"/>
+    <w:rsid w:val="001A17AC"/>
+    <w:rsid w:val="001A4B55"/>
+    <w:rsid w:val="001A542E"/>
+    <w:rsid w:val="001B19D2"/>
+    <w:rsid w:val="001B26A9"/>
+    <w:rsid w:val="001B4D0E"/>
+    <w:rsid w:val="001B5D0F"/>
+    <w:rsid w:val="001B73D7"/>
+    <w:rsid w:val="001B7886"/>
+    <w:rsid w:val="001C7B57"/>
+    <w:rsid w:val="001D149D"/>
+    <w:rsid w:val="001D3A88"/>
+    <w:rsid w:val="001D4EDE"/>
+    <w:rsid w:val="001D5407"/>
+    <w:rsid w:val="001E1AF3"/>
+    <w:rsid w:val="001E287B"/>
+    <w:rsid w:val="001E4809"/>
+    <w:rsid w:val="001E53F3"/>
+    <w:rsid w:val="001F4372"/>
+    <w:rsid w:val="001F4A03"/>
+    <w:rsid w:val="001F7FB7"/>
+    <w:rsid w:val="002013F4"/>
+    <w:rsid w:val="00203C72"/>
+    <w:rsid w:val="00205AB8"/>
+    <w:rsid w:val="00207018"/>
+    <w:rsid w:val="002159F2"/>
+    <w:rsid w:val="002273D9"/>
+    <w:rsid w:val="00235E88"/>
+    <w:rsid w:val="00235F75"/>
+    <w:rsid w:val="002362CB"/>
+    <w:rsid w:val="0024146D"/>
+    <w:rsid w:val="002439CC"/>
+    <w:rsid w:val="00243FF6"/>
+    <w:rsid w:val="00244100"/>
+    <w:rsid w:val="0024513E"/>
+    <w:rsid w:val="002461DC"/>
+    <w:rsid w:val="00246A2A"/>
+    <w:rsid w:val="002533DA"/>
+    <w:rsid w:val="002633C0"/>
+    <w:rsid w:val="00265B6C"/>
+    <w:rsid w:val="002668CC"/>
+    <w:rsid w:val="002668F7"/>
+    <w:rsid w:val="00266D8D"/>
+    <w:rsid w:val="002710FC"/>
+    <w:rsid w:val="00271A6D"/>
+    <w:rsid w:val="002759C6"/>
+    <w:rsid w:val="002807CF"/>
+    <w:rsid w:val="002810C4"/>
+    <w:rsid w:val="00282987"/>
+    <w:rsid w:val="00283031"/>
+    <w:rsid w:val="0028629F"/>
+    <w:rsid w:val="002904A5"/>
+    <w:rsid w:val="00291030"/>
+    <w:rsid w:val="002910BE"/>
+    <w:rsid w:val="002911C6"/>
+    <w:rsid w:val="00294CDF"/>
+    <w:rsid w:val="002976D0"/>
+    <w:rsid w:val="002A0286"/>
+    <w:rsid w:val="002A0B06"/>
+    <w:rsid w:val="002A1DB0"/>
+    <w:rsid w:val="002A3080"/>
+    <w:rsid w:val="002A3AC8"/>
+    <w:rsid w:val="002A64AE"/>
+    <w:rsid w:val="002B3A10"/>
+    <w:rsid w:val="002B48CE"/>
+    <w:rsid w:val="002B6B40"/>
+    <w:rsid w:val="002B7BBF"/>
+    <w:rsid w:val="002C04B6"/>
+    <w:rsid w:val="002C1EF3"/>
+    <w:rsid w:val="002C23E3"/>
+    <w:rsid w:val="002C3AFE"/>
+    <w:rsid w:val="002C494C"/>
+    <w:rsid w:val="002D0BC3"/>
+    <w:rsid w:val="002D7AC5"/>
+    <w:rsid w:val="002E0706"/>
+    <w:rsid w:val="002E40D7"/>
+    <w:rsid w:val="002E703E"/>
+    <w:rsid w:val="002F330B"/>
+    <w:rsid w:val="002F3C0C"/>
+    <w:rsid w:val="002F3E56"/>
+    <w:rsid w:val="002F4089"/>
+    <w:rsid w:val="002F4755"/>
+    <w:rsid w:val="002F4D94"/>
+    <w:rsid w:val="0030415C"/>
+    <w:rsid w:val="003041C9"/>
+    <w:rsid w:val="00304611"/>
+    <w:rsid w:val="00305F2B"/>
+    <w:rsid w:val="00306D68"/>
+    <w:rsid w:val="0031220F"/>
+    <w:rsid w:val="00312F98"/>
+    <w:rsid w:val="00313213"/>
+    <w:rsid w:val="0031366D"/>
+    <w:rsid w:val="00317BEC"/>
+    <w:rsid w:val="003206B4"/>
+    <w:rsid w:val="003215C6"/>
+    <w:rsid w:val="00321604"/>
+    <w:rsid w:val="003259CD"/>
+    <w:rsid w:val="00325D0C"/>
+    <w:rsid w:val="00327F10"/>
+    <w:rsid w:val="00331266"/>
+    <w:rsid w:val="003331D5"/>
+    <w:rsid w:val="00334A01"/>
+    <w:rsid w:val="00336466"/>
+    <w:rsid w:val="003373FB"/>
+    <w:rsid w:val="003379A6"/>
+    <w:rsid w:val="00340DAD"/>
+    <w:rsid w:val="0035240F"/>
+    <w:rsid w:val="0035401D"/>
+    <w:rsid w:val="003563A6"/>
+    <w:rsid w:val="00356DA3"/>
+    <w:rsid w:val="00357EC8"/>
+    <w:rsid w:val="00360E0E"/>
+    <w:rsid w:val="003644ED"/>
+    <w:rsid w:val="00365360"/>
+    <w:rsid w:val="00365D20"/>
+    <w:rsid w:val="00366F79"/>
+    <w:rsid w:val="00373A88"/>
+    <w:rsid w:val="00377191"/>
+    <w:rsid w:val="0039322A"/>
+    <w:rsid w:val="00394CAF"/>
+    <w:rsid w:val="003A53FE"/>
+    <w:rsid w:val="003A7656"/>
+    <w:rsid w:val="003B1685"/>
+    <w:rsid w:val="003B1A36"/>
+    <w:rsid w:val="003B2DDB"/>
+    <w:rsid w:val="003B2E39"/>
+    <w:rsid w:val="003B52A5"/>
+    <w:rsid w:val="003C1E4D"/>
+    <w:rsid w:val="003D2913"/>
+    <w:rsid w:val="003D3BA0"/>
+    <w:rsid w:val="003E222B"/>
+    <w:rsid w:val="003E2941"/>
+    <w:rsid w:val="003E40A3"/>
+    <w:rsid w:val="003E4398"/>
+    <w:rsid w:val="003E5547"/>
+    <w:rsid w:val="003E5690"/>
+    <w:rsid w:val="003E5A5A"/>
+    <w:rsid w:val="003F2DD5"/>
+    <w:rsid w:val="003F389C"/>
+    <w:rsid w:val="003F4A64"/>
+    <w:rsid w:val="003F6829"/>
+    <w:rsid w:val="003F74DF"/>
+    <w:rsid w:val="003F74E5"/>
+    <w:rsid w:val="0040101E"/>
+    <w:rsid w:val="00403A61"/>
+    <w:rsid w:val="00406010"/>
+    <w:rsid w:val="00410D0B"/>
+    <w:rsid w:val="00421546"/>
+    <w:rsid w:val="00423FB9"/>
+    <w:rsid w:val="00426221"/>
+    <w:rsid w:val="00430258"/>
+    <w:rsid w:val="00430E23"/>
+    <w:rsid w:val="0043413B"/>
+    <w:rsid w:val="00436F69"/>
+    <w:rsid w:val="00437AC8"/>
+    <w:rsid w:val="004403D4"/>
+    <w:rsid w:val="004408BF"/>
+    <w:rsid w:val="00440A39"/>
+    <w:rsid w:val="00442C8D"/>
+    <w:rsid w:val="004438B8"/>
+    <w:rsid w:val="0044634F"/>
+    <w:rsid w:val="00447083"/>
+    <w:rsid w:val="004473ED"/>
+    <w:rsid w:val="00447EC7"/>
+    <w:rsid w:val="00450E4C"/>
+    <w:rsid w:val="00452015"/>
+    <w:rsid w:val="004539D7"/>
+    <w:rsid w:val="00453A1F"/>
+    <w:rsid w:val="004616EF"/>
+    <w:rsid w:val="004637A4"/>
+    <w:rsid w:val="00463873"/>
+    <w:rsid w:val="00464089"/>
+    <w:rsid w:val="004647F5"/>
+    <w:rsid w:val="004650B6"/>
+    <w:rsid w:val="00466A3A"/>
+    <w:rsid w:val="00476340"/>
+    <w:rsid w:val="004826F4"/>
+    <w:rsid w:val="004839AD"/>
+    <w:rsid w:val="0048492A"/>
+    <w:rsid w:val="00485517"/>
+    <w:rsid w:val="00486546"/>
+    <w:rsid w:val="00486CEA"/>
+    <w:rsid w:val="00487B01"/>
+    <w:rsid w:val="004902BF"/>
+    <w:rsid w:val="0049383C"/>
+    <w:rsid w:val="004948EB"/>
+    <w:rsid w:val="004C00C5"/>
+    <w:rsid w:val="004C3020"/>
+    <w:rsid w:val="004C560F"/>
+    <w:rsid w:val="004C60D1"/>
+    <w:rsid w:val="004D1577"/>
+    <w:rsid w:val="004D2BA0"/>
+    <w:rsid w:val="004D496D"/>
+    <w:rsid w:val="004D4A21"/>
+    <w:rsid w:val="004D6275"/>
+    <w:rsid w:val="004E32CB"/>
+    <w:rsid w:val="004E5D82"/>
+    <w:rsid w:val="004F1F0D"/>
+    <w:rsid w:val="004F3204"/>
+    <w:rsid w:val="004F5DC9"/>
+    <w:rsid w:val="0050180B"/>
+    <w:rsid w:val="00503992"/>
+    <w:rsid w:val="00504EE3"/>
+    <w:rsid w:val="00505174"/>
+    <w:rsid w:val="00507DC4"/>
+    <w:rsid w:val="00511BF9"/>
+    <w:rsid w:val="0051230F"/>
+    <w:rsid w:val="00513D65"/>
+    <w:rsid w:val="00516060"/>
+    <w:rsid w:val="0051641F"/>
+    <w:rsid w:val="00520FC4"/>
+    <w:rsid w:val="005221DD"/>
+    <w:rsid w:val="0052434A"/>
+    <w:rsid w:val="0052749B"/>
+    <w:rsid w:val="00531742"/>
+    <w:rsid w:val="0053338A"/>
+    <w:rsid w:val="005360E5"/>
+    <w:rsid w:val="005379AB"/>
+    <w:rsid w:val="00537C3B"/>
+    <w:rsid w:val="005401BD"/>
+    <w:rsid w:val="00540EBA"/>
+    <w:rsid w:val="005451D8"/>
+    <w:rsid w:val="0054741D"/>
+    <w:rsid w:val="00547C24"/>
+    <w:rsid w:val="00551267"/>
+    <w:rsid w:val="0055627A"/>
+    <w:rsid w:val="00567A8B"/>
+    <w:rsid w:val="00572143"/>
+    <w:rsid w:val="00573116"/>
+    <w:rsid w:val="00573FC9"/>
+    <w:rsid w:val="00574624"/>
+    <w:rsid w:val="0057517D"/>
+    <w:rsid w:val="00593232"/>
+    <w:rsid w:val="00596460"/>
+    <w:rsid w:val="005A0333"/>
+    <w:rsid w:val="005A06AD"/>
+    <w:rsid w:val="005A1FE1"/>
+    <w:rsid w:val="005A27D2"/>
+    <w:rsid w:val="005A38B8"/>
+    <w:rsid w:val="005A54C5"/>
+    <w:rsid w:val="005B0242"/>
+    <w:rsid w:val="005C38F7"/>
+    <w:rsid w:val="005D057C"/>
+    <w:rsid w:val="005D198E"/>
+    <w:rsid w:val="005D598C"/>
+    <w:rsid w:val="005D7629"/>
+    <w:rsid w:val="005D776E"/>
+    <w:rsid w:val="005E02C0"/>
+    <w:rsid w:val="005E24D5"/>
+    <w:rsid w:val="005E52E7"/>
+    <w:rsid w:val="005E6F00"/>
+    <w:rsid w:val="005E77CB"/>
+    <w:rsid w:val="005F11E1"/>
+    <w:rsid w:val="005F2245"/>
+    <w:rsid w:val="005F34C5"/>
+    <w:rsid w:val="005F4731"/>
+    <w:rsid w:val="005F4F1B"/>
+    <w:rsid w:val="005F4FF0"/>
+    <w:rsid w:val="005F6135"/>
+    <w:rsid w:val="00603EFF"/>
+    <w:rsid w:val="00604501"/>
+    <w:rsid w:val="006057D3"/>
+    <w:rsid w:val="006113C2"/>
+    <w:rsid w:val="006143B3"/>
+    <w:rsid w:val="00615055"/>
+    <w:rsid w:val="0061757D"/>
+    <w:rsid w:val="00623369"/>
+    <w:rsid w:val="006234EC"/>
+    <w:rsid w:val="006240CF"/>
+    <w:rsid w:val="0062454D"/>
+    <w:rsid w:val="00624844"/>
+    <w:rsid w:val="0062732B"/>
+    <w:rsid w:val="00627FEA"/>
+    <w:rsid w:val="00630368"/>
+    <w:rsid w:val="006422E5"/>
+    <w:rsid w:val="00642394"/>
+    <w:rsid w:val="0064339A"/>
+    <w:rsid w:val="0064481E"/>
+    <w:rsid w:val="00650671"/>
+    <w:rsid w:val="00655848"/>
+    <w:rsid w:val="006568B5"/>
+    <w:rsid w:val="00657288"/>
+    <w:rsid w:val="00657EBA"/>
+    <w:rsid w:val="006644DD"/>
+    <w:rsid w:val="00667414"/>
+    <w:rsid w:val="00667752"/>
+    <w:rsid w:val="00674940"/>
+    <w:rsid w:val="006772A3"/>
+    <w:rsid w:val="00682666"/>
+    <w:rsid w:val="00683E42"/>
+    <w:rsid w:val="006924DF"/>
+    <w:rsid w:val="00693204"/>
+    <w:rsid w:val="00697683"/>
+    <w:rsid w:val="006A1BE1"/>
+    <w:rsid w:val="006A2973"/>
+    <w:rsid w:val="006A3920"/>
+    <w:rsid w:val="006B0531"/>
+    <w:rsid w:val="006B1EC8"/>
+    <w:rsid w:val="006B5844"/>
+    <w:rsid w:val="006B6B91"/>
+    <w:rsid w:val="006B7182"/>
+    <w:rsid w:val="006B7BAE"/>
+    <w:rsid w:val="006B7FEE"/>
+    <w:rsid w:val="006C272E"/>
+    <w:rsid w:val="006C28EF"/>
+    <w:rsid w:val="006C4CC6"/>
+    <w:rsid w:val="006C4DA6"/>
+    <w:rsid w:val="006C7828"/>
+    <w:rsid w:val="006D05F5"/>
+    <w:rsid w:val="006D3F06"/>
+    <w:rsid w:val="006D45AF"/>
+    <w:rsid w:val="006D6059"/>
+    <w:rsid w:val="006D7C6C"/>
+    <w:rsid w:val="006E3F68"/>
+    <w:rsid w:val="006E62AC"/>
+    <w:rsid w:val="006E70E7"/>
+    <w:rsid w:val="006E7822"/>
+    <w:rsid w:val="006F6CC2"/>
+    <w:rsid w:val="00701029"/>
+    <w:rsid w:val="007036DC"/>
+    <w:rsid w:val="007053DD"/>
+    <w:rsid w:val="0070736D"/>
+    <w:rsid w:val="0072259A"/>
+    <w:rsid w:val="0072506D"/>
+    <w:rsid w:val="007359CD"/>
+    <w:rsid w:val="00737342"/>
+    <w:rsid w:val="00742794"/>
+    <w:rsid w:val="0074575E"/>
+    <w:rsid w:val="00745B4D"/>
+    <w:rsid w:val="00746D34"/>
+    <w:rsid w:val="007473D0"/>
+    <w:rsid w:val="00750A82"/>
+    <w:rsid w:val="007510FC"/>
+    <w:rsid w:val="00753DC3"/>
+    <w:rsid w:val="007543DD"/>
+    <w:rsid w:val="00754C9A"/>
+    <w:rsid w:val="00754D92"/>
+    <w:rsid w:val="007602AF"/>
+    <w:rsid w:val="007645B5"/>
+    <w:rsid w:val="00766A05"/>
+    <w:rsid w:val="00767580"/>
+    <w:rsid w:val="00767B12"/>
+    <w:rsid w:val="00767FBE"/>
+    <w:rsid w:val="007712C0"/>
+    <w:rsid w:val="00772846"/>
+    <w:rsid w:val="00775740"/>
+    <w:rsid w:val="00781905"/>
+    <w:rsid w:val="00784D36"/>
+    <w:rsid w:val="0078515A"/>
+    <w:rsid w:val="00786871"/>
+    <w:rsid w:val="007A47A6"/>
+    <w:rsid w:val="007A4DB0"/>
+    <w:rsid w:val="007B2A63"/>
+    <w:rsid w:val="007B2CDB"/>
+    <w:rsid w:val="007B4BC7"/>
+    <w:rsid w:val="007B543E"/>
+    <w:rsid w:val="007B64BD"/>
+    <w:rsid w:val="007B7A57"/>
+    <w:rsid w:val="007B7DB3"/>
+    <w:rsid w:val="007D06D8"/>
+    <w:rsid w:val="007D10E0"/>
+    <w:rsid w:val="007E5568"/>
+    <w:rsid w:val="007E6478"/>
+    <w:rsid w:val="007E799C"/>
+    <w:rsid w:val="007F42D5"/>
+    <w:rsid w:val="007F7687"/>
+    <w:rsid w:val="008031BB"/>
+    <w:rsid w:val="00803E42"/>
+    <w:rsid w:val="00804F0F"/>
+    <w:rsid w:val="00805847"/>
+    <w:rsid w:val="00810756"/>
+    <w:rsid w:val="008206CE"/>
+    <w:rsid w:val="00825B9D"/>
+    <w:rsid w:val="00830C6D"/>
+    <w:rsid w:val="00832063"/>
+    <w:rsid w:val="008321A3"/>
+    <w:rsid w:val="0083503A"/>
+    <w:rsid w:val="00841211"/>
+    <w:rsid w:val="00841DB9"/>
+    <w:rsid w:val="0084241E"/>
+    <w:rsid w:val="00846703"/>
+    <w:rsid w:val="008473E8"/>
+    <w:rsid w:val="0085373A"/>
+    <w:rsid w:val="00855639"/>
+    <w:rsid w:val="00856119"/>
+    <w:rsid w:val="008578C8"/>
+    <w:rsid w:val="008625C4"/>
+    <w:rsid w:val="00865105"/>
+    <w:rsid w:val="00865B40"/>
+    <w:rsid w:val="00866B0C"/>
+    <w:rsid w:val="00870853"/>
+    <w:rsid w:val="00870AF0"/>
+    <w:rsid w:val="00874D42"/>
+    <w:rsid w:val="00877ADA"/>
+    <w:rsid w:val="008805F7"/>
+    <w:rsid w:val="00887001"/>
+    <w:rsid w:val="008908ED"/>
+    <w:rsid w:val="008A40DE"/>
+    <w:rsid w:val="008A7245"/>
+    <w:rsid w:val="008B1E88"/>
+    <w:rsid w:val="008B2265"/>
+    <w:rsid w:val="008B6BDA"/>
+    <w:rsid w:val="008C3C6C"/>
+    <w:rsid w:val="008C4F7F"/>
+    <w:rsid w:val="008C79BE"/>
+    <w:rsid w:val="008D00B3"/>
+    <w:rsid w:val="008D2CF1"/>
+    <w:rsid w:val="008D4820"/>
+    <w:rsid w:val="008D49FD"/>
+    <w:rsid w:val="008E006A"/>
+    <w:rsid w:val="008E0EC3"/>
+    <w:rsid w:val="008E42C9"/>
+    <w:rsid w:val="008E5780"/>
+    <w:rsid w:val="008F1B84"/>
+    <w:rsid w:val="008F63C5"/>
+    <w:rsid w:val="009010ED"/>
+    <w:rsid w:val="00902364"/>
+    <w:rsid w:val="00902504"/>
+    <w:rsid w:val="0090307E"/>
+    <w:rsid w:val="00903590"/>
+    <w:rsid w:val="00906A3B"/>
+    <w:rsid w:val="00911E80"/>
+    <w:rsid w:val="00914957"/>
+    <w:rsid w:val="00915E63"/>
+    <w:rsid w:val="009202FE"/>
+    <w:rsid w:val="00921EEE"/>
+    <w:rsid w:val="00922075"/>
+    <w:rsid w:val="009222CC"/>
+    <w:rsid w:val="00923A5C"/>
+    <w:rsid w:val="00924A02"/>
+    <w:rsid w:val="00927035"/>
+    <w:rsid w:val="009274C5"/>
+    <w:rsid w:val="00930252"/>
+    <w:rsid w:val="009302D7"/>
+    <w:rsid w:val="009309B3"/>
+    <w:rsid w:val="00932320"/>
+    <w:rsid w:val="009349F4"/>
+    <w:rsid w:val="00934E1C"/>
+    <w:rsid w:val="00935811"/>
+    <w:rsid w:val="00935CE3"/>
+    <w:rsid w:val="009364F3"/>
+    <w:rsid w:val="00947152"/>
+    <w:rsid w:val="00947CE8"/>
+    <w:rsid w:val="0095476F"/>
+    <w:rsid w:val="00954B96"/>
+    <w:rsid w:val="00962BB5"/>
+    <w:rsid w:val="00965E2D"/>
+    <w:rsid w:val="00966536"/>
+    <w:rsid w:val="009737F7"/>
+    <w:rsid w:val="009742F9"/>
+    <w:rsid w:val="00974CBE"/>
+    <w:rsid w:val="00975642"/>
+    <w:rsid w:val="00982A73"/>
+    <w:rsid w:val="00984D32"/>
+    <w:rsid w:val="00993A5E"/>
+    <w:rsid w:val="009946A0"/>
+    <w:rsid w:val="009A140F"/>
+    <w:rsid w:val="009A438B"/>
+    <w:rsid w:val="009A4996"/>
+    <w:rsid w:val="009A6FB6"/>
+    <w:rsid w:val="009B142B"/>
+    <w:rsid w:val="009B2B0E"/>
+    <w:rsid w:val="009B2E66"/>
+    <w:rsid w:val="009C1754"/>
+    <w:rsid w:val="009C5B9E"/>
+    <w:rsid w:val="009C7F95"/>
+    <w:rsid w:val="009E28B0"/>
+    <w:rsid w:val="009E4D9A"/>
+    <w:rsid w:val="009E5E2E"/>
+    <w:rsid w:val="009F0B47"/>
+    <w:rsid w:val="009F458F"/>
+    <w:rsid w:val="009F7EA3"/>
+    <w:rsid w:val="00A0095A"/>
+    <w:rsid w:val="00A02990"/>
+    <w:rsid w:val="00A05065"/>
+    <w:rsid w:val="00A10695"/>
+    <w:rsid w:val="00A10DCF"/>
+    <w:rsid w:val="00A12C3C"/>
+    <w:rsid w:val="00A134F1"/>
+    <w:rsid w:val="00A139E6"/>
+    <w:rsid w:val="00A16410"/>
+    <w:rsid w:val="00A16563"/>
+    <w:rsid w:val="00A2188E"/>
+    <w:rsid w:val="00A22847"/>
+    <w:rsid w:val="00A243FA"/>
+    <w:rsid w:val="00A25332"/>
+    <w:rsid w:val="00A2576C"/>
+    <w:rsid w:val="00A27827"/>
+    <w:rsid w:val="00A302F1"/>
+    <w:rsid w:val="00A32EC4"/>
+    <w:rsid w:val="00A33AE5"/>
+    <w:rsid w:val="00A36ADA"/>
+    <w:rsid w:val="00A41478"/>
+    <w:rsid w:val="00A52843"/>
+    <w:rsid w:val="00A636BD"/>
+    <w:rsid w:val="00A72361"/>
+    <w:rsid w:val="00A75A4C"/>
+    <w:rsid w:val="00A75EF8"/>
+    <w:rsid w:val="00A76A4A"/>
+    <w:rsid w:val="00A80331"/>
+    <w:rsid w:val="00A81372"/>
+    <w:rsid w:val="00A827DE"/>
+    <w:rsid w:val="00A957D2"/>
+    <w:rsid w:val="00A96E00"/>
+    <w:rsid w:val="00AA3A35"/>
+    <w:rsid w:val="00AA6515"/>
+    <w:rsid w:val="00AA7A10"/>
+    <w:rsid w:val="00AB23C1"/>
+    <w:rsid w:val="00AB4F46"/>
+    <w:rsid w:val="00AB5BF1"/>
+    <w:rsid w:val="00AC0E5B"/>
+    <w:rsid w:val="00AC2A1F"/>
+    <w:rsid w:val="00AC3681"/>
+    <w:rsid w:val="00AC3812"/>
+    <w:rsid w:val="00AC4797"/>
+    <w:rsid w:val="00AC4C56"/>
+    <w:rsid w:val="00AC522E"/>
+    <w:rsid w:val="00AC5760"/>
+    <w:rsid w:val="00AC57E3"/>
+    <w:rsid w:val="00AC5B9D"/>
+    <w:rsid w:val="00AC5CF4"/>
+    <w:rsid w:val="00AD2E22"/>
+    <w:rsid w:val="00AD36C0"/>
+    <w:rsid w:val="00AD636B"/>
+    <w:rsid w:val="00AE110D"/>
+    <w:rsid w:val="00AE2EE5"/>
+    <w:rsid w:val="00AE6A92"/>
+    <w:rsid w:val="00AE701D"/>
+    <w:rsid w:val="00AF259B"/>
+    <w:rsid w:val="00AF3F83"/>
+    <w:rsid w:val="00AF6371"/>
+    <w:rsid w:val="00AF6CE8"/>
+    <w:rsid w:val="00B01E5D"/>
+    <w:rsid w:val="00B0661D"/>
+    <w:rsid w:val="00B06E55"/>
+    <w:rsid w:val="00B112F4"/>
+    <w:rsid w:val="00B1236C"/>
+    <w:rsid w:val="00B13723"/>
+    <w:rsid w:val="00B16D6F"/>
+    <w:rsid w:val="00B176BD"/>
+    <w:rsid w:val="00B204F1"/>
+    <w:rsid w:val="00B2192E"/>
+    <w:rsid w:val="00B21AB4"/>
+    <w:rsid w:val="00B2468B"/>
+    <w:rsid w:val="00B24EDD"/>
+    <w:rsid w:val="00B3151F"/>
+    <w:rsid w:val="00B322A2"/>
+    <w:rsid w:val="00B33B4B"/>
+    <w:rsid w:val="00B50D69"/>
+    <w:rsid w:val="00B5382A"/>
+    <w:rsid w:val="00B552A5"/>
+    <w:rsid w:val="00B558BC"/>
+    <w:rsid w:val="00B55A91"/>
+    <w:rsid w:val="00B5765A"/>
+    <w:rsid w:val="00B62B54"/>
+    <w:rsid w:val="00B62E1A"/>
+    <w:rsid w:val="00B634EA"/>
+    <w:rsid w:val="00B67C5D"/>
+    <w:rsid w:val="00B738D1"/>
+    <w:rsid w:val="00B80CCD"/>
+    <w:rsid w:val="00B812A3"/>
+    <w:rsid w:val="00B90895"/>
+    <w:rsid w:val="00B90F62"/>
+    <w:rsid w:val="00B9598F"/>
+    <w:rsid w:val="00BA1711"/>
+    <w:rsid w:val="00BA7484"/>
+    <w:rsid w:val="00BB1C60"/>
+    <w:rsid w:val="00BB4E75"/>
+    <w:rsid w:val="00BB4F8B"/>
+    <w:rsid w:val="00BB4FD9"/>
+    <w:rsid w:val="00BB65E6"/>
+    <w:rsid w:val="00BC5C40"/>
+    <w:rsid w:val="00BC6BEC"/>
+    <w:rsid w:val="00BC74B1"/>
+    <w:rsid w:val="00BD0331"/>
+    <w:rsid w:val="00BD0CC1"/>
+    <w:rsid w:val="00BD0FB9"/>
+    <w:rsid w:val="00BD15FF"/>
+    <w:rsid w:val="00BD63F8"/>
+    <w:rsid w:val="00BE1AD0"/>
+    <w:rsid w:val="00BE3315"/>
+    <w:rsid w:val="00BE3868"/>
+    <w:rsid w:val="00BE45EF"/>
+    <w:rsid w:val="00BE5410"/>
+    <w:rsid w:val="00BE59FD"/>
+    <w:rsid w:val="00BF1734"/>
+    <w:rsid w:val="00BF1CE9"/>
+    <w:rsid w:val="00BF1F7B"/>
+    <w:rsid w:val="00BF3705"/>
+    <w:rsid w:val="00BF4329"/>
+    <w:rsid w:val="00BF441F"/>
+    <w:rsid w:val="00C025F8"/>
+    <w:rsid w:val="00C072D4"/>
+    <w:rsid w:val="00C12905"/>
+    <w:rsid w:val="00C146FA"/>
+    <w:rsid w:val="00C17572"/>
+    <w:rsid w:val="00C20BA2"/>
+    <w:rsid w:val="00C31A5E"/>
+    <w:rsid w:val="00C329AB"/>
+    <w:rsid w:val="00C32EC5"/>
+    <w:rsid w:val="00C33977"/>
+    <w:rsid w:val="00C34E10"/>
+    <w:rsid w:val="00C421FE"/>
+    <w:rsid w:val="00C422CE"/>
+    <w:rsid w:val="00C428A5"/>
+    <w:rsid w:val="00C44840"/>
+    <w:rsid w:val="00C47CC1"/>
+    <w:rsid w:val="00C50407"/>
+    <w:rsid w:val="00C52F02"/>
+    <w:rsid w:val="00C534EA"/>
+    <w:rsid w:val="00C54680"/>
+    <w:rsid w:val="00C60E7D"/>
+    <w:rsid w:val="00C61560"/>
+    <w:rsid w:val="00C64BB0"/>
+    <w:rsid w:val="00C6630A"/>
+    <w:rsid w:val="00C7218C"/>
+    <w:rsid w:val="00C76646"/>
+    <w:rsid w:val="00C81020"/>
+    <w:rsid w:val="00C925F8"/>
+    <w:rsid w:val="00C928C6"/>
+    <w:rsid w:val="00C9373A"/>
+    <w:rsid w:val="00C9431A"/>
+    <w:rsid w:val="00C944E5"/>
+    <w:rsid w:val="00C972AD"/>
+    <w:rsid w:val="00CA0DDB"/>
+    <w:rsid w:val="00CA3CD4"/>
+    <w:rsid w:val="00CB1CB5"/>
+    <w:rsid w:val="00CB3A5C"/>
+    <w:rsid w:val="00CB3E3D"/>
+    <w:rsid w:val="00CB5330"/>
+    <w:rsid w:val="00CB60B9"/>
+    <w:rsid w:val="00CB69CB"/>
+    <w:rsid w:val="00CC080B"/>
+    <w:rsid w:val="00CC10CD"/>
+    <w:rsid w:val="00CC3660"/>
+    <w:rsid w:val="00CC3EE8"/>
+    <w:rsid w:val="00CC458F"/>
+    <w:rsid w:val="00CC5908"/>
+    <w:rsid w:val="00CC5D10"/>
+    <w:rsid w:val="00CC68DE"/>
+    <w:rsid w:val="00CD663B"/>
+    <w:rsid w:val="00CD69DD"/>
+    <w:rsid w:val="00CD7834"/>
+    <w:rsid w:val="00CE3B73"/>
+    <w:rsid w:val="00CE4978"/>
+    <w:rsid w:val="00CE6697"/>
+    <w:rsid w:val="00CE67E2"/>
+    <w:rsid w:val="00CE719F"/>
+    <w:rsid w:val="00CF0CE6"/>
+    <w:rsid w:val="00CF3254"/>
+    <w:rsid w:val="00CF3E9D"/>
+    <w:rsid w:val="00D037B5"/>
+    <w:rsid w:val="00D03F1C"/>
+    <w:rsid w:val="00D047D1"/>
+    <w:rsid w:val="00D06D59"/>
+    <w:rsid w:val="00D10305"/>
+    <w:rsid w:val="00D117DB"/>
+    <w:rsid w:val="00D21560"/>
+    <w:rsid w:val="00D21ED8"/>
+    <w:rsid w:val="00D22426"/>
+    <w:rsid w:val="00D23582"/>
+    <w:rsid w:val="00D238FE"/>
+    <w:rsid w:val="00D25E72"/>
+    <w:rsid w:val="00D27267"/>
+    <w:rsid w:val="00D30C63"/>
+    <w:rsid w:val="00D322AF"/>
+    <w:rsid w:val="00D359AA"/>
+    <w:rsid w:val="00D367A4"/>
+    <w:rsid w:val="00D3688F"/>
+    <w:rsid w:val="00D470D2"/>
+    <w:rsid w:val="00D5177A"/>
+    <w:rsid w:val="00D519D2"/>
+    <w:rsid w:val="00D55C2C"/>
+    <w:rsid w:val="00D63B33"/>
+    <w:rsid w:val="00D64686"/>
+    <w:rsid w:val="00D74027"/>
+    <w:rsid w:val="00D77785"/>
+    <w:rsid w:val="00D777EF"/>
+    <w:rsid w:val="00D8091E"/>
+    <w:rsid w:val="00D81A49"/>
+    <w:rsid w:val="00D82253"/>
+    <w:rsid w:val="00D828BF"/>
+    <w:rsid w:val="00D830AD"/>
+    <w:rsid w:val="00D84E37"/>
+    <w:rsid w:val="00D863A5"/>
+    <w:rsid w:val="00D86C8F"/>
+    <w:rsid w:val="00DA25C9"/>
+    <w:rsid w:val="00DA3FD9"/>
+    <w:rsid w:val="00DA7496"/>
+    <w:rsid w:val="00DA79A6"/>
+    <w:rsid w:val="00DB1BF0"/>
+    <w:rsid w:val="00DB6309"/>
+    <w:rsid w:val="00DC5D56"/>
+    <w:rsid w:val="00DC6D3C"/>
+    <w:rsid w:val="00DC7155"/>
+    <w:rsid w:val="00DC79B8"/>
+    <w:rsid w:val="00DD2383"/>
+    <w:rsid w:val="00DD5215"/>
+    <w:rsid w:val="00DD7677"/>
+    <w:rsid w:val="00DE31D4"/>
+    <w:rsid w:val="00DE3B1D"/>
+    <w:rsid w:val="00DE49E9"/>
+    <w:rsid w:val="00DE70D0"/>
+    <w:rsid w:val="00DF1BDC"/>
+    <w:rsid w:val="00DF2287"/>
+    <w:rsid w:val="00DF4D2E"/>
+    <w:rsid w:val="00E002DD"/>
+    <w:rsid w:val="00E03ECD"/>
+    <w:rsid w:val="00E04244"/>
+    <w:rsid w:val="00E04550"/>
+    <w:rsid w:val="00E068D4"/>
+    <w:rsid w:val="00E07B33"/>
+    <w:rsid w:val="00E11600"/>
+    <w:rsid w:val="00E16019"/>
+    <w:rsid w:val="00E164B0"/>
+    <w:rsid w:val="00E17327"/>
+    <w:rsid w:val="00E21A81"/>
+    <w:rsid w:val="00E25A3C"/>
+    <w:rsid w:val="00E36B3A"/>
+    <w:rsid w:val="00E43ACA"/>
+    <w:rsid w:val="00E532AE"/>
+    <w:rsid w:val="00E544BB"/>
+    <w:rsid w:val="00E5466C"/>
+    <w:rsid w:val="00E55C62"/>
+    <w:rsid w:val="00E57911"/>
+    <w:rsid w:val="00E57A8D"/>
+    <w:rsid w:val="00E57A9C"/>
+    <w:rsid w:val="00E70AD0"/>
+    <w:rsid w:val="00E7153F"/>
+    <w:rsid w:val="00E73DEF"/>
+    <w:rsid w:val="00E75099"/>
+    <w:rsid w:val="00E75567"/>
+    <w:rsid w:val="00E764B1"/>
+    <w:rsid w:val="00E769C5"/>
+    <w:rsid w:val="00E8034E"/>
+    <w:rsid w:val="00E81845"/>
+    <w:rsid w:val="00E85A91"/>
+    <w:rsid w:val="00E862C3"/>
+    <w:rsid w:val="00E86D16"/>
+    <w:rsid w:val="00E97736"/>
+    <w:rsid w:val="00EA0826"/>
+    <w:rsid w:val="00EA3318"/>
+    <w:rsid w:val="00EA5E8B"/>
+    <w:rsid w:val="00EA6E59"/>
+    <w:rsid w:val="00EB0576"/>
+    <w:rsid w:val="00EB76A3"/>
+    <w:rsid w:val="00EB7B75"/>
+    <w:rsid w:val="00EC2148"/>
+    <w:rsid w:val="00EC5B9B"/>
+    <w:rsid w:val="00ED7044"/>
+    <w:rsid w:val="00ED774F"/>
+    <w:rsid w:val="00ED7AF7"/>
+    <w:rsid w:val="00EF5F9D"/>
+    <w:rsid w:val="00F018C0"/>
+    <w:rsid w:val="00F02D2E"/>
+    <w:rsid w:val="00F033BB"/>
+    <w:rsid w:val="00F03ECE"/>
+    <w:rsid w:val="00F10076"/>
+    <w:rsid w:val="00F10E89"/>
+    <w:rsid w:val="00F114C5"/>
+    <w:rsid w:val="00F205B0"/>
+    <w:rsid w:val="00F24E51"/>
+    <w:rsid w:val="00F26AC0"/>
+    <w:rsid w:val="00F300DF"/>
+    <w:rsid w:val="00F33169"/>
+    <w:rsid w:val="00F3407A"/>
+    <w:rsid w:val="00F34516"/>
+    <w:rsid w:val="00F34896"/>
+    <w:rsid w:val="00F34AA7"/>
+    <w:rsid w:val="00F35CF6"/>
+    <w:rsid w:val="00F36949"/>
+    <w:rsid w:val="00F40193"/>
+    <w:rsid w:val="00F40D07"/>
+    <w:rsid w:val="00F40F9C"/>
+    <w:rsid w:val="00F44D92"/>
+    <w:rsid w:val="00F60E19"/>
+    <w:rsid w:val="00F617E1"/>
+    <w:rsid w:val="00F64783"/>
+    <w:rsid w:val="00F66671"/>
+    <w:rsid w:val="00F67F69"/>
+    <w:rsid w:val="00F7266C"/>
+    <w:rsid w:val="00F7596D"/>
+    <w:rsid w:val="00F761E9"/>
+    <w:rsid w:val="00F839DF"/>
+    <w:rsid w:val="00F85DC6"/>
+    <w:rsid w:val="00F91041"/>
+    <w:rsid w:val="00F93FF7"/>
+    <w:rsid w:val="00F94E26"/>
+    <w:rsid w:val="00F97D4B"/>
+    <w:rsid w:val="00FA12C9"/>
+    <w:rsid w:val="00FA46F3"/>
+    <w:rsid w:val="00FA518B"/>
+    <w:rsid w:val="00FB01EA"/>
+    <w:rsid w:val="00FB0280"/>
+    <w:rsid w:val="00FB11F1"/>
+    <w:rsid w:val="00FB26F1"/>
+    <w:rsid w:val="00FB2963"/>
+    <w:rsid w:val="00FB3757"/>
+    <w:rsid w:val="00FB5449"/>
+    <w:rsid w:val="00FB631F"/>
+    <w:rsid w:val="00FB6700"/>
+    <w:rsid w:val="00FC1D4B"/>
+    <w:rsid w:val="00FC5CAE"/>
+    <w:rsid w:val="00FD220E"/>
+    <w:rsid w:val="00FD2BB5"/>
+    <w:rsid w:val="00FD3479"/>
+    <w:rsid w:val="00FD44C6"/>
+    <w:rsid w:val="00FE0A82"/>
+    <w:rsid w:val="00FE1633"/>
+    <w:rsid w:val="00FE23EC"/>
+    <w:rsid w:val="00FE4504"/>
+    <w:rsid w:val="00FE46BB"/>
+    <w:rsid w:val="00FE5044"/>
+    <w:rsid w:val="00FE5211"/>
+    <w:rsid w:val="00FE781F"/>
+    <w:rsid w:val="00FF095B"/>
+    <w:rsid w:val="00FF1F70"/>
+    <w:rsid w:val="00FF4ED1"/>
+  </w:rsids>
+  <m:mathPr>
+    <m:mathFont m:val="Cambria Math"/>
+    <m:brkBin m:val="before"/>
+    <m:brkBinSub m:val="--"/>
+    <m:smallFrac m:val="0"/>
+    <m:dispDef/>
+    <m:lMargin m:val="0"/>
+    <m:rMargin m:val="0"/>
+    <m:defJc m:val="centerGroup"/>
+    <m:wrapIndent m:val="1440"/>
+    <m:intLim m:val="subSup"/>
+    <m:naryLim m:val="undOvr"/>
+  </m:mathPr>
+  <w:themeFontLang w:val="en-GB"/>
+  <w:clrSchemeMapping w:bg1="light1" w:t1="dark1" w:bg2="light2" w:t2="dark2" w:accent1="accent1" w:accent2="accent2" w:accent3="accent3" w:accent4="accent4" w:accent5="accent5" w:accent6="accent6" w:hyperlink="hyperlink" w:followedHyperlink="followedHyperlink"/>
+  <w:doNotIncludeSubdocsInStats/>
+  <w:shapeDefaults>
+    <o:shapedefaults v:ext="edit" spidmax="2050"/>
+    <o:shapelayout v:ext="edit">
+      <o:idmap v:ext="edit" data="2"/>
+    </o:shapelayout>
+  </w:shapeDefaults>
+  <w:decimalSymbol w:val="."/>
+  <w:listSeparator w:val=","/>
+  <w14:docId w14:val="0857F4EF"/>
+  <w15:chartTrackingRefBased/>
+  <w15:docId w15:val="{3A5613CB-BAEC-452B-9E48-00B2B51710F6}"/>
+</w:settings>
+</file>
+
+<file path=word\styles.xml><?xml version="1.0" encoding="utf-8"?>
 <w:styles xmlns:mc="http://schemas.openxmlformats.org/markup-compatibility/2006" xmlns:r="http://schemas.openxmlformats.org/officeDocument/2006/relationships" xmlns:w="http://schemas.openxmlformats.org/wordprocessingml/2006/main" xmlns:w14="http://schemas.microsoft.com/office/word/2010/wordml" xmlns:w15="http://schemas.microsoft.com/office/word/2012/wordml" xmlns:w16cex="http://schemas.microsoft.com/office/word/2018/wordml/cex" xmlns:w16cid="http://schemas.microsoft.com/office/word/2016/wordml/cid" xmlns:w16="http://schemas.microsoft.com/office/word/2018/wordml" xmlns:w16du="http://schemas.microsoft.com/office/word/2023/wordml/word16du" xmlns:w16sdtdh="http://schemas.microsoft.com/office/word/2020/wordml/sdtdatahash" xmlns:w16sdtfl="http://schemas.microsoft.com/office/word/2024/wordml/sdtformatlock" xmlns:w16se="http://schemas.microsoft.com/office/word/2015/wordml/symex" mc:Ignorable="w14 w15 w16se w16cid w16 w16cex w16sdtdh w16sdtfl w16du">
   <w:docDefaults>
     <w:rPrDefault>
@@ -13343,7 +11839,7 @@
 </w:styles>
 </file>
 
-<file path=word/theme/theme1.xml><?xml version="1.0" encoding="utf-8"?>
+<file path=word\theme\theme1.xml><?xml version="1.0" encoding="utf-8"?>
 <a:theme xmlns:a="http://schemas.openxmlformats.org/drawingml/2006/main" name="Office Theme">
   <a:themeElements>
     <a:clrScheme name="Office">
@@ -13638,348 +12134,181 @@
 </a:theme>
 </file>
 
-<file path=customXml/item1.xml><?xml version="1.0" encoding="utf-8"?>
-<ct:contentTypeSchema xmlns:ct="http://schemas.microsoft.com/office/2006/metadata/contentType" xmlns:ma="http://schemas.microsoft.com/office/2006/metadata/properties/metaAttributes" ct:_="" ma:_="" ma:contentTypeName="Document" ma:contentTypeID="0x01010002ADD259FDE2F445BE83DA447D930E27" ma:contentTypeVersion="17" ma:contentTypeDescription="Create a new document." ma:contentTypeScope="" ma:versionID="3f726f8c606e3b0b0bb53ea34e1d38e1">
-  <xsd:schema xmlns:xsd="http://www.w3.org/2001/XMLSchema" xmlns:xs="http://www.w3.org/2001/XMLSchema" xmlns:p="http://schemas.microsoft.com/office/2006/metadata/properties" xmlns:ns2="863ba5cc-d422-4b8f-b966-e0e4c0557a1a" xmlns:ns3="2ca8ada5-c074-4ef3-8850-5f936a1f648d" xmlns:ns4="06802a90-fa6f-4d9e-bbde-bd41c5cb4141" targetNamespace="http://schemas.microsoft.com/office/2006/metadata/properties" ma:root="true" ma:fieldsID="b0aa1f169966689f0f1e5a18a19e74f0" ns2:_="" ns3:_="" ns4:_="">
-    <xsd:import namespace="863ba5cc-d422-4b8f-b966-e0e4c0557a1a"/>
-    <xsd:import namespace="2ca8ada5-c074-4ef3-8850-5f936a1f648d"/>
-    <xsd:import namespace="06802a90-fa6f-4d9e-bbde-bd41c5cb4141"/>
-    <xsd:element name="properties">
-      <xsd:complexType>
-        <xsd:sequence>
-          <xsd:element name="documentManagement">
-            <xsd:complexType>
-              <xsd:all>
-                <xsd:element ref="ns2:SharedWithUsers" minOccurs="0"/>
-                <xsd:element ref="ns2:SharedWithDetails" minOccurs="0"/>
-                <xsd:element ref="ns3:MediaServiceMetadata" minOccurs="0"/>
-                <xsd:element ref="ns3:MediaServiceFastMetadata" minOccurs="0"/>
-                <xsd:element ref="ns3:MediaServiceDateTaken" minOccurs="0"/>
-                <xsd:element ref="ns3:MediaServiceAutoTags" minOccurs="0"/>
-                <xsd:element ref="ns3:MediaServiceGenerationTime" minOccurs="0"/>
-                <xsd:element ref="ns3:MediaServiceEventHashCode" minOccurs="0"/>
-                <xsd:element ref="ns3:MediaServiceOCR" minOccurs="0"/>
-                <xsd:element ref="ns3:MediaServiceLocation" minOccurs="0"/>
-                <xsd:element ref="ns3:LastModified" minOccurs="0"/>
-                <xsd:element ref="ns3:MediaServiceAutoKeyPoints" minOccurs="0"/>
-                <xsd:element ref="ns3:MediaServiceKeyPoints" minOccurs="0"/>
-                <xsd:element ref="ns3:MediaLengthInSeconds" minOccurs="0"/>
-                <xsd:element ref="ns3:lcf76f155ced4ddcb4097134ff3c332f" minOccurs="0"/>
-                <xsd:element ref="ns4:TaxCatchAll" minOccurs="0"/>
-              </xsd:all>
-            </xsd:complexType>
-          </xsd:element>
-        </xsd:sequence>
-      </xsd:complexType>
-    </xsd:element>
-  </xsd:schema>
-  <xsd:schema xmlns:xsd="http://www.w3.org/2001/XMLSchema" xmlns:xs="http://www.w3.org/2001/XMLSchema" xmlns:dms="http://schemas.microsoft.com/office/2006/documentManagement/types" xmlns:pc="http://schemas.microsoft.com/office/infopath/2007/PartnerControls" targetNamespace="863ba5cc-d422-4b8f-b966-e0e4c0557a1a" elementFormDefault="qualified">
-    <xsd:import namespace="http://schemas.microsoft.com/office/2006/documentManagement/types"/>
-    <xsd:import namespace="http://schemas.microsoft.com/office/infopath/2007/PartnerControls"/>
-    <xsd:element name="SharedWithUsers" ma:index="8" nillable="true" ma:displayName="Shared With" ma:internalName="SharedWithUsers" ma:readOnly="true">
-      <xsd:complexType>
-        <xsd:complexContent>
-          <xsd:extension base="dms:UserMulti">
-            <xsd:sequence>
-              <xsd:element name="UserInfo" minOccurs="0" maxOccurs="unbounded">
-                <xsd:complexType>
-                  <xsd:sequence>
-                    <xsd:element name="DisplayName" type="xsd:string" minOccurs="0"/>
-                    <xsd:element name="AccountId" type="dms:UserId" minOccurs="0" nillable="true"/>
-                    <xsd:element name="AccountType" type="xsd:string" minOccurs="0"/>
-                  </xsd:sequence>
-                </xsd:complexType>
-              </xsd:element>
-            </xsd:sequence>
-          </xsd:extension>
-        </xsd:complexContent>
-      </xsd:complexType>
-    </xsd:element>
-    <xsd:element name="SharedWithDetails" ma:index="9" nillable="true" ma:displayName="Shared With Details" ma:internalName="SharedWithDetails" ma:readOnly="true">
-      <xsd:simpleType>
-        <xsd:restriction base="dms:Note">
-          <xsd:maxLength value="255"/>
-        </xsd:restriction>
-      </xsd:simpleType>
-    </xsd:element>
-  </xsd:schema>
-  <xsd:schema xmlns:xsd="http://www.w3.org/2001/XMLSchema" xmlns:xs="http://www.w3.org/2001/XMLSchema" xmlns:dms="http://schemas.microsoft.com/office/2006/documentManagement/types" xmlns:pc="http://schemas.microsoft.com/office/infopath/2007/PartnerControls" targetNamespace="2ca8ada5-c074-4ef3-8850-5f936a1f648d" elementFormDefault="qualified">
-    <xsd:import namespace="http://schemas.microsoft.com/office/2006/documentManagement/types"/>
-    <xsd:import namespace="http://schemas.microsoft.com/office/infopath/2007/PartnerControls"/>
-    <xsd:element name="MediaServiceMetadata" ma:index="10" nillable="true" ma:displayName="MediaServiceMetadata" ma:hidden="true" ma:internalName="MediaServiceMetadata" ma:readOnly="true">
-      <xsd:simpleType>
-        <xsd:restriction base="dms:Note"/>
-      </xsd:simpleType>
-    </xsd:element>
-    <xsd:element name="MediaServiceFastMetadata" ma:index="11" nillable="true" ma:displayName="MediaServiceFastMetadata" ma:hidden="true" ma:internalName="MediaServiceFastMetadata" ma:readOnly="true">
-      <xsd:simpleType>
-        <xsd:restriction base="dms:Note"/>
-      </xsd:simpleType>
-    </xsd:element>
-    <xsd:element name="MediaServiceDateTaken" ma:index="12" nillable="true" ma:displayName="MediaServiceDateTaken" ma:hidden="true" ma:internalName="MediaServiceDateTaken" ma:readOnly="true">
-      <xsd:simpleType>
-        <xsd:restriction base="dms:Text"/>
-      </xsd:simpleType>
-    </xsd:element>
-    <xsd:element name="MediaServiceAutoTags" ma:index="13" nillable="true" ma:displayName="Tags" ma:internalName="MediaServiceAutoTags" ma:readOnly="true">
-      <xsd:simpleType>
-        <xsd:restriction base="dms:Text"/>
-      </xsd:simpleType>
-    </xsd:element>
-    <xsd:element name="MediaServiceGenerationTime" ma:index="14" nillable="true" ma:displayName="MediaServiceGenerationTime" ma:hidden="true" ma:internalName="MediaServiceGenerationTime" ma:readOnly="true">
-      <xsd:simpleType>
-        <xsd:restriction base="dms:Text"/>
-      </xsd:simpleType>
-    </xsd:element>
-    <xsd:element name="MediaServiceEventHashCode" ma:index="15" nillable="true" ma:displayName="MediaServiceEventHashCode" ma:hidden="true" ma:internalName="MediaServiceEventHashCode" ma:readOnly="true">
-      <xsd:simpleType>
-        <xsd:restriction base="dms:Text"/>
-      </xsd:simpleType>
-    </xsd:element>
-    <xsd:element name="MediaServiceOCR" ma:index="16" nillable="true" ma:displayName="Extracted Text" ma:internalName="MediaServiceOCR" ma:readOnly="true">
-      <xsd:simpleType>
-        <xsd:restriction base="dms:Note">
-          <xsd:maxLength value="255"/>
-        </xsd:restriction>
-      </xsd:simpleType>
-    </xsd:element>
-    <xsd:element name="MediaServiceLocation" ma:index="17" nillable="true" ma:displayName="Location" ma:internalName="MediaServiceLocation" ma:readOnly="true">
-      <xsd:simpleType>
-        <xsd:restriction base="dms:Text"/>
-      </xsd:simpleType>
-    </xsd:element>
-    <xsd:element name="LastModified" ma:index="18" nillable="true" ma:displayName="Last Modified" ma:format="Dropdown" ma:list="UserInfo" ma:SharePointGroup="0" ma:internalName="LastModified">
-      <xsd:complexType>
-        <xsd:complexContent>
-          <xsd:extension base="dms:User">
-            <xsd:sequence>
-              <xsd:element name="UserInfo" minOccurs="0" maxOccurs="unbounded">
-                <xsd:complexType>
-                  <xsd:sequence>
-                    <xsd:element name="DisplayName" type="xsd:string" minOccurs="0"/>
-                    <xsd:element name="AccountId" type="dms:UserId" minOccurs="0" nillable="true"/>
-                    <xsd:element name="AccountType" type="xsd:string" minOccurs="0"/>
-                  </xsd:sequence>
-                </xsd:complexType>
-              </xsd:element>
-            </xsd:sequence>
-          </xsd:extension>
-        </xsd:complexContent>
-      </xsd:complexType>
-    </xsd:element>
-    <xsd:element name="MediaServiceAutoKeyPoints" ma:index="19" nillable="true" ma:displayName="MediaServiceAutoKeyPoints" ma:hidden="true" ma:internalName="MediaServiceAutoKeyPoints" ma:readOnly="true">
-      <xsd:simpleType>
-        <xsd:restriction base="dms:Note"/>
-      </xsd:simpleType>
-    </xsd:element>
-    <xsd:element name="MediaServiceKeyPoints" ma:index="20" nillable="true" ma:displayName="KeyPoints" ma:internalName="MediaServiceKeyPoints" ma:readOnly="true">
-      <xsd:simpleType>
-        <xsd:restriction base="dms:Note">
-          <xsd:maxLength value="255"/>
-        </xsd:restriction>
-      </xsd:simpleType>
-    </xsd:element>
-    <xsd:element name="MediaLengthInSeconds" ma:index="21" nillable="true" ma:displayName="Length (seconds)" ma:internalName="MediaLengthInSeconds" ma:readOnly="true">
-      <xsd:simpleType>
-        <xsd:restriction base="dms:Unknown"/>
-      </xsd:simpleType>
-    </xsd:element>
-    <xsd:element name="lcf76f155ced4ddcb4097134ff3c332f" ma:index="23" nillable="true" ma:taxonomy="true" ma:internalName="lcf76f155ced4ddcb4097134ff3c332f" ma:taxonomyFieldName="MediaServiceImageTags" ma:displayName="Image Tags" ma:readOnly="false" ma:fieldId="{5cf76f15-5ced-4ddc-b409-7134ff3c332f}" ma:taxonomyMulti="true" ma:sspId="0a1c2543-c6a6-4b67-842a-71d0b6fa68ba" ma:termSetId="09814cd3-568e-fe90-9814-8d621ff8fb84" ma:anchorId="fba54fb3-c3e1-fe81-a776-ca4b69148c4d" ma:open="true" ma:isKeyword="false">
-      <xsd:complexType>
-        <xsd:sequence>
-          <xsd:element ref="pc:Terms" minOccurs="0" maxOccurs="1"/>
-        </xsd:sequence>
-      </xsd:complexType>
-    </xsd:element>
-  </xsd:schema>
-  <xsd:schema xmlns:xsd="http://www.w3.org/2001/XMLSchema" xmlns:xs="http://www.w3.org/2001/XMLSchema" xmlns:dms="http://schemas.microsoft.com/office/2006/documentManagement/types" xmlns:pc="http://schemas.microsoft.com/office/infopath/2007/PartnerControls" targetNamespace="06802a90-fa6f-4d9e-bbde-bd41c5cb4141" elementFormDefault="qualified">
-    <xsd:import namespace="http://schemas.microsoft.com/office/2006/documentManagement/types"/>
-    <xsd:import namespace="http://schemas.microsoft.com/office/infopath/2007/PartnerControls"/>
-    <xsd:element name="TaxCatchAll" ma:index="24" nillable="true" ma:displayName="Taxonomy Catch All Column" ma:hidden="true" ma:list="{25118cf1-0944-427a-91df-361517b29401}" ma:internalName="TaxCatchAll" ma:showField="CatchAllData" ma:web="06802a90-fa6f-4d9e-bbde-bd41c5cb4141">
-      <xsd:complexType>
-        <xsd:complexContent>
-          <xsd:extension base="dms:MultiChoiceLookup">
-            <xsd:sequence>
-              <xsd:element name="Value" type="dms:Lookup" maxOccurs="unbounded" minOccurs="0" nillable="true"/>
-            </xsd:sequence>
-          </xsd:extension>
-        </xsd:complexContent>
-      </xsd:complexType>
-    </xsd:element>
-  </xsd:schema>
-  <xsd:schema xmlns="http://schemas.openxmlformats.org/package/2006/metadata/core-properties" xmlns:xsd="http://www.w3.org/2001/XMLSchema" xmlns:xsi="http://www.w3.org/2001/XMLSchema-instance" xmlns:dc="http://purl.org/dc/elements/1.1/" xmlns:dcterms="http://purl.org/dc/terms/" xmlns:odoc="http://schemas.microsoft.com/internal/obd" targetNamespace="http://schemas.openxmlformats.org/package/2006/metadata/core-properties" elementFormDefault="qualified" attributeFormDefault="unqualified" blockDefault="#all">
-    <xsd:import namespace="http://purl.org/dc/elements/1.1/" schemaLocation="http://dublincore.org/schemas/xmls/qdc/2003/04/02/dc.xsd"/>
-    <xsd:import namespace="http://purl.org/dc/terms/" schemaLocation="http://dublincore.org/schemas/xmls/qdc/2003/04/02/dcterms.xsd"/>
-    <xsd:element name="coreProperties" type="CT_coreProperties"/>
-    <xsd:complexType name="CT_coreProperties">
-      <xsd:all>
-        <xsd:element ref="dc:creator" minOccurs="0" maxOccurs="1"/>
-        <xsd:element ref="dcterms:created" minOccurs="0" maxOccurs="1"/>
-        <xsd:element ref="dc:identifier" minOccurs="0" maxOccurs="1"/>
-        <xsd:element name="contentType" minOccurs="0" maxOccurs="1" type="xsd:string" ma:index="0" ma:displayName="Content Type"/>
-        <xsd:element ref="dc:title" minOccurs="0" maxOccurs="1" ma:index="4" ma:displayName="Title"/>
-        <xsd:element ref="dc:subject" minOccurs="0" maxOccurs="1"/>
-        <xsd:element ref="dc:description" minOccurs="0" maxOccurs="1"/>
-        <xsd:element name="keywords" minOccurs="0" maxOccurs="1" type="xsd:string"/>
-        <xsd:element ref="dc:language" minOccurs="0" maxOccurs="1"/>
-        <xsd:element name="category" minOccurs="0" maxOccurs="1" type="xsd:string"/>
-        <xsd:element name="version" minOccurs="0" maxOccurs="1" type="xsd:string"/>
-        <xsd:element name="revision" minOccurs="0" maxOccurs="1" type="xsd:string">
-          <xsd:annotation>
-            <xsd:documentation>
-                        This value indicates the number of saves or revisions. The application is responsible for updating this value after each revision.
-                    </xsd:documentation>
-          </xsd:annotation>
-        </xsd:element>
-        <xsd:element name="lastModifiedBy" minOccurs="0" maxOccurs="1" type="xsd:string"/>
-        <xsd:element ref="dcterms:modified" minOccurs="0" maxOccurs="1"/>
-        <xsd:element name="contentStatus" minOccurs="0" maxOccurs="1" type="xsd:string"/>
-      </xsd:all>
-    </xsd:complexType>
-  </xsd:schema>
-  <xs:schema xmlns:pc="http://schemas.microsoft.com/office/infopath/2007/PartnerControls" xmlns:xs="http://www.w3.org/2001/XMLSchema" targetNamespace="http://schemas.microsoft.com/office/infopath/2007/PartnerControls" elementFormDefault="qualified" attributeFormDefault="unqualified">
-    <xs:element name="Person">
-      <xs:complexType>
-        <xs:sequence>
-          <xs:element ref="pc:DisplayName" minOccurs="0"/>
-          <xs:element ref="pc:AccountId" minOccurs="0"/>
-          <xs:element ref="pc:AccountType" minOccurs="0"/>
-        </xs:sequence>
-      </xs:complexType>
-    </xs:element>
-    <xs:element name="DisplayName" type="xs:string"/>
-    <xs:element name="AccountId" type="xs:string"/>
-    <xs:element name="AccountType" type="xs:string"/>
-    <xs:element name="BDCAssociatedEntity">
-      <xs:complexType>
-        <xs:sequence>
-          <xs:element ref="pc:BDCEntity" minOccurs="0" maxOccurs="unbounded"/>
-        </xs:sequence>
-        <xs:attribute ref="pc:EntityNamespace"/>
-        <xs:attribute ref="pc:EntityName"/>
-        <xs:attribute ref="pc:SystemInstanceName"/>
-        <xs:attribute ref="pc:AssociationName"/>
-      </xs:complexType>
-    </xs:element>
-    <xs:attribute name="EntityNamespace" type="xs:string"/>
-    <xs:attribute name="EntityName" type="xs:string"/>
-    <xs:attribute name="SystemInstanceName" type="xs:string"/>
-    <xs:attribute name="AssociationName" type="xs:string"/>
-    <xs:element name="BDCEntity">
-      <xs:complexType>
-        <xs:sequence>
-          <xs:element ref="pc:EntityDisplayName" minOccurs="0"/>
-          <xs:element ref="pc:EntityInstanceReference" minOccurs="0"/>
-          <xs:element ref="pc:EntityId1" minOccurs="0"/>
-          <xs:element ref="pc:EntityId2" minOccurs="0"/>
-          <xs:element ref="pc:EntityId3" minOccurs="0"/>
-          <xs:element ref="pc:EntityId4" minOccurs="0"/>
-          <xs:element ref="pc:EntityId5" minOccurs="0"/>
-        </xs:sequence>
-      </xs:complexType>
-    </xs:element>
-    <xs:element name="EntityDisplayName" type="xs:string"/>
-    <xs:element name="EntityInstanceReference" type="xs:string"/>
-    <xs:element name="EntityId1" type="xs:string"/>
-    <xs:element name="EntityId2" type="xs:string"/>
-    <xs:element name="EntityId3" type="xs:string"/>
-    <xs:element name="EntityId4" type="xs:string"/>
-    <xs:element name="EntityId5" type="xs:string"/>
-    <xs:element name="Terms">
-      <xs:complexType>
-        <xs:sequence>
-          <xs:element ref="pc:TermInfo" minOccurs="0" maxOccurs="unbounded"/>
-        </xs:sequence>
-      </xs:complexType>
-    </xs:element>
-    <xs:element name="TermInfo">
-      <xs:complexType>
-        <xs:sequence>
-          <xs:element ref="pc:TermName" minOccurs="0"/>
-          <xs:element ref="pc:TermId" minOccurs="0"/>
-        </xs:sequence>
-      </xs:complexType>
-    </xs:element>
-    <xs:element name="TermName" type="xs:string"/>
-    <xs:element name="TermId" type="xs:string"/>
-  </xs:schema>
-</ct:contentTypeSchema>
-</file>
-
-<file path=customXml/item2.xml><?xml version="1.0" encoding="utf-8"?>
-<b:Sources xmlns:b="http://schemas.openxmlformats.org/officeDocument/2006/bibliography" xmlns="http://schemas.openxmlformats.org/officeDocument/2006/bibliography" SelectedStyle="\APASixthEditionOfficeOnline.xsl" StyleName="APA" Version="6"/>
-</file>
-
-<file path=customXml/item3.xml><?xml version="1.0" encoding="utf-8"?>
-<p:properties xmlns:p="http://schemas.microsoft.com/office/2006/metadata/properties" xmlns:xsi="http://www.w3.org/2001/XMLSchema-instance" xmlns:pc="http://schemas.microsoft.com/office/infopath/2007/PartnerControls">
-  <documentManagement>
-    <LastModified xmlns="2ca8ada5-c074-4ef3-8850-5f936a1f648d">
-      <UserInfo>
-        <DisplayName/>
-        <AccountId xsi:nil="true"/>
-        <AccountType/>
-      </UserInfo>
-    </LastModified>
-    <TaxCatchAll xmlns="06802a90-fa6f-4d9e-bbde-bd41c5cb4141" xsi:nil="true"/>
-    <lcf76f155ced4ddcb4097134ff3c332f xmlns="2ca8ada5-c074-4ef3-8850-5f936a1f648d">
-      <Terms xmlns="http://schemas.microsoft.com/office/infopath/2007/PartnerControls"/>
-    </lcf76f155ced4ddcb4097134ff3c332f>
-  </documentManagement>
-</p:properties>
-</file>
-
-<file path=customXml/item4.xml><?xml version="1.0" encoding="utf-8"?>
-<?mso-contentType ?>
-<FormTemplates xmlns="http://schemas.microsoft.com/sharepoint/v3/contenttype/forms">
-  <Display>DocumentLibraryForm</Display>
-  <Edit>DocumentLibraryForm</Edit>
-  <New>DocumentLibraryForm</New>
-</FormTemplates>
-</file>
-
-<file path=customXml/itemProps1.xml><?xml version="1.0" encoding="utf-8"?>
-<ds:datastoreItem xmlns:ds="http://schemas.openxmlformats.org/officeDocument/2006/customXml" ds:itemID="{D2760263-5D4E-451C-8489-73D4711D1243}">
-  <ds:schemaRefs>
-    <ds:schemaRef ds:uri="http://schemas.microsoft.com/office/2006/metadata/contentType"/>
-    <ds:schemaRef ds:uri="http://schemas.microsoft.com/office/2006/metadata/properties/metaAttributes"/>
-    <ds:schemaRef ds:uri="http://www.w3.org/2001/XMLSchema"/>
-    <ds:schemaRef ds:uri="http://schemas.microsoft.com/office/2006/metadata/properties"/>
-    <ds:schemaRef ds:uri="863ba5cc-d422-4b8f-b966-e0e4c0557a1a"/>
-    <ds:schemaRef ds:uri="2ca8ada5-c074-4ef3-8850-5f936a1f648d"/>
-    <ds:schemaRef ds:uri="06802a90-fa6f-4d9e-bbde-bd41c5cb4141"/>
-    <ds:schemaRef ds:uri="http://schemas.microsoft.com/office/2006/documentManagement/types"/>
-    <ds:schemaRef ds:uri="http://schemas.microsoft.com/office/infopath/2007/PartnerControls"/>
-    <ds:schemaRef ds:uri="http://schemas.openxmlformats.org/package/2006/metadata/core-properties"/>
-    <ds:schemaRef ds:uri="http://purl.org/dc/elements/1.1/"/>
-    <ds:schemaRef ds:uri="http://purl.org/dc/terms/"/>
-    <ds:schemaRef ds:uri="http://schemas.microsoft.com/internal/obd"/>
-  </ds:schemaRefs>
-</ds:datastoreItem>
-</file>
-
-<file path=customXml/itemProps2.xml><?xml version="1.0" encoding="utf-8"?>
-<ds:datastoreItem xmlns:ds="http://schemas.openxmlformats.org/officeDocument/2006/customXml" ds:itemID="{73FD2FF9-4AAF-489F-A7B2-E8D4B9B1306D}">
-  <ds:schemaRefs>
-    <ds:schemaRef ds:uri="http://schemas.openxmlformats.org/officeDocument/2006/bibliography"/>
-  </ds:schemaRefs>
-</ds:datastoreItem>
-</file>
-
-<file path=customXml/itemProps3.xml><?xml version="1.0" encoding="utf-8"?>
-<ds:datastoreItem xmlns:ds="http://schemas.openxmlformats.org/officeDocument/2006/customXml" ds:itemID="{2ECCDEDB-4F00-4EF2-96B8-4A5D9049F088}">
-  <ds:schemaRefs>
-    <ds:schemaRef ds:uri="http://schemas.microsoft.com/office/2006/metadata/properties"/>
-    <ds:schemaRef ds:uri="http://schemas.microsoft.com/office/infopath/2007/PartnerControls"/>
-    <ds:schemaRef ds:uri="2ca8ada5-c074-4ef3-8850-5f936a1f648d"/>
-    <ds:schemaRef ds:uri="06802a90-fa6f-4d9e-bbde-bd41c5cb4141"/>
-  </ds:schemaRefs>
-</ds:datastoreItem>
-</file>
-
-<file path=customXml/itemProps4.xml><?xml version="1.0" encoding="utf-8"?>
-<ds:datastoreItem xmlns:ds="http://schemas.openxmlformats.org/officeDocument/2006/customXml" ds:itemID="{CD8F71A6-5C13-4BBC-815E-EC99EADF94DA}">
-  <ds:schemaRefs>
-    <ds:schemaRef ds:uri="http://schemas.microsoft.com/sharepoint/v3/contenttype/forms"/>
-  </ds:schemaRefs>
-</ds:datastoreItem>
+<file path=word\webSettings.xml><?xml version="1.0" encoding="utf-8"?>
+<w:webSettings xmlns:mc="http://schemas.openxmlformats.org/markup-compatibility/2006" xmlns:r="http://schemas.openxmlformats.org/officeDocument/2006/relationships" xmlns:w="http://schemas.openxmlformats.org/wordprocessingml/2006/main" xmlns:w14="http://schemas.microsoft.com/office/word/2010/wordml" xmlns:w15="http://schemas.microsoft.com/office/word/2012/wordml" xmlns:w16cex="http://schemas.microsoft.com/office/word/2018/wordml/cex" xmlns:w16cid="http://schemas.microsoft.com/office/word/2016/wordml/cid" xmlns:w16="http://schemas.microsoft.com/office/word/2018/wordml" xmlns:w16du="http://schemas.microsoft.com/office/word/2023/wordml/word16du" xmlns:w16sdtdh="http://schemas.microsoft.com/office/word/2020/wordml/sdtdatahash" xmlns:w16sdtfl="http://schemas.microsoft.com/office/word/2024/wordml/sdtformatlock" xmlns:w16se="http://schemas.microsoft.com/office/word/2015/wordml/symex" mc:Ignorable="w14 w15 w16se w16cid w16 w16cex w16sdtdh w16sdtfl w16du">
+  <w:divs>
+    <w:div w:id="113332030">
+      <w:bodyDiv w:val="1"/>
+      <w:marLeft w:val="0"/>
+      <w:marRight w:val="0"/>
+      <w:marTop w:val="0"/>
+      <w:marBottom w:val="0"/>
+      <w:divBdr>
+        <w:top w:val="none" w:sz="0" w:space="0" w:color="auto"/>
+        <w:left w:val="none" w:sz="0" w:space="0" w:color="auto"/>
+        <w:bottom w:val="none" w:sz="0" w:space="0" w:color="auto"/>
+        <w:right w:val="none" w:sz="0" w:space="0" w:color="auto"/>
+      </w:divBdr>
+    </w:div>
+    <w:div w:id="137575641">
+      <w:bodyDiv w:val="1"/>
+      <w:marLeft w:val="0"/>
+      <w:marRight w:val="0"/>
+      <w:marTop w:val="0"/>
+      <w:marBottom w:val="0"/>
+      <w:divBdr>
+        <w:top w:val="none" w:sz="0" w:space="0" w:color="auto"/>
+        <w:left w:val="none" w:sz="0" w:space="0" w:color="auto"/>
+        <w:bottom w:val="none" w:sz="0" w:space="0" w:color="auto"/>
+        <w:right w:val="none" w:sz="0" w:space="0" w:color="auto"/>
+      </w:divBdr>
+    </w:div>
+    <w:div w:id="260723248">
+      <w:bodyDiv w:val="1"/>
+      <w:marLeft w:val="0"/>
+      <w:marRight w:val="0"/>
+      <w:marTop w:val="0"/>
+      <w:marBottom w:val="0"/>
+      <w:divBdr>
+        <w:top w:val="none" w:sz="0" w:space="0" w:color="auto"/>
+        <w:left w:val="none" w:sz="0" w:space="0" w:color="auto"/>
+        <w:bottom w:val="none" w:sz="0" w:space="0" w:color="auto"/>
+        <w:right w:val="none" w:sz="0" w:space="0" w:color="auto"/>
+      </w:divBdr>
+    </w:div>
+    <w:div w:id="291595746">
+      <w:bodyDiv w:val="1"/>
+      <w:marLeft w:val="0"/>
+      <w:marRight w:val="0"/>
+      <w:marTop w:val="0"/>
+      <w:marBottom w:val="0"/>
+      <w:divBdr>
+        <w:top w:val="none" w:sz="0" w:space="0" w:color="auto"/>
+        <w:left w:val="none" w:sz="0" w:space="0" w:color="auto"/>
+        <w:bottom w:val="none" w:sz="0" w:space="0" w:color="auto"/>
+        <w:right w:val="none" w:sz="0" w:space="0" w:color="auto"/>
+      </w:divBdr>
+    </w:div>
+    <w:div w:id="390226636">
+      <w:bodyDiv w:val="1"/>
+      <w:marLeft w:val="0"/>
+      <w:marRight w:val="0"/>
+      <w:marTop w:val="0"/>
+      <w:marBottom w:val="0"/>
+      <w:divBdr>
+        <w:top w:val="none" w:sz="0" w:space="0" w:color="auto"/>
+        <w:left w:val="none" w:sz="0" w:space="0" w:color="auto"/>
+        <w:bottom w:val="none" w:sz="0" w:space="0" w:color="auto"/>
+        <w:right w:val="none" w:sz="0" w:space="0" w:color="auto"/>
+      </w:divBdr>
+    </w:div>
+    <w:div w:id="450124688">
+      <w:bodyDiv w:val="1"/>
+      <w:marLeft w:val="0"/>
+      <w:marRight w:val="0"/>
+      <w:marTop w:val="0"/>
+      <w:marBottom w:val="0"/>
+      <w:divBdr>
+        <w:top w:val="none" w:sz="0" w:space="0" w:color="auto"/>
+        <w:left w:val="none" w:sz="0" w:space="0" w:color="auto"/>
+        <w:bottom w:val="none" w:sz="0" w:space="0" w:color="auto"/>
+        <w:right w:val="none" w:sz="0" w:space="0" w:color="auto"/>
+      </w:divBdr>
+    </w:div>
+    <w:div w:id="596716004">
+      <w:bodyDiv w:val="1"/>
+      <w:marLeft w:val="0"/>
+      <w:marRight w:val="0"/>
+      <w:marTop w:val="0"/>
+      <w:marBottom w:val="0"/>
+      <w:divBdr>
+        <w:top w:val="none" w:sz="0" w:space="0" w:color="auto"/>
+        <w:left w:val="none" w:sz="0" w:space="0" w:color="auto"/>
+        <w:bottom w:val="none" w:sz="0" w:space="0" w:color="auto"/>
+        <w:right w:val="none" w:sz="0" w:space="0" w:color="auto"/>
+      </w:divBdr>
+    </w:div>
+    <w:div w:id="722950760">
+      <w:bodyDiv w:val="1"/>
+      <w:marLeft w:val="0"/>
+      <w:marRight w:val="0"/>
+      <w:marTop w:val="0"/>
+      <w:marBottom w:val="0"/>
+      <w:divBdr>
+        <w:top w:val="none" w:sz="0" w:space="0" w:color="auto"/>
+        <w:left w:val="none" w:sz="0" w:space="0" w:color="auto"/>
+        <w:bottom w:val="none" w:sz="0" w:space="0" w:color="auto"/>
+        <w:right w:val="none" w:sz="0" w:space="0" w:color="auto"/>
+      </w:divBdr>
+    </w:div>
+    <w:div w:id="1446734607">
+      <w:bodyDiv w:val="1"/>
+      <w:marLeft w:val="0"/>
+      <w:marRight w:val="0"/>
+      <w:marTop w:val="0"/>
+      <w:marBottom w:val="0"/>
+      <w:divBdr>
+        <w:top w:val="none" w:sz="0" w:space="0" w:color="auto"/>
+        <w:left w:val="none" w:sz="0" w:space="0" w:color="auto"/>
+        <w:bottom w:val="none" w:sz="0" w:space="0" w:color="auto"/>
+        <w:right w:val="none" w:sz="0" w:space="0" w:color="auto"/>
+      </w:divBdr>
+    </w:div>
+    <w:div w:id="1491797167">
+      <w:bodyDiv w:val="1"/>
+      <w:marLeft w:val="0"/>
+      <w:marRight w:val="0"/>
+      <w:marTop w:val="0"/>
+      <w:marBottom w:val="0"/>
+      <w:divBdr>
+        <w:top w:val="none" w:sz="0" w:space="0" w:color="auto"/>
+        <w:left w:val="none" w:sz="0" w:space="0" w:color="auto"/>
+        <w:bottom w:val="none" w:sz="0" w:space="0" w:color="auto"/>
+        <w:right w:val="none" w:sz="0" w:space="0" w:color="auto"/>
+      </w:divBdr>
+    </w:div>
+    <w:div w:id="1587425371">
+      <w:bodyDiv w:val="1"/>
+      <w:marLeft w:val="0"/>
+      <w:marRight w:val="0"/>
+      <w:marTop w:val="0"/>
+      <w:marBottom w:val="0"/>
+      <w:divBdr>
+        <w:top w:val="none" w:sz="0" w:space="0" w:color="auto"/>
+        <w:left w:val="none" w:sz="0" w:space="0" w:color="auto"/>
+        <w:bottom w:val="none" w:sz="0" w:space="0" w:color="auto"/>
+        <w:right w:val="none" w:sz="0" w:space="0" w:color="auto"/>
+      </w:divBdr>
+    </w:div>
+    <w:div w:id="1635981554">
+      <w:bodyDiv w:val="1"/>
+      <w:marLeft w:val="0"/>
+      <w:marRight w:val="0"/>
+      <w:marTop w:val="0"/>
+      <w:marBottom w:val="0"/>
+      <w:divBdr>
+        <w:top w:val="none" w:sz="0" w:space="0" w:color="auto"/>
+        <w:left w:val="none" w:sz="0" w:space="0" w:color="auto"/>
+        <w:bottom w:val="none" w:sz="0" w:space="0" w:color="auto"/>
+        <w:right w:val="none" w:sz="0" w:space="0" w:color="auto"/>
+      </w:divBdr>
+    </w:div>
+    <w:div w:id="1883471853">
+      <w:bodyDiv w:val="1"/>
+      <w:marLeft w:val="0"/>
+      <w:marRight w:val="0"/>
+      <w:marTop w:val="0"/>
+      <w:marBottom w:val="0"/>
+      <w:divBdr>
+        <w:top w:val="none" w:sz="0" w:space="0" w:color="auto"/>
+        <w:left w:val="none" w:sz="0" w:space="0" w:color="auto"/>
+        <w:bottom w:val="none" w:sz="0" w:space="0" w:color="auto"/>
+        <w:right w:val="none" w:sz="0" w:space="0" w:color="auto"/>
+      </w:divBdr>
+    </w:div>
+  </w:divs>
+  <w:optimizeForBrowser/>
+  <w:relyOnVML/>
+  <w:allowPNG/>
+</w:webSettings>
 </file>
--- a/public/templates/mclerts-template-3.docx
+++ b/public/templates/mclerts-template-3.docx
@@ -2978,11 +2978,7 @@
         <w:t>aintenance</w:t>
       </w:r>
     </w:p>
-    <w:p>
-      <w:r>
-        <w:br w:type="page"/>
-      </w:r>
-    </w:p>
+    <w:p/>
     <w:p>
       <w:pPr>
         <w:rPr>
